--- a/downloads/student/ai-6-week-02.docx
+++ b/downloads/student/ai-6-week-02.docx
@@ -767,6 +767,16 @@
     <w:p>
       <w:r>
         <w:t>A drawing needs comparison with actual traces; it does not prove the implementation follows the arrows.</w:t>
+      </w:r>
+    </w:p>
+    <w:p>
+      <w:r>
+        <w:t>Read the labelled picture: Label what moves along the library request, retrieval and drafting arrows. Where does 17:30 come from, and why must the service stop if the retrieval arrow is disconnected?</w:t>
+      </w:r>
+    </w:p>
+    <w:p>
+      <w:r>
+        <w:t>Change one thing: Disconnect retrieval from the application. Predict the result before checking the explanation. What remains the same?</w:t>
       </w:r>
     </w:p>
     <w:p>
@@ -1865,6 +1875,187 @@
         <w:t>Attempt the independent case before hints. Record whether you worked alone, used a hint or followed a model. After feedback, fix the first unsupported step and explain why it changed. A later check uses a changed case, not a copied answer.</w:t>
       </w:r>
     </w:p>
+    <w:p>
+      <w:pPr>
+        <w:pStyle w:val="Heading1"/>
+      </w:pPr>
+      <w:r>
+        <w:t>15. Your lesson route</w:t>
+      </w:r>
+    </w:p>
+    <w:p>
+      <w:r>
+        <w:t>Start with this question: Four boxes for a library reply. A learner asks when the map room closes. Follow the request through the service.</w:t>
+      </w:r>
+    </w:p>
+    <w:tbl>
+      <w:tblPr>
+        <w:tblStyle w:val="LightShading-Accent1"/>
+        <w:tblW w:type="auto" w:w="0"/>
+        <w:tblLook w:firstColumn="1" w:firstRow="1" w:lastColumn="0" w:lastRow="0" w:noHBand="0" w:noVBand="1" w:val="04A0"/>
+      </w:tblPr>
+      <w:tblGrid>
+        <w:gridCol w:w="5112"/>
+        <w:gridCol w:w="5112"/>
+      </w:tblGrid>
+      <w:tr>
+        <w:trPr>
+          <w:tblHeader/>
+        </w:trPr>
+        <w:tc>
+          <w:tcPr>
+            <w:tcW w:type="dxa" w:w="5112"/>
+          </w:tcPr>
+          <w:p>
+            <w:r>
+              <w:t>By the end, I can</w:t>
+            </w:r>
+          </w:p>
+        </w:tc>
+        <w:tc>
+          <w:tcPr>
+            <w:tcW w:type="dxa" w:w="5112"/>
+          </w:tcPr>
+          <w:p>
+            <w:r>
+              <w:t>How I will show it</w:t>
+            </w:r>
+          </w:p>
+        </w:tc>
+      </w:tr>
+      <w:tr>
+        <w:tc>
+          <w:tcPr>
+            <w:tcW w:type="dxa" w:w="5112"/>
+          </w:tcPr>
+          <w:p>
+            <w:r>
+              <w:t>Explain the mechanism and terminology of architecture and data flow</w:t>
+            </w:r>
+          </w:p>
+        </w:tc>
+        <w:tc>
+          <w:tcPr>
+            <w:tcW w:type="dxa" w:w="5112"/>
+          </w:tcPr>
+          <w:p>
+            <w:r>
+              <w:t>Explain the deciding step, show a trace or test, and state one limit.</w:t>
+            </w:r>
+          </w:p>
+        </w:tc>
+      </w:tr>
+      <w:tr>
+        <w:tc>
+          <w:tcPr>
+            <w:tcW w:type="dxa" w:w="5112"/>
+          </w:tcPr>
+          <w:p>
+            <w:r>
+              <w:t>Apply the stated procedure to a new case with a traceable result</w:t>
+            </w:r>
+          </w:p>
+        </w:tc>
+        <w:tc>
+          <w:tcPr>
+            <w:tcW w:type="dxa" w:w="5112"/>
+          </w:tcPr>
+          <w:p>
+            <w:r>
+              <w:t>Explain the deciding step, show a trace or test, and state one limit.</w:t>
+            </w:r>
+          </w:p>
+        </w:tc>
+      </w:tr>
+      <w:tr>
+        <w:tc>
+          <w:tcPr>
+            <w:tcW w:type="dxa" w:w="5112"/>
+          </w:tcPr>
+          <w:p>
+            <w:r>
+              <w:t>Identify an assumption or limitation and design a revealing follow-up</w:t>
+            </w:r>
+          </w:p>
+        </w:tc>
+        <w:tc>
+          <w:tcPr>
+            <w:tcW w:type="dxa" w:w="5112"/>
+          </w:tcPr>
+          <w:p>
+            <w:r>
+              <w:t>Explain the deciding step, show a trace or test, and state one limit.</w:t>
+            </w:r>
+          </w:p>
+        </w:tc>
+      </w:tr>
+    </w:tbl>
+    <w:p>
+      <w:r>
+        <w:t>Remember → watch and explain → try with help → investigate → try independently → keep project evidence. Your teacher may spread this lesson across several classes.</w:t>
+      </w:r>
+    </w:p>
+    <w:p>
+      <w:r>
+        <w:t>Keep your first prediction. Compare it with what the evidence shows and explain any change.</w:t>
+      </w:r>
+    </w:p>
+    <w:p>
+      <w:pPr>
+        <w:pStyle w:val="Heading1"/>
+      </w:pPr>
+      <w:r>
+        <w:t>16. Finish and return</w:t>
+      </w:r>
+    </w:p>
+    <w:p>
+      <w:r>
+        <w:t>Close your notes. Explain this goal in your own words: Explain the mechanism and terminology of architecture and data flow</w:t>
+      </w:r>
+    </w:p>
+    <w:p>
+      <w:pPr>
+        <w:pStyle w:val="Heading3"/>
+      </w:pPr>
+      <w:r>
+        <w:t>My deciding step, evidence and one remaining question</w:t>
+      </w:r>
+    </w:p>
+    <w:p>
+      <w:r>
+        <w:t>________________________________________________________________</w:t>
+      </w:r>
+    </w:p>
+    <w:p>
+      <w:r>
+        <w:t>________________________________________________________________</w:t>
+      </w:r>
+    </w:p>
+    <w:p>
+      <w:r>
+        <w:t>________________________________________________________________</w:t>
+      </w:r>
+    </w:p>
+    <w:p>
+      <w:r>
+        <w:t>________________________________________________________________</w:t>
+      </w:r>
+    </w:p>
+    <w:p>
+      <w:r>
+        <w:t>________________________________________________________________</w:t>
+      </w:r>
+    </w:p>
+    <w:p>
+      <w:r>
+        <w:t>If you are unsure, return to the worked picture and explain one arrow. If you are ready, change an input or assumption and justify your prediction.</w:t>
+      </w:r>
+    </w:p>
+    <w:p>
+      <w:r>
+        <w:t>Save your workbook evidence. At the next review, try a different case before opening your old answer.</w:t>
+      </w:r>
+    </w:p>
     <w:sectPr>
       <w:pgSz w:w="12240" w:h="15840"/>
       <w:pgMar w:top="936" w:right="1008" w:bottom="936" w:left="1008" w:header="720" w:footer="720" w:gutter="0"/>

--- a/downloads/student/ai-6-week-02.docx
+++ b/downloads/student/ai-6-week-02.docx
@@ -2056,6 +2056,192 @@
         <w:t>Save your workbook evidence. At the next review, try a different case before opening your old answer.</w:t>
       </w:r>
     </w:p>
+    <w:p>
+      <w:pPr>
+        <w:pStyle w:val="Heading1"/>
+      </w:pPr>
+      <w:r>
+        <w:t>17. Supported practice, repair and portfolio</w:t>
+      </w:r>
+    </w:p>
+    <w:p>
+      <w:r>
+        <w:t>Use this supported practice once, in the browser or on paper. Keep the reserved independent assessment for a separate first attempt before teacher feedback.</w:t>
+      </w:r>
+    </w:p>
+    <w:p>
+      <w:r>
+        <w:t>Four boxes for a library reply. A learner asks when the map room closes. Follow the request through the service.</w:t>
+      </w:r>
+    </w:p>
+    <w:p>
+      <w:pPr>
+        <w:pStyle w:val="Heading3"/>
+      </w:pPr>
+      <w:r>
+        <w:t>Practice 1: explain the deciding evidence</w:t>
+      </w:r>
+    </w:p>
+    <w:p>
+      <w:r>
+        <w:t>Which labelled step matches this detail? A draft cites R and states 17:30; validation checks agreement before returning it.</w:t>
+      </w:r>
+    </w:p>
+    <w:p>
+      <w:r>
+        <w:t>1. Retrieve R</w:t>
+      </w:r>
+    </w:p>
+    <w:p>
+      <w:r>
+        <w:t>2. Draft and check</w:t>
+      </w:r>
+    </w:p>
+    <w:p>
+      <w:r>
+        <w:t>3. Receive question</w:t>
+      </w:r>
+    </w:p>
+    <w:p>
+      <w:pPr>
+        <w:pStyle w:val="Heading3"/>
+      </w:pPr>
+      <w:r>
+        <w:t>My selected conclusion, deciding fact and explanation</w:t>
+      </w:r>
+    </w:p>
+    <w:p>
+      <w:r>
+        <w:t>________________________________________________________________</w:t>
+      </w:r>
+    </w:p>
+    <w:p>
+      <w:r>
+        <w:t>________________________________________________________________</w:t>
+      </w:r>
+    </w:p>
+    <w:p>
+      <w:r>
+        <w:t>________________________________________________________________</w:t>
+      </w:r>
+    </w:p>
+    <w:p>
+      <w:r>
+        <w:t>________________________________________________________________</w:t>
+      </w:r>
+    </w:p>
+    <w:p>
+      <w:r>
+        <w:t>________________________________________________________________</w:t>
+      </w:r>
+    </w:p>
+    <w:p>
+      <w:r>
+        <w:t>Hint if needed: Read the steps in the pictorial case. Match the supplied detail to the stage that performs or records it.</w:t>
+      </w:r>
+    </w:p>
+    <w:p>
+      <w:r>
+        <w:t>After your attempt, compare with the supported explanation: Draft and check A draft cites R and states 17:30; validation checks agreement before returning it. An architecture assigns responsibilities and carries data between components. Retrieval provides evidence; drafting supplies wording.</w:t>
+      </w:r>
+    </w:p>
+    <w:p>
+      <w:pPr>
+        <w:pStyle w:val="Heading3"/>
+      </w:pPr>
+      <w:r>
+        <w:t>Practice 2: explain the deciding evidence</w:t>
+      </w:r>
+    </w:p>
+    <w:p>
+      <w:r>
+        <w:t>Changed-case practice: Disconnect retrieval from the application. Which conclusion is supported by the supplied facts?</w:t>
+      </w:r>
+    </w:p>
+    <w:p>
+      <w:r>
+        <w:t>1. Return review status rather than inventing a time.</w:t>
+      </w:r>
+    </w:p>
+    <w:p>
+      <w:r>
+        <w:t>2. This one example guarantees correct results for every future input.</w:t>
+      </w:r>
+    </w:p>
+    <w:p>
+      <w:r>
+        <w:t>3. We can decide the result without examining the changed input or the procedure.</w:t>
+      </w:r>
+    </w:p>
+    <w:p>
+      <w:pPr>
+        <w:pStyle w:val="Heading3"/>
+      </w:pPr>
+      <w:r>
+        <w:t>My selected conclusion, deciding fact and explanation</w:t>
+      </w:r>
+    </w:p>
+    <w:p>
+      <w:r>
+        <w:t>________________________________________________________________</w:t>
+      </w:r>
+    </w:p>
+    <w:p>
+      <w:r>
+        <w:t>________________________________________________________________</w:t>
+      </w:r>
+    </w:p>
+    <w:p>
+      <w:r>
+        <w:t>________________________________________________________________</w:t>
+      </w:r>
+    </w:p>
+    <w:p>
+      <w:r>
+        <w:t>________________________________________________________________</w:t>
+      </w:r>
+    </w:p>
+    <w:p>
+      <w:r>
+        <w:t>________________________________________________________________</w:t>
+      </w:r>
+    </w:p>
+    <w:p>
+      <w:r>
+        <w:t>Hint if needed: Use the changed condition and the deciding step in the pictorial trace. The answer must say what follows from those facts.</w:t>
+      </w:r>
+    </w:p>
+    <w:p>
+      <w:r>
+        <w:t>After your attempt, compare with the supported explanation: Return review status rather than inventing a time. The supported-answer path lacks its required evidence input.</w:t>
+      </w:r>
+    </w:p>
+    <w:p>
+      <w:pPr>
+        <w:pStyle w:val="Heading3"/>
+      </w:pPr>
+      <w:r>
+        <w:t>Repair a missing building block</w:t>
+      </w:r>
+    </w:p>
+    <w:p>
+      <w:r>
+        <w:t>Review Requirements and service boundaries (ai-6/1). Goal: Explain the mechanism and terminology of requirements and service boundaries. Short practice: Split the museum visitor’s request into two operations. Which can the service perform for P, and what happens to each operation when Q has no approved card?. Return to this week and explain what you changed.</w:t>
+      </w:r>
+    </w:p>
+    <w:p>
+      <w:pPr>
+        <w:pStyle w:val="Heading3"/>
+      </w:pPr>
+      <w:r>
+        <w:t>Keep your completed work</w:t>
+      </w:r>
+    </w:p>
+    <w:p>
+      <w:r>
+        <w:t>Use Download completed work in the hosted lesson to export your answers, reflections, practice feedback and code-run evidence. Open the HTML copy to read or print it. Drafts stay in this browser when storage is available; clear drafts on a shared device.</w:t>
+      </w:r>
+    </w:p>
     <w:sectPr>
       <w:pgSz w:w="12240" w:h="15840"/>
       <w:pgMar w:top="936" w:right="1008" w:bottom="936" w:left="1008" w:header="720" w:footer="720" w:gutter="0"/>

--- a/downloads/student/ai-6-week-02.docx
+++ b/downloads/student/ai-6-week-02.docx
@@ -42,6 +42,11 @@
       </w:r>
     </w:p>
     <w:p>
+      <w:r>
+        <w:t>Start with the target: Explain the mechanism and terminology of architecture and data flow. Try the recall before opening notes.</w:t>
+      </w:r>
+    </w:p>
+    <w:p>
       <w:pPr>
         <w:pStyle w:val="Heading3"/>
       </w:pPr>
@@ -50,17 +55,59 @@
       </w:r>
     </w:p>
     <w:p>
-      <w:r>
-        <w:t>I can explain the mechanism and terminology of architecture and data flow.</w:t>
-      </w:r>
-    </w:p>
-    <w:p>
-      <w:r>
+      <w:pPr>
+        <w:spacing w:line="336" w:lineRule="auto" w:after="180"/>
+      </w:pPr>
+      <w:r>
+        <w:rPr>
+          <w:b w:val="0"/>
+        </w:rPr>
+        <w:t xml:space="preserve">I can explain the </w:t>
+      </w:r>
+      <w:r>
+        <w:rPr>
+          <w:b/>
+        </w:rPr>
+        <w:t>mechanism</w:t>
+      </w:r>
+      <w:r>
+        <w:rPr>
+          <w:b w:val="0"/>
+        </w:rPr>
+        <w:t xml:space="preserve"> and terminology of architecture and </w:t>
+      </w:r>
+      <w:r>
+        <w:rPr>
+          <w:b/>
+        </w:rPr>
+        <w:t>data flow</w:t>
+      </w:r>
+      <w:r>
+        <w:rPr>
+          <w:b w:val="0"/>
+        </w:rPr>
+        <w:t>.</w:t>
+      </w:r>
+    </w:p>
+    <w:p>
+      <w:pPr>
+        <w:spacing w:line="336" w:lineRule="auto" w:after="180"/>
+      </w:pPr>
+      <w:r>
+        <w:rPr>
+          <w:b w:val="0"/>
+        </w:rPr>
         <w:t>I can apply the stated procedure to a new case with a traceable result.</w:t>
       </w:r>
     </w:p>
     <w:p>
-      <w:r>
+      <w:pPr>
+        <w:spacing w:line="336" w:lineRule="auto" w:after="180"/>
+      </w:pPr>
+      <w:r>
+        <w:rPr>
+          <w:b w:val="0"/>
+        </w:rPr>
         <w:t>I can identify an assumption or limitation and design a revealing follow-up.</w:t>
       </w:r>
     </w:p>
@@ -73,37 +120,109 @@
       </w:r>
     </w:p>
     <w:p>
-      <w:r>
+      <w:pPr>
+        <w:spacing w:line="336" w:lineRule="auto" w:after="180"/>
+      </w:pPr>
+      <w:r>
+        <w:rPr>
+          <w:b w:val="0"/>
+        </w:rPr>
         <w:t>Close your notes first. A rough first answer helps us choose the right starting point; it is not a score for your ability.</w:t>
       </w:r>
     </w:p>
     <w:p>
-      <w:r>
+      <w:pPr>
+        <w:spacing w:line="336" w:lineRule="auto" w:after="180"/>
+      </w:pPr>
+      <w:r>
+        <w:rPr>
+          <w:b w:val="0"/>
+        </w:rPr>
         <w:t>Without opening the old lesson, explain one key idea from Requirements and service boundaries. Give an example and a mistake that the idea helps you avoid.</w:t>
       </w:r>
     </w:p>
     <w:p>
-      <w:r>
-        <w:t>After trying, check the relevant lesson or ask your teacher. Change the part of your explanation that the evidence shows was wrong.</w:t>
-      </w:r>
-    </w:p>
-    <w:p>
-      <w:r>
+      <w:pPr>
+        <w:spacing w:line="336" w:lineRule="auto" w:after="180"/>
+      </w:pPr>
+      <w:r>
+        <w:rPr>
+          <w:b w:val="0"/>
+        </w:rPr>
+        <w:t xml:space="preserve">After trying, check the relevant lesson or ask your teacher. Change the part of your explanation that the </w:t>
+      </w:r>
+      <w:r>
+        <w:rPr>
+          <w:b/>
+        </w:rPr>
+        <w:t>evidence</w:t>
+      </w:r>
+      <w:r>
+        <w:rPr>
+          <w:b w:val="0"/>
+        </w:rPr>
+        <w:t xml:space="preserve"> shows was wrong.</w:t>
+      </w:r>
+    </w:p>
+    <w:p>
+      <w:pPr>
+        <w:spacing w:line="336" w:lineRule="auto" w:after="180"/>
+      </w:pPr>
+      <w:r>
+        <w:rPr>
+          <w:b w:val="0"/>
+        </w:rPr>
         <w:t>This week you will practise:</w:t>
       </w:r>
     </w:p>
     <w:p>
-      <w:r>
-        <w:t>Explain the mechanism and terminology of architecture and data flow</w:t>
-      </w:r>
-    </w:p>
-    <w:p>
-      <w:r>
+      <w:pPr>
+        <w:spacing w:line="336" w:lineRule="auto" w:after="180"/>
+      </w:pPr>
+      <w:r>
+        <w:rPr>
+          <w:b w:val="0"/>
+        </w:rPr>
+        <w:t xml:space="preserve">Explain the </w:t>
+      </w:r>
+      <w:r>
+        <w:rPr>
+          <w:b/>
+        </w:rPr>
+        <w:t>mechanism</w:t>
+      </w:r>
+      <w:r>
+        <w:rPr>
+          <w:b w:val="0"/>
+        </w:rPr>
+        <w:t xml:space="preserve"> and terminology of architecture and </w:t>
+      </w:r>
+      <w:r>
+        <w:rPr>
+          <w:b/>
+        </w:rPr>
+        <w:t>data flow</w:t>
+      </w:r>
+    </w:p>
+    <w:p>
+      <w:pPr>
+        <w:spacing w:line="336" w:lineRule="auto" w:after="180"/>
+      </w:pPr>
+      <w:r>
+        <w:rPr>
+          <w:b w:val="0"/>
+        </w:rPr>
         <w:t>Apply the stated procedure to a new case with a traceable result</w:t>
       </w:r>
     </w:p>
     <w:p>
-      <w:r>
+      <w:pPr>
+        <w:spacing w:line="336" w:lineRule="auto" w:after="180"/>
+      </w:pPr>
+      <w:r>
+        <w:rPr>
+          <w:b w:val="0"/>
+        </w:rPr>
         <w:t>Identify an assumption or limitation and design a revealing follow-up</w:t>
       </w:r>
     </w:p>
@@ -116,8 +235,38 @@
       </w:r>
     </w:p>
     <w:p>
-      <w:r>
-        <w:t>Recall Requirements and service boundaries. Explain why a recorded result needs its input conditions and evidence source before it can support a claim.</w:t>
+      <w:pPr>
+        <w:spacing w:line="336" w:lineRule="auto" w:after="180"/>
+      </w:pPr>
+      <w:r>
+        <w:rPr>
+          <w:b w:val="0"/>
+        </w:rPr>
+        <w:t xml:space="preserve">Recall Requirements and service boundaries. Explain why a recorded result needs its </w:t>
+      </w:r>
+      <w:r>
+        <w:rPr>
+          <w:b/>
+        </w:rPr>
+        <w:t>input</w:t>
+      </w:r>
+      <w:r>
+        <w:rPr>
+          <w:b w:val="0"/>
+        </w:rPr>
+        <w:t xml:space="preserve"> conditions and </w:t>
+      </w:r>
+      <w:r>
+        <w:rPr>
+          <w:b/>
+        </w:rPr>
+        <w:t>evidence</w:t>
+      </w:r>
+      <w:r>
+        <w:rPr>
+          <w:b w:val="0"/>
+        </w:rPr>
+        <w:t xml:space="preserve"> source before it can support a claim.</w:t>
       </w:r>
     </w:p>
     <w:p>
@@ -152,8 +301,26 @@
       </w:r>
     </w:p>
     <w:p>
-      <w:r>
-        <w:t>Explain architecture and data flow using the deciding step in this fictional service.</w:t>
+      <w:pPr>
+        <w:spacing w:line="336" w:lineRule="auto" w:after="180"/>
+      </w:pPr>
+      <w:r>
+        <w:rPr>
+          <w:b w:val="0"/>
+        </w:rPr>
+        <w:t xml:space="preserve">Explain architecture and </w:t>
+      </w:r>
+      <w:r>
+        <w:rPr>
+          <w:b/>
+        </w:rPr>
+        <w:t>data flow</w:t>
+      </w:r>
+      <w:r>
+        <w:rPr>
+          <w:b w:val="0"/>
+        </w:rPr>
+        <w:t xml:space="preserve"> using the deciding step in this fictional service.</w:t>
       </w:r>
     </w:p>
     <w:p>
@@ -166,12 +333,52 @@
     </w:p>
     <w:p>
       <w:r>
-        <w:t>Architecture assigns responsibilities to components and shows information crossing trust boundaries. A diagram should include failure paths.</w:t>
-      </w:r>
-    </w:p>
-    <w:p>
-      <w:r>
-        <w:t>Begin by writing the question the procedure is intended to answer. Identify the information already supplied, the information it will produce and the information still missing. These are constructed classroom examples; they do not require live accounts, private records or an external service. Do not treat a plausible explanation as a measured outcome.</w:t>
+        <w:t>Investigate the supplied Architecture and data flow case. Separate observations, given facts and assumptions before choosing an explanation.</w:t>
+      </w:r>
+    </w:p>
+    <w:p>
+      <w:pPr>
+        <w:spacing w:line="336" w:lineRule="auto" w:after="180"/>
+      </w:pPr>
+      <w:r>
+        <w:rPr>
+          <w:b w:val="0"/>
+        </w:rPr>
+        <w:t xml:space="preserve">Architecture assigns responsibilities to </w:t>
+      </w:r>
+      <w:r>
+        <w:rPr>
+          <w:b/>
+        </w:rPr>
+        <w:t>component</w:t>
+      </w:r>
+      <w:r>
+        <w:rPr>
+          <w:b w:val="0"/>
+        </w:rPr>
+        <w:t>s and shows information crossing trust boundaries. A diagram should include failure paths.</w:t>
+      </w:r>
+    </w:p>
+    <w:p>
+      <w:pPr>
+        <w:spacing w:line="336" w:lineRule="auto" w:after="180"/>
+      </w:pPr>
+      <w:r>
+        <w:rPr>
+          <w:b w:val="0"/>
+        </w:rPr>
+        <w:t>Begin by writing the question the procedure is intended to answer. Identify the information already supplied, the information it will produce and the information still missing.</w:t>
+      </w:r>
+    </w:p>
+    <w:p>
+      <w:pPr>
+        <w:spacing w:line="336" w:lineRule="auto" w:after="180"/>
+      </w:pPr>
+      <w:r>
+        <w:rPr>
+          <w:b w:val="0"/>
+        </w:rPr>
+        <w:t>These are constructed classroom examples; they do not require live accounts, private records or an external service. Do not treat a plausible explanation as a measured outcome.</w:t>
       </w:r>
     </w:p>
     <w:p>
@@ -207,6 +414,17 @@
     </w:p>
     <w:p>
       <w:r>
+        <w:t>Follow the mechanism for Architecture and data flow. Connect each labelled input, deciding step and result.</w:t>
+      </w:r>
+    </w:p>
+    <w:p>
+      <w:pPr>
+        <w:spacing w:line="336" w:lineRule="auto" w:after="180"/>
+      </w:pPr>
+      <w:r>
+        <w:rPr>
+          <w:b w:val="0"/>
+        </w:rPr>
         <w:t>Trace request validator -&gt; role filter -&gt; source lookup -&gt; response validator -&gt; result. Sources enter as data, not control instructions. Reject invalid requests before any downstream lookup.</w:t>
       </w:r>
     </w:p>
@@ -303,8 +521,49 @@
       </w:r>
     </w:p>
     <w:p>
-      <w:r>
-        <w:t>Before applying the procedure, write its units, denominator or decision boundary where relevant. A partner should be able to repeat each step using the same inputs. If a required input is absent or violates the stated contract, record that condition explicitly instead of quietly replacing it with a convenient value.</w:t>
+      <w:pPr>
+        <w:spacing w:line="336" w:lineRule="auto" w:after="180"/>
+      </w:pPr>
+      <w:r>
+        <w:rPr>
+          <w:b w:val="0"/>
+        </w:rPr>
+        <w:t xml:space="preserve">Before applying the procedure, write its units, denominator or decision boundary where relevant. A partner should be able to repeat each step using the same </w:t>
+      </w:r>
+      <w:r>
+        <w:rPr>
+          <w:b/>
+        </w:rPr>
+        <w:t>input</w:t>
+      </w:r>
+      <w:r>
+        <w:rPr>
+          <w:b w:val="0"/>
+        </w:rPr>
+        <w:t>s.</w:t>
+      </w:r>
+    </w:p>
+    <w:p>
+      <w:pPr>
+        <w:spacing w:line="336" w:lineRule="auto" w:after="180"/>
+      </w:pPr>
+      <w:r>
+        <w:rPr>
+          <w:b w:val="0"/>
+        </w:rPr>
+        <w:t xml:space="preserve">If a required </w:t>
+      </w:r>
+      <w:r>
+        <w:rPr>
+          <w:b/>
+        </w:rPr>
+        <w:t>input</w:t>
+      </w:r>
+      <w:r>
+        <w:rPr>
+          <w:b w:val="0"/>
+        </w:rPr>
+        <w:t xml:space="preserve"> is absent or violates the stated contract, record that condition explicitly instead of quietly replacing it with a convenient value.</w:t>
       </w:r>
     </w:p>
     <w:p>
@@ -316,8 +575,26 @@
       </w:r>
     </w:p>
     <w:p>
-      <w:r>
-        <w:t>Point to the input, the deciding step and the result in this week’s visual. Explain the same step in ordinary words. A picture helps when you can say what each part represents.</w:t>
+      <w:pPr>
+        <w:spacing w:line="336" w:lineRule="auto" w:after="180"/>
+      </w:pPr>
+      <w:r>
+        <w:rPr>
+          <w:b w:val="0"/>
+        </w:rPr>
+        <w:t xml:space="preserve">Point to the </w:t>
+      </w:r>
+      <w:r>
+        <w:rPr>
+          <w:b/>
+        </w:rPr>
+        <w:t>input</w:t>
+      </w:r>
+      <w:r>
+        <w:rPr>
+          <w:b w:val="0"/>
+        </w:rPr>
+        <w:t>, the deciding step and the result in this week’s visual. Explain the same step in ordinary words. A picture helps when you can say what each part represents.</w:t>
       </w:r>
     </w:p>
     <w:p>
@@ -329,6 +606,11 @@
       </w:r>
     </w:p>
     <w:p>
+      <w:r>
+        <w:t>Compare the supplied cases for Architecture and data flow. Identify the detail that changes the conclusion.</w:t>
+      </w:r>
+    </w:p>
+    <w:p>
       <w:pPr>
         <w:pStyle w:val="Heading3"/>
       </w:pPr>
@@ -337,7 +619,13 @@
       </w:r>
     </w:p>
     <w:p>
-      <w:r>
+      <w:pPr>
+        <w:spacing w:line="336" w:lineRule="auto" w:after="180"/>
+      </w:pPr>
+      <w:r>
+        <w:rPr>
+          <w:b w:val="0"/>
+        </w:rPr>
         <w:t>A student request bypasses the role filter and sends teacher records directly to a generator. Show the intermediate steps and give the conclusion with its scope.</w:t>
       </w:r>
     </w:p>
@@ -383,18 +671,93 @@
       </w:r>
     </w:p>
     <w:p>
-      <w:r>
+      <w:pPr>
+        <w:pStyle w:val="Heading3"/>
+      </w:pPr>
+      <w:r>
+        <w:t>Change one thing</w:t>
+      </w:r>
+    </w:p>
+    <w:p>
+      <w:pPr>
+        <w:spacing w:line="336" w:lineRule="auto" w:after="180"/>
+        <w:shd w:fill="F5F1FB"/>
+      </w:pPr>
+      <w:r>
+        <w:rPr>
+          <w:b w:val="0"/>
+        </w:rPr>
         <w:t>Change: Disconnect retrieval from the application.</w:t>
       </w:r>
     </w:p>
     <w:p>
-      <w:r>
-        <w:t>Prediction: Return review status rather than inventing a time.</w:t>
-      </w:r>
-    </w:p>
-    <w:p>
-      <w:r>
-        <w:t>Reason: The supported-answer path lacks its required evidence input.</w:t>
+      <w:pPr>
+        <w:pStyle w:val="Heading3"/>
+      </w:pPr>
+      <w:r>
+        <w:t>Predicted result</w:t>
+      </w:r>
+    </w:p>
+    <w:p>
+      <w:pPr>
+        <w:spacing w:line="336" w:lineRule="auto" w:after="180"/>
+        <w:shd w:fill="F1F6FC"/>
+      </w:pPr>
+      <w:r>
+        <w:rPr>
+          <w:b/>
+        </w:rPr>
+        <w:t>Prediction</w:t>
+      </w:r>
+      <w:r>
+        <w:rPr>
+          <w:b w:val="0"/>
+        </w:rPr>
+        <w:t>: Return review status rather than inventing a time.</w:t>
+      </w:r>
+    </w:p>
+    <w:p>
+      <w:pPr>
+        <w:pStyle w:val="Heading3"/>
+      </w:pPr>
+      <w:r>
+        <w:t>Why the result follows</w:t>
+      </w:r>
+    </w:p>
+    <w:p>
+      <w:pPr>
+        <w:spacing w:line="336" w:lineRule="auto" w:after="180"/>
+        <w:shd w:fill="F1F6FC"/>
+      </w:pPr>
+      <w:r>
+        <w:rPr>
+          <w:b w:val="0"/>
+        </w:rPr>
+        <w:t xml:space="preserve">Reason: The supported-answer path lacks its required </w:t>
+      </w:r>
+      <w:r>
+        <w:rPr>
+          <w:b/>
+        </w:rPr>
+        <w:t>evidence</w:t>
+      </w:r>
+      <w:r>
+        <w:rPr>
+          <w:b w:val="0"/>
+        </w:rPr>
+        <w:t xml:space="preserve"> </w:t>
+      </w:r>
+      <w:r>
+        <w:rPr>
+          <w:b/>
+        </w:rPr>
+        <w:t>input</w:t>
+      </w:r>
+      <w:r>
+        <w:rPr>
+          <w:b w:val="0"/>
+        </w:rPr>
+        <w:t>.</w:t>
       </w:r>
     </w:p>
     <w:p>
@@ -403,6 +766,11 @@
       </w:pPr>
       <w:r>
         <w:t>05. Words that unlock the idea</w:t>
+      </w:r>
+    </w:p>
+    <w:p>
+      <w:r>
+        <w:t>Use the vocabulary of Architecture and data flow to explain a concrete decision, rather than only memorising definitions.</w:t>
       </w:r>
     </w:p>
     <w:tbl>
@@ -540,29 +908,115 @@
     </w:p>
     <w:p>
       <w:r>
+        <w:t>Follow the worked trace for Architecture and data flow, predict a step, then compare with its explanation.</w:t>
+      </w:r>
+    </w:p>
+    <w:p>
+      <w:pPr>
+        <w:spacing w:line="336" w:lineRule="auto" w:after="180"/>
+      </w:pPr>
+      <w:r>
+        <w:rPr>
+          <w:b w:val="0"/>
+        </w:rPr>
         <w:t>A student request bypasses the role filter and sends teacher records directly to a generator.</w:t>
       </w:r>
     </w:p>
     <w:p>
-      <w:r>
+      <w:pPr>
+        <w:spacing w:line="336" w:lineRule="auto" w:after="180"/>
+      </w:pPr>
+      <w:r>
+        <w:rPr>
+          <w:b w:val="0"/>
+        </w:rPr>
         <w:t>The data path crosses the access boundary incorrectly. Move the role filter before source lookup/context construction; hiding a later citation is insufficient.</w:t>
       </w:r>
     </w:p>
     <w:p>
-      <w:r>
-        <w:t>Compare the intermediate evidence with the final statement. Explain why each number or decision follows from the stated inputs. The conclusion belongs to this scenario and procedure; changing the inputs, evaluation population or authority can change what it establishes. Retain the raw record so a later revision can be compared honestly.</w:t>
-      </w:r>
-    </w:p>
-    <w:p>
       <w:pPr>
         <w:pStyle w:val="Heading3"/>
       </w:pPr>
       <w:r>
+        <w:t>Worked explanation · Architecture and data flow</w:t>
+      </w:r>
+    </w:p>
+    <w:p>
+      <w:pPr>
+        <w:spacing w:line="336" w:lineRule="auto" w:after="180"/>
+        <w:shd w:fill="F1F6FC"/>
+      </w:pPr>
+      <w:r>
+        <w:rPr>
+          <w:b w:val="0"/>
+        </w:rPr>
+        <w:t xml:space="preserve">Compare the intermediate </w:t>
+      </w:r>
+      <w:r>
+        <w:rPr>
+          <w:b/>
+        </w:rPr>
+        <w:t>evidence</w:t>
+      </w:r>
+      <w:r>
+        <w:rPr>
+          <w:b w:val="0"/>
+        </w:rPr>
+        <w:t xml:space="preserve"> with the final statement. Explain why each number or decision follows from the stated </w:t>
+      </w:r>
+      <w:r>
+        <w:rPr>
+          <w:b/>
+        </w:rPr>
+        <w:t>input</w:t>
+      </w:r>
+      <w:r>
+        <w:rPr>
+          <w:b w:val="0"/>
+        </w:rPr>
+        <w:t>s.</w:t>
+      </w:r>
+    </w:p>
+    <w:p>
+      <w:pPr>
+        <w:spacing w:line="336" w:lineRule="auto" w:after="180"/>
+        <w:shd w:fill="F1F6FC"/>
+      </w:pPr>
+      <w:r>
+        <w:rPr>
+          <w:b w:val="0"/>
+        </w:rPr>
+        <w:t xml:space="preserve">The conclusion belongs to this scenario and procedure; changing the </w:t>
+      </w:r>
+      <w:r>
+        <w:rPr>
+          <w:b/>
+        </w:rPr>
+        <w:t>input</w:t>
+      </w:r>
+      <w:r>
+        <w:rPr>
+          <w:b w:val="0"/>
+        </w:rPr>
+        <w:t>s, evaluation population or authority can change what it establishes. Retain the raw record so a later revision can be compared honestly.</w:t>
+      </w:r>
+    </w:p>
+    <w:p>
+      <w:pPr>
+        <w:pStyle w:val="Heading3"/>
+      </w:pPr>
+      <w:r>
         <w:t>Learn from the worked case</w:t>
       </w:r>
     </w:p>
     <w:p>
-      <w:r>
+      <w:pPr>
+        <w:spacing w:line="336" w:lineRule="auto" w:after="180"/>
+      </w:pPr>
+      <w:r>
+        <w:rPr>
+          <w:b w:val="0"/>
+        </w:rPr>
         <w:t>Cover the result before checking it. Say what is given, choose the procedure, and follow one step at a time. Then uncover the result and explain your first mismatch. Ask why a step is allowed, not only what number it produces.</w:t>
       </w:r>
     </w:p>
@@ -575,7 +1029,13 @@
       </w:r>
     </w:p>
     <w:p>
-      <w:r>
+      <w:pPr>
+        <w:spacing w:line="336" w:lineRule="auto" w:after="180"/>
+      </w:pPr>
+      <w:r>
+        <w:rPr>
+          <w:b w:val="0"/>
+        </w:rPr>
         <w:t>Four boxes for a library reply. A learner asks when the map room closes. Follow the request through the service.</w:t>
       </w:r>
     </w:p>
@@ -588,7 +1048,22 @@
       </w:r>
     </w:p>
     <w:p>
-      <w:r>
+      <w:pPr>
+        <w:pStyle w:val="Heading3"/>
+      </w:pPr>
+      <w:r>
+        <w:t>Supplied facts</w:t>
+      </w:r>
+    </w:p>
+    <w:p>
+      <w:pPr>
+        <w:spacing w:line="336" w:lineRule="auto" w:after="180"/>
+        <w:shd w:fill="F1F6FC"/>
+      </w:pPr>
+      <w:r>
+        <w:rPr>
+          <w:b w:val="0"/>
+        </w:rPr>
         <w:t>Approved schedule R says 17:30. The model may phrase facts but cannot replace them.</w:t>
       </w:r>
     </w:p>
@@ -752,30 +1227,114 @@
       </w:r>
     </w:p>
     <w:p>
-      <w:r>
-        <w:t>An architecture assigns responsibilities and carries data between components. Retrieval provides evidence; drafting supplies wording.</w:t>
-      </w:r>
-    </w:p>
-    <w:p>
       <w:pPr>
         <w:pStyle w:val="Heading3"/>
       </w:pPr>
       <w:r>
+        <w:t>Why the result follows</w:t>
+      </w:r>
+    </w:p>
+    <w:p>
+      <w:pPr>
+        <w:spacing w:line="336" w:lineRule="auto" w:after="180"/>
+        <w:shd w:fill="F1F6FC"/>
+      </w:pPr>
+      <w:r>
+        <w:rPr>
+          <w:b w:val="0"/>
+        </w:rPr>
+        <w:t xml:space="preserve">An architecture assigns responsibilities and carries data between </w:t>
+      </w:r>
+      <w:r>
+        <w:rPr>
+          <w:b/>
+        </w:rPr>
+        <w:t>component</w:t>
+      </w:r>
+      <w:r>
+        <w:rPr>
+          <w:b w:val="0"/>
+        </w:rPr>
+        <w:t xml:space="preserve">s. Retrieval provides </w:t>
+      </w:r>
+      <w:r>
+        <w:rPr>
+          <w:b/>
+        </w:rPr>
+        <w:t>evidence</w:t>
+      </w:r>
+      <w:r>
+        <w:rPr>
+          <w:b w:val="0"/>
+        </w:rPr>
+        <w:t>; drafting supplies wording.</w:t>
+      </w:r>
+    </w:p>
+    <w:p>
+      <w:pPr>
+        <w:pStyle w:val="Heading3"/>
+      </w:pPr>
+      <w:r>
         <w:t>What this example does not establish</w:t>
       </w:r>
     </w:p>
     <w:p>
-      <w:r>
+      <w:pPr>
+        <w:pStyle w:val="Heading3"/>
+      </w:pPr>
+      <w:r>
+        <w:t>Keep the stated limit</w:t>
+      </w:r>
+    </w:p>
+    <w:p>
+      <w:pPr>
+        <w:spacing w:line="336" w:lineRule="auto" w:after="180"/>
+        <w:shd w:fill="FFF5E6"/>
+      </w:pPr>
+      <w:r>
+        <w:rPr>
+          <w:b w:val="0"/>
+        </w:rPr>
         <w:t>A drawing needs comparison with actual traces; it does not prove the implementation follows the arrows.</w:t>
       </w:r>
     </w:p>
     <w:p>
-      <w:r>
+      <w:pPr>
+        <w:pStyle w:val="Heading3"/>
+      </w:pPr>
+      <w:r>
+        <w:t>Keep the stated limit</w:t>
+      </w:r>
+    </w:p>
+    <w:p>
+      <w:pPr>
+        <w:spacing w:line="336" w:lineRule="auto" w:after="180"/>
+        <w:shd w:fill="FFF5E6"/>
+      </w:pPr>
+      <w:r>
+        <w:rPr>
+          <w:b w:val="0"/>
+        </w:rPr>
         <w:t>Read the labelled picture: Label what moves along the library request, retrieval and drafting arrows. Where does 17:30 come from, and why must the service stop if the retrieval arrow is disconnected?</w:t>
       </w:r>
     </w:p>
     <w:p>
-      <w:r>
+      <w:pPr>
+        <w:pStyle w:val="Heading3"/>
+      </w:pPr>
+      <w:r>
+        <w:t>Keep the stated limit</w:t>
+      </w:r>
+    </w:p>
+    <w:p>
+      <w:pPr>
+        <w:spacing w:line="336" w:lineRule="auto" w:after="180"/>
+        <w:shd w:fill="FFF5E6"/>
+      </w:pPr>
+      <w:r>
+        <w:rPr>
+          <w:b w:val="0"/>
+        </w:rPr>
         <w:t>Change one thing: Disconnect retrieval from the application. Predict the result before checking the explanation. What remains the same?</w:t>
       </w:r>
     </w:p>
@@ -789,12 +1348,42 @@
     </w:p>
     <w:p>
       <w:r>
-        <w:t>A component diagram is a plan, not evidence that the running implementation enforces its arrows.</w:t>
-      </w:r>
-    </w:p>
-    <w:p>
-      <w:r>
-        <w:t>A useful check asks what would make the reasoning fail. Distinguish a failure to execute the declared procedure from a weakness in the procedure itself. The first may require a correction; the second requires an explicitly revised method and new evidence. Preserve unsuccessful cases so an improved result cannot hide the original problem.</w:t>
+        <w:t>Find the unsupported step in the Architecture and data flow claim and explain a repair using the supplied evidence.</w:t>
+      </w:r>
+    </w:p>
+    <w:p>
+      <w:pPr>
+        <w:spacing w:line="336" w:lineRule="auto" w:after="180"/>
+      </w:pPr>
+      <w:r>
+        <w:rPr>
+          <w:b w:val="0"/>
+        </w:rPr>
+        <w:t xml:space="preserve">A </w:t>
+      </w:r>
+      <w:r>
+        <w:rPr>
+          <w:b/>
+        </w:rPr>
+        <w:t>component</w:t>
+      </w:r>
+      <w:r>
+        <w:rPr>
+          <w:b w:val="0"/>
+        </w:rPr>
+        <w:t xml:space="preserve"> diagram is a plan, not </w:t>
+      </w:r>
+      <w:r>
+        <w:rPr>
+          <w:b/>
+        </w:rPr>
+        <w:t>evidence</w:t>
+      </w:r>
+      <w:r>
+        <w:rPr>
+          <w:b w:val="0"/>
+        </w:rPr>
+        <w:t xml:space="preserve"> that the running implementation enforces its arrows.</w:t>
       </w:r>
     </w:p>
     <w:p>
@@ -802,6 +1391,50 @@
         <w:pStyle w:val="Heading3"/>
       </w:pPr>
       <w:r>
+        <w:t>Check the claim against the facts</w:t>
+      </w:r>
+    </w:p>
+    <w:p>
+      <w:pPr>
+        <w:spacing w:line="336" w:lineRule="auto" w:after="180"/>
+        <w:shd w:fill="FFF5E6"/>
+      </w:pPr>
+      <w:r>
+        <w:rPr>
+          <w:b w:val="0"/>
+        </w:rPr>
+        <w:t>A useful check asks what would make the reasoning fail. Distinguish a failure to execute the declared procedure from a weakness in the procedure itself.</w:t>
+      </w:r>
+    </w:p>
+    <w:p>
+      <w:pPr>
+        <w:spacing w:line="336" w:lineRule="auto" w:after="180"/>
+        <w:shd w:fill="FFF5E6"/>
+      </w:pPr>
+      <w:r>
+        <w:rPr>
+          <w:b w:val="0"/>
+        </w:rPr>
+        <w:t xml:space="preserve">The first may require a correction; the second requires an explicitly revised method and new </w:t>
+      </w:r>
+      <w:r>
+        <w:rPr>
+          <w:b/>
+        </w:rPr>
+        <w:t>evidence</w:t>
+      </w:r>
+      <w:r>
+        <w:rPr>
+          <w:b w:val="0"/>
+        </w:rPr>
+        <w:t>. Preserve unsuccessful cases so an improved result cannot hide the original problem.</w:t>
+      </w:r>
+    </w:p>
+    <w:p>
+      <w:pPr>
+        <w:pStyle w:val="Heading3"/>
+      </w:pPr>
+      <w:r>
         <w:t>Guided: restate the worked result, then name the assumption or limitation that prevents a broader conclusion.</w:t>
       </w:r>
     </w:p>
@@ -839,8 +1472,49 @@
       </w:r>
     </w:p>
     <w:p>
-      <w:r>
-        <w:t>A report omits this qualification: A component diagram is a plan, not evidence that the running implementation enforces its arrows. Explain how omitting it could change a reader's interpretation, and write an accurate replacement.</w:t>
+      <w:pPr>
+        <w:spacing w:line="336" w:lineRule="auto" w:after="180"/>
+      </w:pPr>
+      <w:r>
+        <w:rPr>
+          <w:b w:val="0"/>
+        </w:rPr>
+        <w:t xml:space="preserve">A report omits this qualification: A </w:t>
+      </w:r>
+      <w:r>
+        <w:rPr>
+          <w:b/>
+        </w:rPr>
+        <w:t>component</w:t>
+      </w:r>
+      <w:r>
+        <w:rPr>
+          <w:b w:val="0"/>
+        </w:rPr>
+        <w:t xml:space="preserve"> diagram is a plan, not </w:t>
+      </w:r>
+      <w:r>
+        <w:rPr>
+          <w:b/>
+        </w:rPr>
+        <w:t>evidence</w:t>
+      </w:r>
+      <w:r>
+        <w:rPr>
+          <w:b w:val="0"/>
+        </w:rPr>
+        <w:t xml:space="preserve"> that the running implementation enforces its arrows.</w:t>
+      </w:r>
+    </w:p>
+    <w:p>
+      <w:pPr>
+        <w:spacing w:line="336" w:lineRule="auto" w:after="180"/>
+      </w:pPr>
+      <w:r>
+        <w:rPr>
+          <w:b w:val="0"/>
+        </w:rPr>
+        <w:t>Explain how omitting it could change a reader's interpretation, and write an accurate replacement.</w:t>
       </w:r>
     </w:p>
     <w:p>
@@ -891,7 +1565,54 @@
     </w:p>
     <w:p>
       <w:r>
-        <w:t>Explain the weekly mechanism in your own words. Use the worked scenario to name its input, decision rule and output.</w:t>
+        <w:t>Practise Architecture and data flow with support, then explain the deciding step in your own words.</w:t>
+      </w:r>
+    </w:p>
+    <w:p>
+      <w:pPr>
+        <w:spacing w:line="336" w:lineRule="auto" w:after="180"/>
+      </w:pPr>
+      <w:r>
+        <w:rPr>
+          <w:b w:val="0"/>
+        </w:rPr>
+        <w:t xml:space="preserve">Explain the weekly </w:t>
+      </w:r>
+      <w:r>
+        <w:rPr>
+          <w:b/>
+        </w:rPr>
+        <w:t>mechanism</w:t>
+      </w:r>
+      <w:r>
+        <w:rPr>
+          <w:b w:val="0"/>
+        </w:rPr>
+        <w:t xml:space="preserve"> in your own words. Use the worked scenario to name its </w:t>
+      </w:r>
+      <w:r>
+        <w:rPr>
+          <w:b/>
+        </w:rPr>
+        <w:t>input</w:t>
+      </w:r>
+      <w:r>
+        <w:rPr>
+          <w:b w:val="0"/>
+        </w:rPr>
+        <w:t xml:space="preserve">, decision rule and </w:t>
+      </w:r>
+      <w:r>
+        <w:rPr>
+          <w:b/>
+        </w:rPr>
+        <w:t>output</w:t>
+      </w:r>
+      <w:r>
+        <w:rPr>
+          <w:b w:val="0"/>
+        </w:rPr>
+        <w:t>.</w:t>
       </w:r>
     </w:p>
     <w:p>
@@ -964,8 +1685,38 @@
       </w:r>
     </w:p>
     <w:p>
-      <w:r>
-        <w:t>Use workbook W2 for the connected example “Architecture and data flow”. First fill the input and rule boxes. Try the middle steps before asking for a hint. After a hint, try the next step yourself.</w:t>
+      <w:pPr>
+        <w:spacing w:line="336" w:lineRule="auto" w:after="180"/>
+      </w:pPr>
+      <w:r>
+        <w:rPr>
+          <w:b w:val="0"/>
+        </w:rPr>
+        <w:t xml:space="preserve">Use workbook W2 for the connected example “Architecture and </w:t>
+      </w:r>
+      <w:r>
+        <w:rPr>
+          <w:b/>
+        </w:rPr>
+        <w:t>data flow</w:t>
+      </w:r>
+      <w:r>
+        <w:rPr>
+          <w:b w:val="0"/>
+        </w:rPr>
+        <w:t xml:space="preserve">”. First fill the </w:t>
+      </w:r>
+      <w:r>
+        <w:rPr>
+          <w:b/>
+        </w:rPr>
+        <w:t>input</w:t>
+      </w:r>
+      <w:r>
+        <w:rPr>
+          <w:b w:val="0"/>
+        </w:rPr>
+        <w:t xml:space="preserve"> and rule boxes. Try the middle steps before asking for a hint. After a hint, try the next step yourself.</w:t>
       </w:r>
     </w:p>
     <w:tbl>
@@ -1048,7 +1799,13 @@
       </w:tr>
     </w:tbl>
     <w:p>
-      <w:r>
+      <w:pPr>
+        <w:spacing w:line="336" w:lineRule="auto" w:after="180"/>
+      </w:pPr>
+      <w:r>
+        <w:rPr>
+          <w:b w:val="0"/>
+        </w:rPr>
         <w:t>Explain your trace to a partner. Your partner points to one step to check. Swap roles on the next case. Each person writes their own explanation.</w:t>
       </w:r>
     </w:p>
@@ -1061,12 +1818,47 @@
       </w:r>
     </w:p>
     <w:p>
-      <w:r>
-        <w:t>Use the worked case for Architecture and data flow. Proposed explanation: “The worked result establishes every future case”. Decide whether this explanation is supported. Point to the step or supplied fact that decides; explain your repair if needed.</w:t>
-      </w:r>
-    </w:p>
-    <w:p>
-      <w:r>
+      <w:pPr>
+        <w:spacing w:line="336" w:lineRule="auto" w:after="180"/>
+      </w:pPr>
+      <w:r>
+        <w:rPr>
+          <w:b w:val="0"/>
+        </w:rPr>
+        <w:t xml:space="preserve">Use the worked case for Architecture and </w:t>
+      </w:r>
+      <w:r>
+        <w:rPr>
+          <w:b/>
+        </w:rPr>
+        <w:t>data flow</w:t>
+      </w:r>
+      <w:r>
+        <w:rPr>
+          <w:b w:val="0"/>
+        </w:rPr>
+        <w:t>. Proposed explanation: “The worked result establishes every future case”. Decide whether this explanation is supported.</w:t>
+      </w:r>
+    </w:p>
+    <w:p>
+      <w:pPr>
+        <w:spacing w:line="336" w:lineRule="auto" w:after="180"/>
+      </w:pPr>
+      <w:r>
+        <w:rPr>
+          <w:b w:val="0"/>
+        </w:rPr>
+        <w:t>Point to the step or supplied fact that decides; explain your repair if needed.</w:t>
+      </w:r>
+    </w:p>
+    <w:p>
+      <w:pPr>
+        <w:spacing w:line="336" w:lineRule="auto" w:after="180"/>
+      </w:pPr>
+      <w:r>
+        <w:rPr>
+          <w:b w:val="0"/>
+        </w:rPr>
         <w:t>Answer on your own before discussion. If you are unsure, say which step you need help with.</w:t>
       </w:r>
     </w:p>
@@ -1079,7 +1871,14 @@
       </w:r>
     </w:p>
     <w:p>
-      <w:r>
+      <w:pPr>
+        <w:spacing w:line="336" w:lineRule="auto" w:after="180"/>
+        <w:shd w:fill="F5F1FB"/>
+      </w:pPr>
+      <w:r>
+        <w:rPr>
+          <w:b w:val="0"/>
+        </w:rPr>
         <w:t>Label what moves along the library request, retrieval and drafting arrows. Where does 17:30 come from, and why must the service stop if the retrieval arrow is disconnected?</w:t>
       </w:r>
     </w:p>
@@ -1112,7 +1911,13 @@
       </w:r>
     </w:p>
     <w:p>
-      <w:r>
+      <w:pPr>
+        <w:spacing w:line="336" w:lineRule="auto" w:after="180"/>
+      </w:pPr>
+      <w:r>
+        <w:rPr>
+          <w:b w:val="0"/>
+        </w:rPr>
         <w:t>This is supported practice. Keep the separately named independent case for an attempt before feedback.</w:t>
       </w:r>
     </w:p>
@@ -1125,6 +1930,11 @@
       </w:r>
     </w:p>
     <w:p>
+      <w:r>
+        <w:t>Investigate Architecture and data flow. Record the prediction, actual observation or labelled paper trace, explanation and next test separately.</w:t>
+      </w:r>
+    </w:p>
+    <w:p>
       <w:pPr>
         <w:pStyle w:val="Heading3"/>
       </w:pPr>
@@ -1133,7 +1943,13 @@
       </w:r>
     </w:p>
     <w:p>
-      <w:r>
+      <w:pPr>
+        <w:spacing w:line="336" w:lineRule="auto" w:after="180"/>
+      </w:pPr>
+      <w:r>
+        <w:rPr>
+          <w:b w:val="0"/>
+        </w:rPr>
         <w:t>A student request bypasses the role filter and sends teacher records directly to a generator. Show the intermediate steps and give the conclusion with its scope.</w:t>
       </w:r>
     </w:p>
@@ -1274,7 +2090,13 @@
       </w:tr>
     </w:tbl>
     <w:p>
-      <w:r>
+      <w:pPr>
+        <w:spacing w:line="336" w:lineRule="auto" w:after="180"/>
+      </w:pPr>
+      <w:r>
+        <w:rPr>
+          <w:b w:val="0"/>
+        </w:rPr>
         <w:t>On paper, trace the supplied procedure. If code is provided, predict before running it in a local practice file. Never write an expected answer as though it were an observed run.</w:t>
       </w:r>
     </w:p>
@@ -1287,7 +2109,13 @@
       </w:r>
     </w:p>
     <w:p>
-      <w:r>
+      <w:pPr>
+        <w:spacing w:line="336" w:lineRule="auto" w:after="180"/>
+      </w:pPr>
+      <w:r>
+        <w:rPr>
+          <w:b w:val="0"/>
+        </w:rPr>
         <w:t>Before trying: what do I expect, and why? While trying: which step could first go wrong? Afterwards: what did I actually observe, and what should change? Keep “not run” if you only traced the procedure.</w:t>
       </w:r>
     </w:p>
@@ -1300,6 +2128,11 @@
       </w:r>
     </w:p>
     <w:p>
+      <w:r>
+        <w:t>Move from recall to tracing, diagnosis and transfer in Architecture and data flow. Explain why each step is justified.</w:t>
+      </w:r>
+    </w:p>
+    <w:p>
       <w:pPr>
         <w:pStyle w:val="Heading3"/>
       </w:pPr>
@@ -1308,18 +2141,118 @@
       </w:r>
     </w:p>
     <w:p>
-      <w:r>
-        <w:t>Explain the weekly mechanism in your own words. Use the worked scenario to name its input, decision rule and output.</w:t>
-      </w:r>
-    </w:p>
-    <w:p>
-      <w:r>
-        <w:t>A report omits this qualification: A component diagram is a plan, not evidence that the running implementation enforces its arrows. Explain how omitting it could change a reader's interpretation, and write an accurate replacement.</w:t>
-      </w:r>
-    </w:p>
-    <w:p>
-      <w:r>
-        <w:t>For the worked scenario, propose one additional case that could reveal a failure, describe its expected outcome before running it, and explain what would need to remain fixed for a fair comparison. Do not reuse W4 as a new final test after receiving feedback.</w:t>
+      <w:pPr>
+        <w:spacing w:line="336" w:lineRule="auto" w:after="180"/>
+      </w:pPr>
+      <w:r>
+        <w:rPr>
+          <w:b w:val="0"/>
+        </w:rPr>
+        <w:t xml:space="preserve">Explain the weekly </w:t>
+      </w:r>
+      <w:r>
+        <w:rPr>
+          <w:b/>
+        </w:rPr>
+        <w:t>mechanism</w:t>
+      </w:r>
+      <w:r>
+        <w:rPr>
+          <w:b w:val="0"/>
+        </w:rPr>
+        <w:t xml:space="preserve"> in your own words. Use the worked scenario to name its </w:t>
+      </w:r>
+      <w:r>
+        <w:rPr>
+          <w:b/>
+        </w:rPr>
+        <w:t>input</w:t>
+      </w:r>
+      <w:r>
+        <w:rPr>
+          <w:b w:val="0"/>
+        </w:rPr>
+        <w:t xml:space="preserve">, decision rule and </w:t>
+      </w:r>
+      <w:r>
+        <w:rPr>
+          <w:b/>
+        </w:rPr>
+        <w:t>output</w:t>
+      </w:r>
+      <w:r>
+        <w:rPr>
+          <w:b w:val="0"/>
+        </w:rPr>
+        <w:t>.</w:t>
+      </w:r>
+    </w:p>
+    <w:p>
+      <w:pPr>
+        <w:spacing w:line="336" w:lineRule="auto" w:after="180"/>
+      </w:pPr>
+      <w:r>
+        <w:rPr>
+          <w:b w:val="0"/>
+        </w:rPr>
+        <w:t xml:space="preserve">A report omits this qualification: A </w:t>
+      </w:r>
+      <w:r>
+        <w:rPr>
+          <w:b/>
+        </w:rPr>
+        <w:t>component</w:t>
+      </w:r>
+      <w:r>
+        <w:rPr>
+          <w:b w:val="0"/>
+        </w:rPr>
+        <w:t xml:space="preserve"> diagram is a plan, not </w:t>
+      </w:r>
+      <w:r>
+        <w:rPr>
+          <w:b/>
+        </w:rPr>
+        <w:t>evidence</w:t>
+      </w:r>
+      <w:r>
+        <w:rPr>
+          <w:b w:val="0"/>
+        </w:rPr>
+        <w:t xml:space="preserve"> that the running implementation enforces its arrows.</w:t>
+      </w:r>
+    </w:p>
+    <w:p>
+      <w:pPr>
+        <w:spacing w:line="336" w:lineRule="auto" w:after="180"/>
+      </w:pPr>
+      <w:r>
+        <w:rPr>
+          <w:b w:val="0"/>
+        </w:rPr>
+        <w:t>Explain how omitting it could change a reader's interpretation, and write an accurate replacement.</w:t>
+      </w:r>
+    </w:p>
+    <w:p>
+      <w:pPr>
+        <w:spacing w:line="336" w:lineRule="auto" w:after="180"/>
+      </w:pPr>
+      <w:r>
+        <w:rPr>
+          <w:b w:val="0"/>
+        </w:rPr>
+        <w:t>For the worked scenario, propose one additional case that could reveal a failure, describe its expected outcome before running it, and explain what would need to remain fixed for a fair comparison.</w:t>
+      </w:r>
+    </w:p>
+    <w:p>
+      <w:pPr>
+        <w:spacing w:line="336" w:lineRule="auto" w:after="180"/>
+      </w:pPr>
+      <w:r>
+        <w:rPr>
+          <w:b w:val="0"/>
+        </w:rPr>
+        <w:t>Do not reuse W4 as a new final test after receiving feedback.</w:t>
       </w:r>
     </w:p>
     <w:p>
@@ -1365,7 +2298,101 @@
     </w:p>
     <w:p>
       <w:r>
-        <w:t>Add a labelled architecture and data flow evidence sheet to Grounded Learning Service. Show how you can explain the mechanism and terminology of architecture and data flow. Use the supplied fictional case and keep its inputs, intermediate steps, calculation or prediction, and limitation. Connect this record to last week’s record; a matching answer without a trace is insufficient.</w:t>
+        <w:t>Apply this week’s idea to Grounded Learning Service. Keep an annotated decision and the evidence supporting it.</w:t>
+      </w:r>
+    </w:p>
+    <w:p>
+      <w:pPr>
+        <w:spacing w:line="336" w:lineRule="auto" w:after="180"/>
+      </w:pPr>
+      <w:r>
+        <w:rPr>
+          <w:b w:val="0"/>
+        </w:rPr>
+        <w:t xml:space="preserve">Add a labelled architecture and </w:t>
+      </w:r>
+      <w:r>
+        <w:rPr>
+          <w:b/>
+        </w:rPr>
+        <w:t>data flow</w:t>
+      </w:r>
+      <w:r>
+        <w:rPr>
+          <w:b w:val="0"/>
+        </w:rPr>
+        <w:t xml:space="preserve"> </w:t>
+      </w:r>
+      <w:r>
+        <w:rPr>
+          <w:b/>
+        </w:rPr>
+        <w:t>evidence</w:t>
+      </w:r>
+      <w:r>
+        <w:rPr>
+          <w:b w:val="0"/>
+        </w:rPr>
+        <w:t xml:space="preserve"> sheet to Grounded Learning Service. Show how you can explain the </w:t>
+      </w:r>
+      <w:r>
+        <w:rPr>
+          <w:b/>
+        </w:rPr>
+        <w:t>mechanism</w:t>
+      </w:r>
+      <w:r>
+        <w:rPr>
+          <w:b w:val="0"/>
+        </w:rPr>
+        <w:t xml:space="preserve"> and terminology of architecture and </w:t>
+      </w:r>
+      <w:r>
+        <w:rPr>
+          <w:b/>
+        </w:rPr>
+        <w:t>data flow</w:t>
+      </w:r>
+      <w:r>
+        <w:rPr>
+          <w:b w:val="0"/>
+        </w:rPr>
+        <w:t>.</w:t>
+      </w:r>
+    </w:p>
+    <w:p>
+      <w:pPr>
+        <w:spacing w:line="336" w:lineRule="auto" w:after="180"/>
+      </w:pPr>
+      <w:r>
+        <w:rPr>
+          <w:b w:val="0"/>
+        </w:rPr>
+        <w:t xml:space="preserve">Use the supplied fictional case and keep its </w:t>
+      </w:r>
+      <w:r>
+        <w:rPr>
+          <w:b/>
+        </w:rPr>
+        <w:t>input</w:t>
+      </w:r>
+      <w:r>
+        <w:rPr>
+          <w:b w:val="0"/>
+        </w:rPr>
+        <w:t xml:space="preserve">s, intermediate steps, calculation or </w:t>
+      </w:r>
+      <w:r>
+        <w:rPr>
+          <w:b/>
+        </w:rPr>
+        <w:t>prediction</w:t>
+      </w:r>
+      <w:r>
+        <w:rPr>
+          <w:b w:val="0"/>
+        </w:rPr>
+        <w:t>, and limitation. Connect this record to last week’s record; a matching answer without a trace is insufficient.</w:t>
       </w:r>
     </w:p>
     <w:tbl>
@@ -1493,8 +2520,26 @@
       </w:r>
     </w:p>
     <w:p>
-      <w:r>
-        <w:t>For the Grounded Learning Service, retain an annotated trace and the changed-case result. Name the contract or evidence that makes the deciding step valid, so another team can review it.</w:t>
+      <w:pPr>
+        <w:spacing w:line="336" w:lineRule="auto" w:after="180"/>
+      </w:pPr>
+      <w:r>
+        <w:rPr>
+          <w:b w:val="0"/>
+        </w:rPr>
+        <w:t xml:space="preserve">For the Grounded Learning Service, retain an annotated trace and the changed-case result. Name the contract or </w:t>
+      </w:r>
+      <w:r>
+        <w:rPr>
+          <w:b/>
+        </w:rPr>
+        <w:t>evidence</w:t>
+      </w:r>
+      <w:r>
+        <w:rPr>
+          <w:b w:val="0"/>
+        </w:rPr>
+        <w:t xml:space="preserve"> that makes the deciding step valid, so another team can review it.</w:t>
       </w:r>
     </w:p>
     <w:p>
@@ -1507,7 +2552,29 @@
     </w:p>
     <w:p>
       <w:r>
-        <w:t>Complete the supported workbook tasks before attempting W4 independently. Record any hints or help used. After feedback, use the teacher's fresh retry rather than copying the earlier answer. For a project, select a relevant new case, predict the outcome from the declared rule and preserve the result alongside any revision.</w:t>
+        <w:t>Use a genuinely new case for independent evidence. Previously discussed examples remain practice; use the separately named independent case before feedback.</w:t>
+      </w:r>
+    </w:p>
+    <w:p>
+      <w:pPr>
+        <w:spacing w:line="336" w:lineRule="auto" w:after="180"/>
+      </w:pPr>
+      <w:r>
+        <w:rPr>
+          <w:b w:val="0"/>
+        </w:rPr>
+        <w:t>Complete the supported workbook tasks before attempting W4 independently. Record any hints or help used. After feedback, use the teacher's fresh retry rather than copying the earlier answer.</w:t>
+      </w:r>
+    </w:p>
+    <w:p>
+      <w:pPr>
+        <w:spacing w:line="336" w:lineRule="auto" w:after="180"/>
+      </w:pPr>
+      <w:r>
+        <w:rPr>
+          <w:b w:val="0"/>
+        </w:rPr>
+        <w:t>For a project, select a relevant new case, predict the outcome from the declared rule and preserve the result alongside any revision.</w:t>
       </w:r>
     </w:p>
     <w:p>
@@ -1544,8 +2611,25 @@
       </w:r>
     </w:p>
     <w:p>
-      <w:r>
-        <w:t>For the worked scenario, propose one additional case that could reveal a failure, describe its expected outcome before running it, and explain what would need to remain fixed for a fair comparison. Do not reuse W4 as a new final test after receiving feedback.</w:t>
+      <w:pPr>
+        <w:spacing w:line="336" w:lineRule="auto" w:after="180"/>
+      </w:pPr>
+      <w:r>
+        <w:rPr>
+          <w:b w:val="0"/>
+        </w:rPr>
+        <w:t>For the worked scenario, propose one additional case that could reveal a failure, describe its expected outcome before running it, and explain what would need to remain fixed for a fair comparison.</w:t>
+      </w:r>
+    </w:p>
+    <w:p>
+      <w:pPr>
+        <w:spacing w:line="336" w:lineRule="auto" w:after="180"/>
+      </w:pPr>
+      <w:r>
+        <w:rPr>
+          <w:b w:val="0"/>
+        </w:rPr>
+        <w:t>Do not reuse W4 as a new final test after receiving feedback.</w:t>
       </w:r>
     </w:p>
     <w:p>
@@ -1582,6 +2666,11 @@
       </w:pPr>
       <w:r>
         <w:t>13. Study a complete case</w:t>
+      </w:r>
+    </w:p>
+    <w:p>
+      <w:r>
+        <w:t>Revisit the complete Architecture and data flow case for supported practice. Repeated examples do not become fresh assessments.</w:t>
       </w:r>
     </w:p>
     <w:p>
@@ -1685,8 +2774,26 @@
       </w:r>
     </w:p>
     <w:p>
-      <w:r>
-        <w:t>Follow the input through the stated procedure to its result. Cover the result first, predict it, then explain every intermediate step. The text/table accompanies the figure so the example can be read without colour.</w:t>
+      <w:pPr>
+        <w:spacing w:line="336" w:lineRule="auto" w:after="180"/>
+      </w:pPr>
+      <w:r>
+        <w:rPr>
+          <w:b w:val="0"/>
+        </w:rPr>
+        <w:t xml:space="preserve">Follow the </w:t>
+      </w:r>
+      <w:r>
+        <w:rPr>
+          <w:b/>
+        </w:rPr>
+        <w:t>input</w:t>
+      </w:r>
+      <w:r>
+        <w:rPr>
+          <w:b w:val="0"/>
+        </w:rPr>
+        <w:t xml:space="preserve"> through the stated procedure to its result. Cover the result first, predict it, then explain every intermediate step. The text/table accompanies the figure so the example can be read without colour.</w:t>
       </w:r>
     </w:p>
     <w:p>
@@ -1736,6 +2843,11 @@
       </w:r>
     </w:p>
     <w:p>
+      <w:r>
+        <w:t>Attempt the reserved new case before feedback. Record support; the earlier examples below remain additional practice.</w:t>
+      </w:r>
+    </w:p>
+    <w:p>
       <w:pPr>
         <w:pStyle w:val="Heading3"/>
       </w:pPr>
@@ -1744,8 +2856,32 @@
       </w:r>
     </w:p>
     <w:p>
-      <w:r>
-        <w:t>Input is malformed, yet lookup runs and then a validator rejects output. Locate the first stage that should stop.</w:t>
+      <w:pPr>
+        <w:spacing w:line="336" w:lineRule="auto" w:after="180"/>
+      </w:pPr>
+      <w:r>
+        <w:rPr>
+          <w:b/>
+        </w:rPr>
+        <w:t>Input</w:t>
+      </w:r>
+      <w:r>
+        <w:rPr>
+          <w:b w:val="0"/>
+        </w:rPr>
+        <w:t xml:space="preserve"> is malformed, yet lookup runs and then a validator rejects </w:t>
+      </w:r>
+      <w:r>
+        <w:rPr>
+          <w:b/>
+        </w:rPr>
+        <w:t>output</w:t>
+      </w:r>
+      <w:r>
+        <w:rPr>
+          <w:b w:val="0"/>
+        </w:rPr>
+        <w:t>. Locate the first stage that should stop.</w:t>
       </w:r>
     </w:p>
     <w:p>
@@ -1792,7 +2928,13 @@
       </w:r>
     </w:p>
     <w:p>
-      <w:r>
+      <w:pPr>
+        <w:spacing w:line="336" w:lineRule="auto" w:after="180"/>
+      </w:pPr>
+      <w:r>
+        <w:rPr>
+          <w:b w:val="0"/>
+        </w:rPr>
         <w:t>Attempt this case before feedback. Record any help. Earlier examples below are further practice; a case already practised with feedback cannot establish fresh transfer.</w:t>
       </w:r>
     </w:p>
@@ -1805,8 +2947,32 @@
       </w:r>
     </w:p>
     <w:p>
-      <w:r>
-        <w:t>Input is malformed, yet lookup runs and then a validator rejects output. Locate the first stage that should stop.</w:t>
+      <w:pPr>
+        <w:spacing w:line="336" w:lineRule="auto" w:after="180"/>
+      </w:pPr>
+      <w:r>
+        <w:rPr>
+          <w:b/>
+        </w:rPr>
+        <w:t>Input</w:t>
+      </w:r>
+      <w:r>
+        <w:rPr>
+          <w:b w:val="0"/>
+        </w:rPr>
+        <w:t xml:space="preserve"> is malformed, yet lookup runs and then a validator rejects </w:t>
+      </w:r>
+      <w:r>
+        <w:rPr>
+          <w:b/>
+        </w:rPr>
+        <w:t>output</w:t>
+      </w:r>
+      <w:r>
+        <w:rPr>
+          <w:b w:val="0"/>
+        </w:rPr>
+        <w:t>. Locate the first stage that should stop.</w:t>
       </w:r>
     </w:p>
     <w:p>
@@ -1858,7 +3024,13 @@
       </w:r>
     </w:p>
     <w:p>
-      <w:r>
+      <w:pPr>
+        <w:spacing w:line="336" w:lineRule="auto" w:after="180"/>
+      </w:pPr>
+      <w:r>
+        <w:rPr>
+          <w:b w:val="0"/>
+        </w:rPr>
         <w:t>Record support used: none, hint or teacher explanation. After feedback, a different case is needed to demonstrate independence.</w:t>
       </w:r>
     </w:p>
@@ -1871,8 +3043,25 @@
       </w:r>
     </w:p>
     <w:p>
-      <w:r>
-        <w:t>Attempt the independent case before hints. Record whether you worked alone, used a hint or followed a model. After feedback, fix the first unsupported step and explain why it changed. A later check uses a changed case, not a copied answer.</w:t>
+      <w:pPr>
+        <w:spacing w:line="336" w:lineRule="auto" w:after="180"/>
+      </w:pPr>
+      <w:r>
+        <w:rPr>
+          <w:b w:val="0"/>
+        </w:rPr>
+        <w:t>Attempt the independent case before hints. Record whether you worked alone, used a hint or followed a model. After feedback, fix the first unsupported step and explain why it changed.</w:t>
+      </w:r>
+    </w:p>
+    <w:p>
+      <w:pPr>
+        <w:spacing w:line="336" w:lineRule="auto" w:after="180"/>
+      </w:pPr>
+      <w:r>
+        <w:rPr>
+          <w:b w:val="0"/>
+        </w:rPr>
+        <w:t>A later check uses a changed case, not a copied answer.</w:t>
       </w:r>
     </w:p>
     <w:p>
@@ -1885,6 +3074,17 @@
     </w:p>
     <w:p>
       <w:r>
+        <w:t>Use this map to navigate Architecture and data flow, connect the goals to tasks and keep one evidence record for each attempt.</w:t>
+      </w:r>
+    </w:p>
+    <w:p>
+      <w:pPr>
+        <w:spacing w:line="336" w:lineRule="auto" w:after="180"/>
+      </w:pPr>
+      <w:r>
+        <w:rPr>
+          <w:b w:val="0"/>
+        </w:rPr>
         <w:t>Start with this question: Four boxes for a library reply. A learner asks when the map room closes. Follow the request through the service.</w:t>
       </w:r>
     </w:p>
@@ -1991,13 +3191,61 @@
       </w:tr>
     </w:tbl>
     <w:p>
-      <w:r>
-        <w:t>Remember → watch and explain → try with help → investigate → try independently → keep project evidence. Your teacher may spread this lesson across several classes.</w:t>
-      </w:r>
-    </w:p>
-    <w:p>
-      <w:r>
-        <w:t>Keep your first prediction. Compare it with what the evidence shows and explain any change.</w:t>
+      <w:pPr>
+        <w:spacing w:line="336" w:lineRule="auto" w:after="180"/>
+      </w:pPr>
+      <w:r>
+        <w:rPr>
+          <w:b w:val="0"/>
+        </w:rPr>
+        <w:t xml:space="preserve">Remember → watch and explain → try with help → investigate → try independently → keep project </w:t>
+      </w:r>
+      <w:r>
+        <w:rPr>
+          <w:b/>
+        </w:rPr>
+        <w:t>evidence</w:t>
+      </w:r>
+      <w:r>
+        <w:rPr>
+          <w:b w:val="0"/>
+        </w:rPr>
+        <w:t>. Your teacher may spread this lesson across several classes.</w:t>
+      </w:r>
+    </w:p>
+    <w:p>
+      <w:pPr>
+        <w:spacing w:line="336" w:lineRule="auto" w:after="180"/>
+      </w:pPr>
+      <w:r>
+        <w:rPr>
+          <w:b w:val="0"/>
+        </w:rPr>
+        <w:t xml:space="preserve">Keep your first </w:t>
+      </w:r>
+      <w:r>
+        <w:rPr>
+          <w:b/>
+        </w:rPr>
+        <w:t>prediction</w:t>
+      </w:r>
+      <w:r>
+        <w:rPr>
+          <w:b w:val="0"/>
+        </w:rPr>
+        <w:t xml:space="preserve">. Compare it with what the </w:t>
+      </w:r>
+      <w:r>
+        <w:rPr>
+          <w:b/>
+        </w:rPr>
+        <w:t>evidence</w:t>
+      </w:r>
+      <w:r>
+        <w:rPr>
+          <w:b w:val="0"/>
+        </w:rPr>
+        <w:t xml:space="preserve"> shows and explain any change.</w:t>
       </w:r>
     </w:p>
     <w:p>
@@ -2010,7 +3258,36 @@
     </w:p>
     <w:p>
       <w:r>
-        <w:t>Close your notes. Explain this goal in your own words: Explain the mechanism and terminology of architecture and data flow</w:t>
+        <w:t>Explain Architecture and data flow without notes, identify a remaining question and plan a later check with a changed case.</w:t>
+      </w:r>
+    </w:p>
+    <w:p>
+      <w:pPr>
+        <w:spacing w:line="336" w:lineRule="auto" w:after="180"/>
+      </w:pPr>
+      <w:r>
+        <w:rPr>
+          <w:b w:val="0"/>
+        </w:rPr>
+        <w:t xml:space="preserve">Close your notes. Explain this goal in your own words: Explain the </w:t>
+      </w:r>
+      <w:r>
+        <w:rPr>
+          <w:b/>
+        </w:rPr>
+        <w:t>mechanism</w:t>
+      </w:r>
+      <w:r>
+        <w:rPr>
+          <w:b w:val="0"/>
+        </w:rPr>
+        <w:t xml:space="preserve"> and terminology of architecture and </w:t>
+      </w:r>
+      <w:r>
+        <w:rPr>
+          <w:b/>
+        </w:rPr>
+        <w:t>data flow</w:t>
       </w:r>
     </w:p>
     <w:p>
@@ -2047,13 +3324,61 @@
       </w:r>
     </w:p>
     <w:p>
-      <w:r>
-        <w:t>If you are unsure, return to the worked picture and explain one arrow. If you are ready, change an input or assumption and justify your prediction.</w:t>
-      </w:r>
-    </w:p>
-    <w:p>
-      <w:r>
-        <w:t>Save your workbook evidence. At the next review, try a different case before opening your old answer.</w:t>
+      <w:pPr>
+        <w:spacing w:line="336" w:lineRule="auto" w:after="180"/>
+      </w:pPr>
+      <w:r>
+        <w:rPr>
+          <w:b w:val="0"/>
+        </w:rPr>
+        <w:t xml:space="preserve">If you are unsure, return to the worked picture and explain one arrow. If you are ready, change an </w:t>
+      </w:r>
+      <w:r>
+        <w:rPr>
+          <w:b/>
+        </w:rPr>
+        <w:t>input</w:t>
+      </w:r>
+      <w:r>
+        <w:rPr>
+          <w:b w:val="0"/>
+        </w:rPr>
+        <w:t xml:space="preserve"> or assumption and justify your </w:t>
+      </w:r>
+      <w:r>
+        <w:rPr>
+          <w:b/>
+        </w:rPr>
+        <w:t>prediction</w:t>
+      </w:r>
+      <w:r>
+        <w:rPr>
+          <w:b w:val="0"/>
+        </w:rPr>
+        <w:t>.</w:t>
+      </w:r>
+    </w:p>
+    <w:p>
+      <w:pPr>
+        <w:spacing w:line="336" w:lineRule="auto" w:after="180"/>
+      </w:pPr>
+      <w:r>
+        <w:rPr>
+          <w:b w:val="0"/>
+        </w:rPr>
+        <w:t xml:space="preserve">Save your workbook </w:t>
+      </w:r>
+      <w:r>
+        <w:rPr>
+          <w:b/>
+        </w:rPr>
+        <w:t>evidence</w:t>
+      </w:r>
+      <w:r>
+        <w:rPr>
+          <w:b w:val="0"/>
+        </w:rPr>
+        <w:t>. At the next review, try a different case before opening your old answer.</w:t>
       </w:r>
     </w:p>
     <w:p>
@@ -2066,11 +3391,28 @@
     </w:p>
     <w:p>
       <w:r>
+        <w:t>Attempt supported questions before using hints or feedback. Review a missing building block, then keep the completed work.</w:t>
+      </w:r>
+    </w:p>
+    <w:p>
+      <w:pPr>
+        <w:spacing w:line="336" w:lineRule="auto" w:after="180"/>
+      </w:pPr>
+      <w:r>
+        <w:rPr>
+          <w:b w:val="0"/>
+        </w:rPr>
         <w:t>Use this supported practice once, in the browser or on paper. Keep the reserved independent assessment for a separate first attempt before teacher feedback.</w:t>
       </w:r>
     </w:p>
     <w:p>
-      <w:r>
+      <w:pPr>
+        <w:spacing w:line="336" w:lineRule="auto" w:after="180"/>
+      </w:pPr>
+      <w:r>
+        <w:rPr>
+          <w:b w:val="0"/>
+        </w:rPr>
         <w:t>Four boxes for a library reply. A learner asks when the map room closes. Follow the request through the service.</w:t>
       </w:r>
     </w:p>
@@ -2083,22 +3425,49 @@
       </w:r>
     </w:p>
     <w:p>
-      <w:r>
+      <w:pPr>
+        <w:spacing w:line="336" w:lineRule="auto" w:after="180"/>
+      </w:pPr>
+      <w:r>
+        <w:rPr>
+          <w:b w:val="0"/>
+        </w:rPr>
         <w:t>Which labelled step matches this detail? A draft cites R and states 17:30; validation checks agreement before returning it.</w:t>
       </w:r>
     </w:p>
     <w:p>
-      <w:r>
+      <w:pPr>
+        <w:spacing w:line="336" w:lineRule="auto" w:after="180"/>
+        <w:shd w:fill="F4F9FC"/>
+      </w:pPr>
+      <w:r>
+        <w:rPr>
+          <w:b w:val="0"/>
+        </w:rPr>
         <w:t>1. Retrieve R</w:t>
       </w:r>
     </w:p>
     <w:p>
-      <w:r>
+      <w:pPr>
+        <w:spacing w:line="336" w:lineRule="auto" w:after="180"/>
+        <w:shd w:fill="F4F9FC"/>
+      </w:pPr>
+      <w:r>
+        <w:rPr>
+          <w:b w:val="0"/>
+        </w:rPr>
         <w:t>2. Draft and check</w:t>
       </w:r>
     </w:p>
     <w:p>
-      <w:r>
+      <w:pPr>
+        <w:spacing w:line="336" w:lineRule="auto" w:after="180"/>
+        <w:shd w:fill="F4F9FC"/>
+      </w:pPr>
+      <w:r>
+        <w:rPr>
+          <w:b w:val="0"/>
+        </w:rPr>
         <w:t>3. Receive question</w:t>
       </w:r>
     </w:p>
@@ -2136,41 +3505,167 @@
       </w:r>
     </w:p>
     <w:p>
-      <w:r>
+      <w:pPr>
+        <w:pStyle w:val="Heading3"/>
+      </w:pPr>
+      <w:r>
+        <w:t>Hint · try first</w:t>
+      </w:r>
+    </w:p>
+    <w:p>
+      <w:pPr>
+        <w:spacing w:line="336" w:lineRule="auto" w:after="180"/>
+        <w:shd w:fill="F1F6F8"/>
+      </w:pPr>
+      <w:r>
+        <w:rPr>
+          <w:b w:val="0"/>
+        </w:rPr>
         <w:t>Hint if needed: Read the steps in the pictorial case. Match the supplied detail to the stage that performs or records it.</w:t>
       </w:r>
     </w:p>
     <w:p>
-      <w:r>
-        <w:t>After your attempt, compare with the supported explanation: Draft and check A draft cites R and states 17:30; validation checks agreement before returning it. An architecture assigns responsibilities and carries data between components. Retrieval provides evidence; drafting supplies wording.</w:t>
-      </w:r>
-    </w:p>
-    <w:p>
       <w:pPr>
         <w:pStyle w:val="Heading3"/>
       </w:pPr>
       <w:r>
+        <w:t>Feedback · compare after trying</w:t>
+      </w:r>
+    </w:p>
+    <w:p>
+      <w:pPr>
+        <w:spacing w:line="336" w:lineRule="auto" w:after="180"/>
+        <w:shd w:fill="F1F6FC"/>
+      </w:pPr>
+      <w:r>
+        <w:rPr>
+          <w:b w:val="0"/>
+        </w:rPr>
+        <w:t>After your attempt, compare with the supported explanation: Draft and check A draft cites R and states 17:30; validation checks agreement before returning it.</w:t>
+      </w:r>
+    </w:p>
+    <w:p>
+      <w:pPr>
+        <w:spacing w:line="336" w:lineRule="auto" w:after="180"/>
+        <w:shd w:fill="F1F6FC"/>
+      </w:pPr>
+      <w:r>
+        <w:rPr>
+          <w:b w:val="0"/>
+        </w:rPr>
+        <w:t xml:space="preserve">An architecture assigns responsibilities and carries data between </w:t>
+      </w:r>
+      <w:r>
+        <w:rPr>
+          <w:b/>
+        </w:rPr>
+        <w:t>component</w:t>
+      </w:r>
+      <w:r>
+        <w:rPr>
+          <w:b w:val="0"/>
+        </w:rPr>
+        <w:t xml:space="preserve">s. Retrieval provides </w:t>
+      </w:r>
+      <w:r>
+        <w:rPr>
+          <w:b/>
+        </w:rPr>
+        <w:t>evidence</w:t>
+      </w:r>
+      <w:r>
+        <w:rPr>
+          <w:b w:val="0"/>
+        </w:rPr>
+        <w:t>; drafting supplies wording.</w:t>
+      </w:r>
+    </w:p>
+    <w:p>
+      <w:pPr>
+        <w:pStyle w:val="Heading3"/>
+      </w:pPr>
+      <w:r>
         <w:t>Practice 2: explain the deciding evidence</w:t>
       </w:r>
     </w:p>
     <w:p>
-      <w:r>
+      <w:pPr>
+        <w:pStyle w:val="Heading3"/>
+      </w:pPr>
+      <w:r>
+        <w:t>Changed case · predict first</w:t>
+      </w:r>
+    </w:p>
+    <w:p>
+      <w:pPr>
+        <w:spacing w:line="336" w:lineRule="auto" w:after="180"/>
+        <w:shd w:fill="F5F1FB"/>
+      </w:pPr>
+      <w:r>
+        <w:rPr>
+          <w:b w:val="0"/>
+        </w:rPr>
         <w:t>Changed-case practice: Disconnect retrieval from the application. Which conclusion is supported by the supplied facts?</w:t>
       </w:r>
     </w:p>
     <w:p>
-      <w:r>
+      <w:pPr>
+        <w:spacing w:line="336" w:lineRule="auto" w:after="180"/>
+        <w:shd w:fill="F4F9FC"/>
+      </w:pPr>
+      <w:r>
+        <w:rPr>
+          <w:b w:val="0"/>
+        </w:rPr>
         <w:t>1. Return review status rather than inventing a time.</w:t>
       </w:r>
     </w:p>
     <w:p>
-      <w:r>
-        <w:t>2. This one example guarantees correct results for every future input.</w:t>
-      </w:r>
-    </w:p>
-    <w:p>
-      <w:r>
-        <w:t>3. We can decide the result without examining the changed input or the procedure.</w:t>
+      <w:pPr>
+        <w:spacing w:line="336" w:lineRule="auto" w:after="180"/>
+        <w:shd w:fill="F4F9FC"/>
+      </w:pPr>
+      <w:r>
+        <w:rPr>
+          <w:b w:val="0"/>
+        </w:rPr>
+        <w:t xml:space="preserve">2. This one example guarantees correct results for every future </w:t>
+      </w:r>
+      <w:r>
+        <w:rPr>
+          <w:b/>
+        </w:rPr>
+        <w:t>input</w:t>
+      </w:r>
+      <w:r>
+        <w:rPr>
+          <w:b w:val="0"/>
+        </w:rPr>
+        <w:t>.</w:t>
+      </w:r>
+    </w:p>
+    <w:p>
+      <w:pPr>
+        <w:spacing w:line="336" w:lineRule="auto" w:after="180"/>
+        <w:shd w:fill="F4F9FC"/>
+      </w:pPr>
+      <w:r>
+        <w:rPr>
+          <w:b w:val="0"/>
+        </w:rPr>
+        <w:t xml:space="preserve">3. We can decide the result without examining the changed </w:t>
+      </w:r>
+      <w:r>
+        <w:rPr>
+          <w:b/>
+        </w:rPr>
+        <w:t>input</w:t>
+      </w:r>
+      <w:r>
+        <w:rPr>
+          <w:b w:val="0"/>
+        </w:rPr>
+        <w:t xml:space="preserve"> or the procedure.</w:t>
       </w:r>
     </w:p>
     <w:p>
@@ -2207,26 +3702,109 @@
       </w:r>
     </w:p>
     <w:p>
-      <w:r>
+      <w:pPr>
+        <w:pStyle w:val="Heading3"/>
+      </w:pPr>
+      <w:r>
+        <w:t>Hint · try first</w:t>
+      </w:r>
+    </w:p>
+    <w:p>
+      <w:pPr>
+        <w:spacing w:line="336" w:lineRule="auto" w:after="180"/>
+        <w:shd w:fill="F1F6F8"/>
+      </w:pPr>
+      <w:r>
+        <w:rPr>
+          <w:b w:val="0"/>
+        </w:rPr>
         <w:t>Hint if needed: Use the changed condition and the deciding step in the pictorial trace. The answer must say what follows from those facts.</w:t>
       </w:r>
     </w:p>
     <w:p>
-      <w:r>
-        <w:t>After your attempt, compare with the supported explanation: Return review status rather than inventing a time. The supported-answer path lacks its required evidence input.</w:t>
-      </w:r>
-    </w:p>
-    <w:p>
       <w:pPr>
         <w:pStyle w:val="Heading3"/>
       </w:pPr>
       <w:r>
+        <w:t>Feedback · compare after trying</w:t>
+      </w:r>
+    </w:p>
+    <w:p>
+      <w:pPr>
+        <w:spacing w:line="336" w:lineRule="auto" w:after="180"/>
+        <w:shd w:fill="F1F6FC"/>
+      </w:pPr>
+      <w:r>
+        <w:rPr>
+          <w:b w:val="0"/>
+        </w:rPr>
+        <w:t xml:space="preserve">After your attempt, compare with the supported explanation: Return review status rather than inventing a time. The supported-answer path lacks its required </w:t>
+      </w:r>
+      <w:r>
+        <w:rPr>
+          <w:b/>
+        </w:rPr>
+        <w:t>evidence</w:t>
+      </w:r>
+      <w:r>
+        <w:rPr>
+          <w:b w:val="0"/>
+        </w:rPr>
+        <w:t xml:space="preserve"> </w:t>
+      </w:r>
+      <w:r>
+        <w:rPr>
+          <w:b/>
+        </w:rPr>
+        <w:t>input</w:t>
+      </w:r>
+      <w:r>
+        <w:rPr>
+          <w:b w:val="0"/>
+        </w:rPr>
+        <w:t>.</w:t>
+      </w:r>
+    </w:p>
+    <w:p>
+      <w:pPr>
+        <w:pStyle w:val="Heading3"/>
+      </w:pPr>
+      <w:r>
         <w:t>Repair a missing building block</w:t>
       </w:r>
     </w:p>
     <w:p>
-      <w:r>
-        <w:t>Review Requirements and service boundaries (ai-6/1). Goal: Explain the mechanism and terminology of requirements and service boundaries. Short practice: Split the museum visitor’s request into two operations. Which can the service perform for P, and what happens to each operation when Q has no approved card?. Return to this week and explain what you changed.</w:t>
+      <w:pPr>
+        <w:spacing w:line="336" w:lineRule="auto" w:after="180"/>
+      </w:pPr>
+      <w:r>
+        <w:rPr>
+          <w:b w:val="0"/>
+        </w:rPr>
+        <w:t xml:space="preserve">Review Requirements and service boundaries (ai-6/1). Goal: Explain the </w:t>
+      </w:r>
+      <w:r>
+        <w:rPr>
+          <w:b/>
+        </w:rPr>
+        <w:t>mechanism</w:t>
+      </w:r>
+      <w:r>
+        <w:rPr>
+          <w:b w:val="0"/>
+        </w:rPr>
+        <w:t xml:space="preserve"> and terminology of requirements and service boundaries. Short practice: Split the museum visitor’s request into two operations.</w:t>
+      </w:r>
+    </w:p>
+    <w:p>
+      <w:pPr>
+        <w:spacing w:line="336" w:lineRule="auto" w:after="180"/>
+      </w:pPr>
+      <w:r>
+        <w:rPr>
+          <w:b w:val="0"/>
+        </w:rPr>
+        <w:t>Which can the service perform for P, and what happens to each operation when Q has no approved card?. Return to this week and explain what you changed.</w:t>
       </w:r>
     </w:p>
     <w:p>
@@ -2238,8 +3816,649 @@
       </w:r>
     </w:p>
     <w:p>
-      <w:r>
-        <w:t>Use Download completed work in the hosted lesson to export your answers, reflections, practice feedback and code-run evidence. Open the HTML copy to read or print it. Drafts stay in this browser when storage is available; clear drafts on a shared device.</w:t>
+      <w:pPr>
+        <w:spacing w:line="336" w:lineRule="auto" w:after="180"/>
+      </w:pPr>
+      <w:r>
+        <w:rPr>
+          <w:b w:val="0"/>
+        </w:rPr>
+        <w:t xml:space="preserve">Use Download completed work in the hosted lesson to export your answers, reflections, practice feedback and code-run </w:t>
+      </w:r>
+      <w:r>
+        <w:rPr>
+          <w:b/>
+        </w:rPr>
+        <w:t>evidence</w:t>
+      </w:r>
+      <w:r>
+        <w:rPr>
+          <w:b w:val="0"/>
+        </w:rPr>
+        <w:t>. Open the HTML copy to read or print it.</w:t>
+      </w:r>
+    </w:p>
+    <w:p>
+      <w:pPr>
+        <w:spacing w:line="336" w:lineRule="auto" w:after="180"/>
+      </w:pPr>
+      <w:r>
+        <w:rPr>
+          <w:b w:val="0"/>
+        </w:rPr>
+        <w:t>Drafts stay in this browser when storage is available; clear drafts on a shared device.</w:t>
+      </w:r>
+    </w:p>
+    <w:p>
+      <w:pPr>
+        <w:pStyle w:val="Heading1"/>
+      </w:pPr>
+      <w:r>
+        <w:t>18. Visual concept journey</w:t>
+      </w:r>
+    </w:p>
+    <w:p>
+      <w:r>
+        <w:t>Explain each Architecture and data flow graphic using its labels, deciding evidence and relevant limitation.</w:t>
+      </w:r>
+    </w:p>
+    <w:p>
+      <w:pPr>
+        <w:pStyle w:val="Heading3"/>
+      </w:pPr>
+      <w:r>
+        <w:t>01. Architecture and data flow: the case</w:t>
+      </w:r>
+    </w:p>
+    <w:p>
+      <w:r>
+        <w:drawing>
+          <wp:inline xmlns:a="http://schemas.openxmlformats.org/drawingml/2006/main" xmlns:pic="http://schemas.openxmlformats.org/drawingml/2006/picture">
+            <wp:extent cx="5486400" cy="2834640"/>
+            <wp:docPr id="2" name="Picture 2" descr="Four boxes for a library reply. A learner asks when the map room closes. Follow the request through the service. Supplied facts: Approved schedule R says 17:30. The model may phrase facts but cannot replace them."/>
+            <wp:cNvGraphicFramePr>
+              <a:graphicFrameLocks noChangeAspect="1"/>
+            </wp:cNvGraphicFramePr>
+            <a:graphic>
+              <a:graphicData uri="http://schemas.openxmlformats.org/drawingml/2006/picture">
+                <pic:pic>
+                  <pic:nvPicPr>
+                    <pic:cNvPr id="0" name="academy-story-ai-6-2-01.png"/>
+                    <pic:cNvPicPr/>
+                  </pic:nvPicPr>
+                  <pic:blipFill>
+                    <a:blip r:embed="rId10"/>
+                    <a:stretch>
+                      <a:fillRect/>
+                    </a:stretch>
+                  </pic:blipFill>
+                  <pic:spPr>
+                    <a:xfrm>
+                      <a:off x="0" y="0"/>
+                      <a:ext cx="5486400" cy="2834640"/>
+                    </a:xfrm>
+                    <a:prstGeom prst="rect"/>
+                  </pic:spPr>
+                </pic:pic>
+              </a:graphicData>
+            </a:graphic>
+          </wp:inline>
+        </w:drawing>
+      </w:r>
+    </w:p>
+    <w:p>
+      <w:pPr>
+        <w:spacing w:line="336" w:lineRule="auto" w:after="180"/>
+      </w:pPr>
+      <w:r>
+        <w:rPr>
+          <w:b w:val="0"/>
+        </w:rPr>
+        <w:t>Four boxes for a library reply. A learner asks when the map room closes. Follow the request through the service. Supplied facts: Approved schedule R says 17:30. The model may phrase facts but cannot replace them.</w:t>
+      </w:r>
+    </w:p>
+    <w:p>
+      <w:pPr>
+        <w:spacing w:line="336" w:lineRule="auto" w:after="180"/>
+        <w:shd w:fill="F5F1FB"/>
+      </w:pPr>
+      <w:r>
+        <w:rPr>
+          <w:b w:val="0"/>
+        </w:rPr>
+        <w:t>Point to the given fact that matters most. Explain why it matters.</w:t>
+      </w:r>
+    </w:p>
+    <w:p>
+      <w:pPr>
+        <w:pStyle w:val="Heading3"/>
+      </w:pPr>
+      <w:r>
+        <w:t>02. Follow the deciding steps</w:t>
+      </w:r>
+    </w:p>
+    <w:p>
+      <w:r>
+        <w:drawing>
+          <wp:inline xmlns:a="http://schemas.openxmlformats.org/drawingml/2006/main" xmlns:pic="http://schemas.openxmlformats.org/drawingml/2006/picture">
+            <wp:extent cx="5486400" cy="3182112"/>
+            <wp:docPr id="3" name="Picture 3" descr="Receive question: The interface forwards the map-room question. → Retrieve R: The application retrieves the approved time, 17:30. → Draft and check: A draft cites R and states 17:30; validation checks agreement before returning it."/>
+            <wp:cNvGraphicFramePr>
+              <a:graphicFrameLocks noChangeAspect="1"/>
+            </wp:cNvGraphicFramePr>
+            <a:graphic>
+              <a:graphicData uri="http://schemas.openxmlformats.org/drawingml/2006/picture">
+                <pic:pic>
+                  <pic:nvPicPr>
+                    <pic:cNvPr id="0" name="academy-story-ai-6-2-02.png"/>
+                    <pic:cNvPicPr/>
+                  </pic:nvPicPr>
+                  <pic:blipFill>
+                    <a:blip r:embed="rId11"/>
+                    <a:stretch>
+                      <a:fillRect/>
+                    </a:stretch>
+                  </pic:blipFill>
+                  <pic:spPr>
+                    <a:xfrm>
+                      <a:off x="0" y="0"/>
+                      <a:ext cx="5486400" cy="3182112"/>
+                    </a:xfrm>
+                    <a:prstGeom prst="rect"/>
+                  </pic:spPr>
+                </pic:pic>
+              </a:graphicData>
+            </a:graphic>
+          </wp:inline>
+        </w:drawing>
+      </w:r>
+    </w:p>
+    <w:p>
+      <w:pPr>
+        <w:spacing w:line="336" w:lineRule="auto" w:after="180"/>
+      </w:pPr>
+      <w:r>
+        <w:rPr>
+          <w:b w:val="0"/>
+        </w:rPr>
+        <w:t>Receive question: The interface forwards the map-room question. → Retrieve R: The application retrieves the approved time, 17:30. → Draft and check: A draft cites R and states 17:30; validation checks agreement before returning it.</w:t>
+      </w:r>
+    </w:p>
+    <w:p>
+      <w:pPr>
+        <w:spacing w:line="336" w:lineRule="auto" w:after="180"/>
+        <w:shd w:fill="F5F1FB"/>
+      </w:pPr>
+      <w:r>
+        <w:rPr>
+          <w:b w:val="0"/>
+        </w:rPr>
+        <w:t xml:space="preserve">Point to each numbered stage and explain which recorded </w:t>
+      </w:r>
+      <w:r>
+        <w:rPr>
+          <w:b/>
+        </w:rPr>
+        <w:t>input</w:t>
+      </w:r>
+      <w:r>
+        <w:rPr>
+          <w:b w:val="0"/>
+        </w:rPr>
+        <w:t xml:space="preserve"> it uses.</w:t>
+      </w:r>
+    </w:p>
+    <w:p>
+      <w:pPr>
+        <w:pStyle w:val="Heading3"/>
+      </w:pPr>
+      <w:r>
+        <w:t>03. Architecture and data flow — evidence trace</w:t>
+      </w:r>
+    </w:p>
+    <w:p>
+      <w:r>
+        <w:drawing>
+          <wp:inline xmlns:a="http://schemas.openxmlformats.org/drawingml/2006/main" xmlns:pic="http://schemas.openxmlformats.org/drawingml/2006/picture">
+            <wp:extent cx="5486400" cy="2996184"/>
+            <wp:docPr id="4" name="Picture 4" descr="Architecture and data flow — evidence trace. A student request bypasses the role filter and sends teacher records directly to a generator. | Trace request validator -&gt; role filter -&gt; source lookup -&gt; response validator -&gt; result. Sources enter as data, not control instructions. Reject invalid requests before any downstream lookup. | The data path crosses the access boundary incorrectly. Move the role filter before source lookup/context construction; hiding a later citation is insufficient."/>
+            <wp:cNvGraphicFramePr>
+              <a:graphicFrameLocks noChangeAspect="1"/>
+            </wp:cNvGraphicFramePr>
+            <a:graphic>
+              <a:graphicData uri="http://schemas.openxmlformats.org/drawingml/2006/picture">
+                <pic:pic>
+                  <pic:nvPicPr>
+                    <pic:cNvPr id="0" name="academy-story-ai-6-2-03.png"/>
+                    <pic:cNvPicPr/>
+                  </pic:nvPicPr>
+                  <pic:blipFill>
+                    <a:blip r:embed="rId12"/>
+                    <a:stretch>
+                      <a:fillRect/>
+                    </a:stretch>
+                  </pic:blipFill>
+                  <pic:spPr>
+                    <a:xfrm>
+                      <a:off x="0" y="0"/>
+                      <a:ext cx="5486400" cy="2996184"/>
+                    </a:xfrm>
+                    <a:prstGeom prst="rect"/>
+                  </pic:spPr>
+                </pic:pic>
+              </a:graphicData>
+            </a:graphic>
+          </wp:inline>
+        </w:drawing>
+      </w:r>
+    </w:p>
+    <w:p>
+      <w:pPr>
+        <w:spacing w:line="336" w:lineRule="auto" w:after="180"/>
+      </w:pPr>
+      <w:r>
+        <w:rPr>
+          <w:b w:val="0"/>
+        </w:rPr>
+        <w:t xml:space="preserve">Architecture and </w:t>
+      </w:r>
+      <w:r>
+        <w:rPr>
+          <w:b/>
+        </w:rPr>
+        <w:t>data flow</w:t>
+      </w:r>
+      <w:r>
+        <w:rPr>
+          <w:b w:val="0"/>
+        </w:rPr>
+        <w:t xml:space="preserve"> — </w:t>
+      </w:r>
+      <w:r>
+        <w:rPr>
+          <w:b/>
+        </w:rPr>
+        <w:t>evidence</w:t>
+      </w:r>
+      <w:r>
+        <w:rPr>
+          <w:b w:val="0"/>
+        </w:rPr>
+        <w:t xml:space="preserve"> trace.</w:t>
+      </w:r>
+    </w:p>
+    <w:p>
+      <w:pPr>
+        <w:spacing w:line="336" w:lineRule="auto" w:after="180"/>
+      </w:pPr>
+      <w:r>
+        <w:rPr>
+          <w:b w:val="0"/>
+        </w:rPr>
+        <w:t>A student request bypasses the role filter and sends teacher records directly to a generator. | Trace request validator -&gt; role filter -&gt; source lookup -&gt; response validator -&gt; result.</w:t>
+      </w:r>
+    </w:p>
+    <w:p>
+      <w:pPr>
+        <w:spacing w:line="336" w:lineRule="auto" w:after="180"/>
+      </w:pPr>
+      <w:r>
+        <w:rPr>
+          <w:b w:val="0"/>
+        </w:rPr>
+        <w:t>Sources enter as data, not control instructions. Reject invalid requests before any downstream lookup. | The data path crosses the access boundary incorrectly.</w:t>
+      </w:r>
+    </w:p>
+    <w:p>
+      <w:pPr>
+        <w:spacing w:line="336" w:lineRule="auto" w:after="180"/>
+      </w:pPr>
+      <w:r>
+        <w:rPr>
+          <w:b w:val="0"/>
+        </w:rPr>
+        <w:t>Move the role filter before source lookup/context construction; hiding a later citation is insufficient.</w:t>
+      </w:r>
+    </w:p>
+    <w:p>
+      <w:pPr>
+        <w:spacing w:line="336" w:lineRule="auto" w:after="180"/>
+        <w:shd w:fill="F5F1FB"/>
+      </w:pPr>
+      <w:r>
+        <w:rPr>
+          <w:b w:val="0"/>
+        </w:rPr>
+        <w:t>Read the labels and values. Explain the relationship the model shows.</w:t>
+      </w:r>
+    </w:p>
+    <w:p>
+      <w:pPr>
+        <w:pStyle w:val="Heading3"/>
+      </w:pPr>
+      <w:r>
+        <w:t>04. Change one thing. Trace what follows.</w:t>
+      </w:r>
+    </w:p>
+    <w:p>
+      <w:r>
+        <w:drawing>
+          <wp:inline xmlns:a="http://schemas.openxmlformats.org/drawingml/2006/main" xmlns:pic="http://schemas.openxmlformats.org/drawingml/2006/picture">
+            <wp:extent cx="5486400" cy="3026664"/>
+            <wp:docPr id="5" name="Picture 5" descr="Original case: A draft cites R and states 17:30; validation checks agreement before returning it. Changed condition: Disconnect retrieval from the application. Expected result: Return review status rather than inventing a time. Reason: The supported-answer path lacks its required evidence input."/>
+            <wp:cNvGraphicFramePr>
+              <a:graphicFrameLocks noChangeAspect="1"/>
+            </wp:cNvGraphicFramePr>
+            <a:graphic>
+              <a:graphicData uri="http://schemas.openxmlformats.org/drawingml/2006/picture">
+                <pic:pic>
+                  <pic:nvPicPr>
+                    <pic:cNvPr id="0" name="academy-story-ai-6-2-04.png"/>
+                    <pic:cNvPicPr/>
+                  </pic:nvPicPr>
+                  <pic:blipFill>
+                    <a:blip r:embed="rId13"/>
+                    <a:stretch>
+                      <a:fillRect/>
+                    </a:stretch>
+                  </pic:blipFill>
+                  <pic:spPr>
+                    <a:xfrm>
+                      <a:off x="0" y="0"/>
+                      <a:ext cx="5486400" cy="3026664"/>
+                    </a:xfrm>
+                    <a:prstGeom prst="rect"/>
+                  </pic:spPr>
+                </pic:pic>
+              </a:graphicData>
+            </a:graphic>
+          </wp:inline>
+        </w:drawing>
+      </w:r>
+    </w:p>
+    <w:p>
+      <w:pPr>
+        <w:spacing w:line="336" w:lineRule="auto" w:after="180"/>
+      </w:pPr>
+      <w:r>
+        <w:rPr>
+          <w:b w:val="0"/>
+        </w:rPr>
+        <w:t>Original case: A draft cites R and states 17:30; validation checks agreement before returning it. Changed condition: Disconnect retrieval from the application.</w:t>
+      </w:r>
+    </w:p>
+    <w:p>
+      <w:pPr>
+        <w:spacing w:line="336" w:lineRule="auto" w:after="180"/>
+      </w:pPr>
+      <w:r>
+        <w:rPr>
+          <w:b w:val="0"/>
+        </w:rPr>
+        <w:t xml:space="preserve">Expected result: Return review status rather than inventing a time. Reason: The supported-answer path lacks its required </w:t>
+      </w:r>
+      <w:r>
+        <w:rPr>
+          <w:b/>
+        </w:rPr>
+        <w:t>evidence</w:t>
+      </w:r>
+      <w:r>
+        <w:rPr>
+          <w:b w:val="0"/>
+        </w:rPr>
+        <w:t xml:space="preserve"> </w:t>
+      </w:r>
+      <w:r>
+        <w:rPr>
+          <w:b/>
+        </w:rPr>
+        <w:t>input</w:t>
+      </w:r>
+      <w:r>
+        <w:rPr>
+          <w:b w:val="0"/>
+        </w:rPr>
+        <w:t>.</w:t>
+      </w:r>
+    </w:p>
+    <w:p>
+      <w:pPr>
+        <w:spacing w:line="336" w:lineRule="auto" w:after="180"/>
+        <w:shd w:fill="F5F1FB"/>
+      </w:pPr>
+      <w:r>
+        <w:rPr>
+          <w:b w:val="0"/>
+        </w:rPr>
+        <w:t>Predict before checking the worked changed-case result. Name what changed and what the supplied facts allow you to conclude.</w:t>
+      </w:r>
+    </w:p>
+    <w:p>
+      <w:pPr>
+        <w:pStyle w:val="Heading3"/>
+      </w:pPr>
+      <w:r>
+        <w:t>05. Connect the explanation to its limit</w:t>
+      </w:r>
+    </w:p>
+    <w:p>
+      <w:r>
+        <w:drawing>
+          <wp:inline xmlns:a="http://schemas.openxmlformats.org/drawingml/2006/main" xmlns:pic="http://schemas.openxmlformats.org/drawingml/2006/picture">
+            <wp:extent cx="5486400" cy="2834640"/>
+            <wp:docPr id="6" name="Picture 6" descr="An architecture assigns responsibilities and carries data between components. Retrieval provides evidence; drafting supplies wording. Limit: A drawing needs comparison with actual traces; it does not prove the implementation follows the arrows."/>
+            <wp:cNvGraphicFramePr>
+              <a:graphicFrameLocks noChangeAspect="1"/>
+            </wp:cNvGraphicFramePr>
+            <a:graphic>
+              <a:graphicData uri="http://schemas.openxmlformats.org/drawingml/2006/picture">
+                <pic:pic>
+                  <pic:nvPicPr>
+                    <pic:cNvPr id="0" name="academy-story-ai-6-2-05.png"/>
+                    <pic:cNvPicPr/>
+                  </pic:nvPicPr>
+                  <pic:blipFill>
+                    <a:blip r:embed="rId14"/>
+                    <a:stretch>
+                      <a:fillRect/>
+                    </a:stretch>
+                  </pic:blipFill>
+                  <pic:spPr>
+                    <a:xfrm>
+                      <a:off x="0" y="0"/>
+                      <a:ext cx="5486400" cy="2834640"/>
+                    </a:xfrm>
+                    <a:prstGeom prst="rect"/>
+                  </pic:spPr>
+                </pic:pic>
+              </a:graphicData>
+            </a:graphic>
+          </wp:inline>
+        </w:drawing>
+      </w:r>
+    </w:p>
+    <w:p>
+      <w:pPr>
+        <w:spacing w:line="336" w:lineRule="auto" w:after="180"/>
+      </w:pPr>
+      <w:r>
+        <w:rPr>
+          <w:b w:val="0"/>
+        </w:rPr>
+        <w:t xml:space="preserve">An architecture assigns responsibilities and carries data between </w:t>
+      </w:r>
+      <w:r>
+        <w:rPr>
+          <w:b/>
+        </w:rPr>
+        <w:t>component</w:t>
+      </w:r>
+      <w:r>
+        <w:rPr>
+          <w:b w:val="0"/>
+        </w:rPr>
+        <w:t xml:space="preserve">s. Retrieval provides </w:t>
+      </w:r>
+      <w:r>
+        <w:rPr>
+          <w:b/>
+        </w:rPr>
+        <w:t>evidence</w:t>
+      </w:r>
+      <w:r>
+        <w:rPr>
+          <w:b w:val="0"/>
+        </w:rPr>
+        <w:t>; drafting supplies wording.</w:t>
+      </w:r>
+    </w:p>
+    <w:p>
+      <w:pPr>
+        <w:spacing w:line="336" w:lineRule="auto" w:after="180"/>
+      </w:pPr>
+      <w:r>
+        <w:rPr>
+          <w:b w:val="0"/>
+        </w:rPr>
+        <w:t>Limit: A drawing needs comparison with actual traces; it does not prove the implementation follows the arrows.</w:t>
+      </w:r>
+    </w:p>
+    <w:p>
+      <w:pPr>
+        <w:spacing w:line="336" w:lineRule="auto" w:after="180"/>
+        <w:shd w:fill="F5F1FB"/>
+      </w:pPr>
+      <w:r>
+        <w:rPr>
+          <w:b w:val="0"/>
+        </w:rPr>
+        <w:t>Explain the case, then point to a limit on the claim.</w:t>
+      </w:r>
+    </w:p>
+    <w:p>
+      <w:pPr>
+        <w:pStyle w:val="Heading3"/>
+      </w:pPr>
+      <w:r>
+        <w:t>06. Make the idea visible in your project</w:t>
+      </w:r>
+    </w:p>
+    <w:p>
+      <w:r>
+        <w:drawing>
+          <wp:inline xmlns:a="http://schemas.openxmlformats.org/drawingml/2006/main" xmlns:pic="http://schemas.openxmlformats.org/drawingml/2006/picture">
+            <wp:extent cx="5486400" cy="3529584"/>
+            <wp:docPr id="7" name="Picture 7" descr="For the Grounded Learning Service, retain an annotated trace and the changed-case result. Name the contract or evidence that makes the deciding step valid, so another team can review it. Draw your input, deciding step, result and limit. Supported question: Label what moves along the library request, retrieval and drafting arrows. Where does 17:30 come from, and why must the service stop if the retrieval arrow is disconnected?"/>
+            <wp:cNvGraphicFramePr>
+              <a:graphicFrameLocks noChangeAspect="1"/>
+            </wp:cNvGraphicFramePr>
+            <a:graphic>
+              <a:graphicData uri="http://schemas.openxmlformats.org/drawingml/2006/picture">
+                <pic:pic>
+                  <pic:nvPicPr>
+                    <pic:cNvPr id="0" name="academy-story-ai-6-2-06.png"/>
+                    <pic:cNvPicPr/>
+                  </pic:nvPicPr>
+                  <pic:blipFill>
+                    <a:blip r:embed="rId15"/>
+                    <a:stretch>
+                      <a:fillRect/>
+                    </a:stretch>
+                  </pic:blipFill>
+                  <pic:spPr>
+                    <a:xfrm>
+                      <a:off x="0" y="0"/>
+                      <a:ext cx="5486400" cy="3529584"/>
+                    </a:xfrm>
+                    <a:prstGeom prst="rect"/>
+                  </pic:spPr>
+                </pic:pic>
+              </a:graphicData>
+            </a:graphic>
+          </wp:inline>
+        </w:drawing>
+      </w:r>
+    </w:p>
+    <w:p>
+      <w:pPr>
+        <w:spacing w:line="336" w:lineRule="auto" w:after="180"/>
+      </w:pPr>
+      <w:r>
+        <w:rPr>
+          <w:b w:val="0"/>
+        </w:rPr>
+        <w:t xml:space="preserve">For the Grounded Learning Service, retain an annotated trace and the changed-case result. Name the contract or </w:t>
+      </w:r>
+      <w:r>
+        <w:rPr>
+          <w:b/>
+        </w:rPr>
+        <w:t>evidence</w:t>
+      </w:r>
+      <w:r>
+        <w:rPr>
+          <w:b w:val="0"/>
+        </w:rPr>
+        <w:t xml:space="preserve"> that makes the deciding step valid, so another team can review it.</w:t>
+      </w:r>
+    </w:p>
+    <w:p>
+      <w:pPr>
+        <w:spacing w:line="336" w:lineRule="auto" w:after="180"/>
+      </w:pPr>
+      <w:r>
+        <w:rPr>
+          <w:b w:val="0"/>
+        </w:rPr>
+        <w:t xml:space="preserve">Draw your </w:t>
+      </w:r>
+      <w:r>
+        <w:rPr>
+          <w:b/>
+        </w:rPr>
+        <w:t>input</w:t>
+      </w:r>
+      <w:r>
+        <w:rPr>
+          <w:b w:val="0"/>
+        </w:rPr>
+        <w:t>, deciding step, result and limit. Supported question: Label what moves along the library request, retrieval and drafting arrows.</w:t>
+      </w:r>
+    </w:p>
+    <w:p>
+      <w:pPr>
+        <w:spacing w:line="336" w:lineRule="auto" w:after="180"/>
+      </w:pPr>
+      <w:r>
+        <w:rPr>
+          <w:b w:val="0"/>
+        </w:rPr>
+        <w:t>Where does 17:30 come from, and why must the service stop if the retrieval arrow is disconnected?</w:t>
+      </w:r>
+    </w:p>
+    <w:p>
+      <w:pPr>
+        <w:spacing w:line="336" w:lineRule="auto" w:after="180"/>
+        <w:shd w:fill="F5F1FB"/>
+      </w:pPr>
+      <w:r>
+        <w:rPr>
+          <w:b w:val="0"/>
+        </w:rPr>
+        <w:t xml:space="preserve">Draw your project trace and justify the deciding step using </w:t>
+      </w:r>
+      <w:r>
+        <w:rPr>
+          <w:b/>
+        </w:rPr>
+        <w:t>evidence</w:t>
+      </w:r>
+      <w:r>
+        <w:rPr>
+          <w:b w:val="0"/>
+        </w:rPr>
+        <w:t>.</w:t>
       </w:r>
     </w:p>
     <w:sectPr>

--- a/downloads/student/ai-6-week-02.docx
+++ b/downloads/student/ai-6-week-02.docx
@@ -25,12 +25,17 @@
         <w:pStyle w:val="Heading1"/>
       </w:pPr>
       <w:r>
-        <w:t>Before you start</w:t>
-      </w:r>
-    </w:p>
-    <w:p>
-      <w:r>
-        <w:t>Recall Requirements and service boundaries. Explain why a recorded result needs its input conditions and evidence source before it can support a claim.</w:t>
+        <w:t>Name each component. Follow each arrow. Inspect each stop.</w:t>
+      </w:r>
+    </w:p>
+    <w:p>
+      <w:r>
+        <w:t>Trace how a service keeps invalid or restricted data out of downstream work and checks answers against approved evidence.</w:t>
+      </w:r>
+    </w:p>
+    <w:p>
+      <w:r>
+        <w:t>Component contract → ordered flow → complete fixtures → library picture → trace probes → local simulator → independent earliest stop.</w:t>
       </w:r>
     </w:p>
     <w:p>
@@ -38,20 +43,20 @@
         <w:pStyle w:val="Heading1"/>
       </w:pPr>
       <w:r>
-        <w:t>01. Your mission</w:t>
-      </w:r>
-    </w:p>
-    <w:p>
-      <w:r>
-        <w:t>Start with the target: Explain the mechanism and terminology of architecture and data flow. Try the recall before opening notes.</w:t>
-      </w:r>
-    </w:p>
-    <w:p>
-      <w:pPr>
-        <w:pStyle w:val="Heading3"/>
-      </w:pPr>
-      <w:r>
-        <w:t>Your learning target</w:t>
+        <w:t>01. Follow the data before trusting the answer</w:t>
+      </w:r>
+    </w:p>
+    <w:p>
+      <w:r>
+        <w:t>Each component needs a job, an input and an observable failure path.</w:t>
+      </w:r>
+    </w:p>
+    <w:p>
+      <w:pPr>
+        <w:pStyle w:val="Heading2"/>
+      </w:pPr>
+      <w:r>
+        <w:t>Learning goals</w:t>
       </w:r>
     </w:p>
     <w:p>
@@ -113,10 +118,10 @@
     </w:p>
     <w:p>
       <w:pPr>
-        <w:pStyle w:val="Heading3"/>
-      </w:pPr>
-      <w:r>
-        <w:t>Remember before reading</w:t>
+        <w:pStyle w:val="Heading2"/>
+      </w:pPr>
+      <w:r>
+        <w:t>Retrieve service boundaries</w:t>
       </w:r>
     </w:p>
     <w:p>
@@ -166,6 +171,100 @@
     </w:p>
     <w:p>
       <w:pPr>
+        <w:pStyle w:val="Heading2"/>
+      </w:pPr>
+      <w:r>
+        <w:t>Prerequisite and starting response</w:t>
+      </w:r>
+    </w:p>
+    <w:p>
+      <w:pPr>
+        <w:pStyle w:val="ListBullet"/>
+      </w:pPr>
+      <w:r>
+        <w:t>Recall Requirements and service boundaries. Explain why a recorded result needs its input conditions and evidence source before it can support a claim.</w:t>
+      </w:r>
+    </w:p>
+    <w:p>
+      <w:pPr>
+        <w:pStyle w:val="Heading3"/>
+      </w:pPr>
+      <w:r>
+        <w:t>My starting explanation</w:t>
+      </w:r>
+    </w:p>
+    <w:p>
+      <w:r>
+        <w:t>________________________________________________________________</w:t>
+      </w:r>
+    </w:p>
+    <w:p>
+      <w:r>
+        <w:t>________________________________________________________________</w:t>
+      </w:r>
+    </w:p>
+    <w:p>
+      <w:r>
+        <w:t>________________________________________________________________</w:t>
+      </w:r>
+    </w:p>
+    <w:p>
+      <w:pPr>
+        <w:pStyle w:val="Heading2"/>
+      </w:pPr>
+      <w:r>
+        <w:t>End goal</w:t>
+      </w:r>
+    </w:p>
+    <w:p>
+      <w:pPr>
+        <w:spacing w:line="336" w:lineRule="auto" w:after="180"/>
+      </w:pPr>
+      <w:r>
+        <w:rPr>
+          <w:b w:val="0"/>
+        </w:rPr>
+        <w:t xml:space="preserve">Explain architecture and </w:t>
+      </w:r>
+      <w:r>
+        <w:rPr>
+          <w:b/>
+        </w:rPr>
+        <w:t>data flow</w:t>
+      </w:r>
+      <w:r>
+        <w:rPr>
+          <w:b w:val="0"/>
+        </w:rPr>
+        <w:t xml:space="preserve"> using the deciding step in this fictional service.</w:t>
+      </w:r>
+    </w:p>
+    <w:p>
+      <w:pPr>
+        <w:pStyle w:val="Heading2"/>
+      </w:pPr>
+      <w:r>
+        <w:t>Earlier wording, alternatives and picture transcripts · reference / check after trying</w:t>
+      </w:r>
+    </w:p>
+    <w:p>
+      <w:pPr>
+        <w:pStyle w:val="Heading3"/>
+      </w:pPr>
+      <w:r>
+        <w:t>Your learning target</w:t>
+      </w:r>
+    </w:p>
+    <w:p>
+      <w:pPr>
+        <w:pStyle w:val="Heading3"/>
+      </w:pPr>
+      <w:r>
+        <w:t>Remember before reading</w:t>
+      </w:r>
+    </w:p>
+    <w:p>
+      <w:pPr>
         <w:spacing w:line="336" w:lineRule="auto" w:after="180"/>
       </w:pPr>
       <w:r>
@@ -236,13 +335,797 @@
     </w:p>
     <w:p>
       <w:pPr>
+        <w:pStyle w:val="Heading3"/>
+      </w:pPr>
+      <w:r>
+        <w:t>This week’s end goal</w:t>
+      </w:r>
+    </w:p>
+    <w:p>
+      <w:pPr>
+        <w:pStyle w:val="Heading1"/>
+      </w:pPr>
+      <w:r>
+        <w:t>02. Assign responsibilities and draw failure paths</w:t>
+      </w:r>
+    </w:p>
+    <w:p>
+      <w:r>
+        <w:t>A trust boundary separates what different actors may access or control.</w:t>
+      </w:r>
+    </w:p>
+    <w:p>
+      <w:pPr>
+        <w:pStyle w:val="Heading2"/>
+      </w:pPr>
+      <w:r>
+        <w:t>Begin with the school-office analogy</w:t>
+      </w:r>
+    </w:p>
+    <w:p>
+      <w:pPr>
         <w:spacing w:line="336" w:lineRule="auto" w:after="180"/>
       </w:pPr>
       <w:r>
         <w:rPr>
           <w:b w:val="0"/>
         </w:rPr>
-        <w:t xml:space="preserve">Recall Requirements and service boundaries. Explain why a recorded result needs its </w:t>
+        <w:t>Think of a school office with a public noticeboard and a separate teacher folder. A student’s question should never send the teacher folder into a drafting system. Crossing out a citation after drafting is too late: the restricted content already crossed the boundary. Draw the route before building it, then inspect actual traces to check that each required stop happened in the right order.</w:t>
+      </w:r>
+    </w:p>
+    <w:p>
+      <w:pPr>
+        <w:pStyle w:val="Heading2"/>
+      </w:pPr>
+      <w:r>
+        <w:t>Define architecture and trust boundaries</w:t>
+      </w:r>
+    </w:p>
+    <w:p>
+      <w:pPr>
+        <w:spacing w:line="336" w:lineRule="auto" w:after="180"/>
+      </w:pPr>
+      <w:r>
+        <w:rPr>
+          <w:b w:val="0"/>
+        </w:rPr>
+        <w:t xml:space="preserve">Architecture assigns responsibilities to </w:t>
+      </w:r>
+      <w:r>
+        <w:rPr>
+          <w:b/>
+        </w:rPr>
+        <w:t>component</w:t>
+      </w:r>
+      <w:r>
+        <w:rPr>
+          <w:b w:val="0"/>
+        </w:rPr>
+        <w:t>s and shows information crossing trust boundaries. A diagram should include failure paths.</w:t>
+      </w:r>
+    </w:p>
+    <w:p>
+      <w:pPr>
+        <w:pStyle w:val="Heading2"/>
+      </w:pPr>
+      <w:r>
+        <w:t>Complete component contract</w:t>
+      </w:r>
+    </w:p>
+    <w:tbl>
+      <w:tblPr>
+        <w:tblStyle w:val="LightShading-Accent1"/>
+        <w:tblW w:type="auto" w:w="0"/>
+        <w:tblLook w:firstColumn="1" w:firstRow="1" w:lastColumn="0" w:lastRow="0" w:noHBand="0" w:noVBand="1" w:val="04A0"/>
+      </w:tblPr>
+      <w:tblGrid>
+        <w:gridCol w:w="3408"/>
+        <w:gridCol w:w="3408"/>
+        <w:gridCol w:w="3408"/>
+      </w:tblGrid>
+      <w:tr>
+        <w:trPr>
+          <w:tblHeader/>
+        </w:trPr>
+        <w:tc>
+          <w:tcPr>
+            <w:tcW w:type="dxa" w:w="3408"/>
+          </w:tcPr>
+          <w:p>
+            <w:r>
+              <w:t>Component</w:t>
+            </w:r>
+          </w:p>
+        </w:tc>
+        <w:tc>
+          <w:tcPr>
+            <w:tcW w:type="dxa" w:w="3408"/>
+          </w:tcPr>
+          <w:p>
+            <w:r>
+              <w:t>Responsibility</w:t>
+            </w:r>
+          </w:p>
+        </w:tc>
+        <w:tc>
+          <w:tcPr>
+            <w:tcW w:type="dxa" w:w="3408"/>
+          </w:tcPr>
+          <w:p>
+            <w:r>
+              <w:t>Stop or alternate outcome</w:t>
+            </w:r>
+          </w:p>
+        </w:tc>
+      </w:tr>
+      <w:tr>
+        <w:tc>
+          <w:tcPr>
+            <w:tcW w:type="dxa" w:w="3408"/>
+          </w:tcPr>
+          <w:p>
+            <w:r>
+              <w:t>Request validator</w:t>
+            </w:r>
+          </w:p>
+        </w:tc>
+        <w:tc>
+          <w:tcPr>
+            <w:tcW w:type="dxa" w:w="3408"/>
+          </w:tcPr>
+          <w:p>
+            <w:r>
+              <w:t>Check the request shape and required fields</w:t>
+            </w:r>
+          </w:p>
+        </w:tc>
+        <w:tc>
+          <w:tcPr>
+            <w:tcW w:type="dxa" w:w="3408"/>
+          </w:tcPr>
+          <w:p>
+            <w:r>
+              <w:t>Invalid request stops before lookup</w:t>
+            </w:r>
+          </w:p>
+        </w:tc>
+      </w:tr>
+      <w:tr>
+        <w:tc>
+          <w:tcPr>
+            <w:tcW w:type="dxa" w:w="3408"/>
+          </w:tcPr>
+          <w:p>
+            <w:r>
+              <w:t>Role filter</w:t>
+            </w:r>
+          </w:p>
+        </w:tc>
+        <w:tc>
+          <w:tcPr>
+            <w:tcW w:type="dxa" w:w="3408"/>
+          </w:tcPr>
+          <w:p>
+            <w:r>
+              <w:t>Use trusted caller identity to restrict accessible source IDs before content lookup</w:t>
+            </w:r>
+          </w:p>
+        </w:tc>
+        <w:tc>
+          <w:tcPr>
+            <w:tcW w:type="dxa" w:w="3408"/>
+          </w:tcPr>
+          <w:p>
+            <w:r>
+              <w:t>Denied request stops before restricted source content enters context</w:t>
+            </w:r>
+          </w:p>
+        </w:tc>
+      </w:tr>
+      <w:tr>
+        <w:tc>
+          <w:tcPr>
+            <w:tcW w:type="dxa" w:w="3408"/>
+          </w:tcPr>
+          <w:p>
+            <w:r>
+              <w:t>Source lookup</w:t>
+            </w:r>
+          </w:p>
+        </w:tc>
+        <w:tc>
+          <w:tcPr>
+            <w:tcW w:type="dxa" w:w="3408"/>
+          </w:tcPr>
+          <w:p>
+            <w:r>
+              <w:t>Read only an approved accessible record</w:t>
+            </w:r>
+          </w:p>
+        </w:tc>
+        <w:tc>
+          <w:tcPr>
+            <w:tcW w:type="dxa" w:w="3408"/>
+          </w:tcPr>
+          <w:p>
+            <w:r>
+              <w:t>Missing approved record returns review</w:t>
+            </w:r>
+          </w:p>
+        </w:tc>
+      </w:tr>
+      <w:tr>
+        <w:tc>
+          <w:tcPr>
+            <w:tcW w:type="dxa" w:w="3408"/>
+          </w:tcPr>
+          <w:p>
+            <w:r>
+              <w:t>Drafting step</w:t>
+            </w:r>
+          </w:p>
+        </w:tc>
+        <w:tc>
+          <w:tcPr>
+            <w:tcW w:type="dxa" w:w="3408"/>
+          </w:tcPr>
+          <w:p>
+            <w:r>
+              <w:t>Phrase the approved facts; keep source content as data</w:t>
+            </w:r>
+          </w:p>
+        </w:tc>
+        <w:tc>
+          <w:tcPr>
+            <w:tcW w:type="dxa" w:w="3408"/>
+          </w:tcPr>
+          <w:p>
+            <w:r>
+              <w:t>Cannot invent permission or replace evidence</w:t>
+            </w:r>
+          </w:p>
+        </w:tc>
+      </w:tr>
+      <w:tr>
+        <w:tc>
+          <w:tcPr>
+            <w:tcW w:type="dxa" w:w="3408"/>
+          </w:tcPr>
+          <w:p>
+            <w:r>
+              <w:t>Response validator</w:t>
+            </w:r>
+          </w:p>
+        </w:tc>
+        <w:tc>
+          <w:tcPr>
+            <w:tcW w:type="dxa" w:w="3408"/>
+          </w:tcPr>
+          <w:p>
+            <w:r>
+              <w:t>Check required output fields and agreement with the supplied evidence</w:t>
+            </w:r>
+          </w:p>
+        </w:tc>
+        <w:tc>
+          <w:tcPr>
+            <w:tcW w:type="dxa" w:w="3408"/>
+          </w:tcPr>
+          <w:p>
+            <w:r>
+              <w:t>Mismatched draft returns review</w:t>
+            </w:r>
+          </w:p>
+        </w:tc>
+      </w:tr>
+      <w:tr>
+        <w:tc>
+          <w:tcPr>
+            <w:tcW w:type="dxa" w:w="3408"/>
+          </w:tcPr>
+          <w:p>
+            <w:r>
+              <w:t>Result</w:t>
+            </w:r>
+          </w:p>
+        </w:tc>
+        <w:tc>
+          <w:tcPr>
+            <w:tcW w:type="dxa" w:w="3408"/>
+          </w:tcPr>
+          <w:p>
+            <w:r>
+              <w:t>Return only an allowed checked response</w:t>
+            </w:r>
+          </w:p>
+        </w:tc>
+        <w:tc>
+          <w:tcPr>
+            <w:tcW w:type="dxa" w:w="3408"/>
+          </w:tcPr>
+          <w:p>
+            <w:r>
+              <w:t>Do not hide an earlier boundary violation by changing its citation</w:t>
+            </w:r>
+          </w:p>
+        </w:tc>
+      </w:tr>
+    </w:tbl>
+    <w:p>
+      <w:pPr>
+        <w:pStyle w:val="Heading2"/>
+      </w:pPr>
+      <w:r>
+        <w:t>Name given and missing evidence</w:t>
+      </w:r>
+    </w:p>
+    <w:p>
+      <w:pPr>
+        <w:pStyle w:val="Heading3"/>
+      </w:pPr>
+      <w:r>
+        <w:t>List the given facts and one fact that is not supplied.</w:t>
+      </w:r>
+    </w:p>
+    <w:p>
+      <w:r>
+        <w:t>________________________________________________________________</w:t>
+      </w:r>
+    </w:p>
+    <w:p>
+      <w:r>
+        <w:t>________________________________________________________________</w:t>
+      </w:r>
+    </w:p>
+    <w:p>
+      <w:r>
+        <w:t>________________________________________________________________</w:t>
+      </w:r>
+    </w:p>
+    <w:p>
+      <w:pPr>
+        <w:pStyle w:val="Heading2"/>
+      </w:pPr>
+      <w:r>
+        <w:t>Earlier wording, alternatives and picture transcripts · reference / check after trying</w:t>
+      </w:r>
+    </w:p>
+    <w:p>
+      <w:pPr>
+        <w:spacing w:line="336" w:lineRule="auto" w:after="180"/>
+      </w:pPr>
+      <w:r>
+        <w:rPr>
+          <w:b w:val="0"/>
+        </w:rPr>
+        <w:t>Begin by writing the question the procedure is intended to answer. Identify the information already supplied, the information it will produce and the information still missing.</w:t>
+      </w:r>
+    </w:p>
+    <w:p>
+      <w:pPr>
+        <w:spacing w:line="336" w:lineRule="auto" w:after="180"/>
+      </w:pPr>
+      <w:r>
+        <w:rPr>
+          <w:b w:val="0"/>
+        </w:rPr>
+        <w:t>These are constructed classroom examples; they do not require live accounts, private records or an external service. Do not treat a plausible explanation as a measured outcome.</w:t>
+      </w:r>
+    </w:p>
+    <w:p>
+      <w:pPr>
+        <w:pStyle w:val="Heading1"/>
+      </w:pPr>
+      <w:r>
+        <w:t>03. Trace a good path and the earliest point that must stop</w:t>
+      </w:r>
+    </w:p>
+    <w:p>
+      <w:r>
+        <w:t>The caller’s access rights come from a trusted context, not a field they invent.</w:t>
+      </w:r>
+    </w:p>
+    <w:p>
+      <w:pPr>
+        <w:pStyle w:val="Heading2"/>
+      </w:pPr>
+      <w:r>
+        <w:t>Original stage sequence and source-as-data rule</w:t>
+      </w:r>
+    </w:p>
+    <w:p>
+      <w:pPr>
+        <w:spacing w:line="336" w:lineRule="auto" w:after="180"/>
+      </w:pPr>
+      <w:r>
+        <w:rPr>
+          <w:b w:val="0"/>
+        </w:rPr>
+        <w:t>Trace request validator -&gt; role filter -&gt; source lookup -&gt; response validator -&gt; result. Sources enter as data, not control instructions. Reject invalid requests before any downstream lookup.</w:t>
+      </w:r>
+    </w:p>
+    <w:p>
+      <w:pPr>
+        <w:pStyle w:val="Heading2"/>
+      </w:pPr>
+      <w:r>
+        <w:t>Complete ordered flow and failure exits</w:t>
+      </w:r>
+    </w:p>
+    <w:p>
+      <w:pPr>
+        <w:pStyle w:val="Heading3"/>
+      </w:pPr>
+      <w:r>
+        <w:t>Put the access check before the source body and drafting context</w:t>
+      </w:r>
+    </w:p>
+    <w:tbl>
+      <w:tblPr>
+        <w:tblStyle w:val="LightShading-Accent1"/>
+        <w:tblW w:type="auto" w:w="0"/>
+        <w:tblLook w:firstColumn="1" w:firstRow="1" w:lastColumn="0" w:lastRow="0" w:noHBand="0" w:noVBand="1" w:val="04A0"/>
+      </w:tblPr>
+      <w:tblGrid>
+        <w:gridCol w:w="5112"/>
+        <w:gridCol w:w="5112"/>
+      </w:tblGrid>
+      <w:tr>
+        <w:trPr>
+          <w:tblHeader/>
+        </w:trPr>
+        <w:tc>
+          <w:tcPr>
+            <w:tcW w:type="dxa" w:w="5112"/>
+          </w:tcPr>
+          <w:p>
+            <w:r>
+              <w:t>Stage</w:t>
+            </w:r>
+          </w:p>
+        </w:tc>
+        <w:tc>
+          <w:tcPr>
+            <w:tcW w:type="dxa" w:w="5112"/>
+          </w:tcPr>
+          <w:p>
+            <w:r>
+              <w:t>Input → decision → output</w:t>
+            </w:r>
+          </w:p>
+        </w:tc>
+      </w:tr>
+      <w:tr>
+        <w:tc>
+          <w:tcPr>
+            <w:tcW w:type="dxa" w:w="5112"/>
+          </w:tcPr>
+          <w:p>
+            <w:r>
+              <w:t>1. Request validator</w:t>
+            </w:r>
+          </w:p>
+        </w:tc>
+        <w:tc>
+          <w:tcPr>
+            <w:tcW w:type="dxa" w:w="5112"/>
+          </w:tcPr>
+          <w:p>
+            <w:r>
+              <w:t>Structured request → valid shape? → continue or invalid_request</w:t>
+            </w:r>
+          </w:p>
+        </w:tc>
+      </w:tr>
+      <w:tr>
+        <w:tc>
+          <w:tcPr>
+            <w:tcW w:type="dxa" w:w="5112"/>
+          </w:tcPr>
+          <w:p>
+            <w:r>
+              <w:t>2. Role filter</w:t>
+            </w:r>
+          </w:p>
+        </w:tc>
+        <w:tc>
+          <w:tcPr>
+            <w:tcW w:type="dxa" w:w="5112"/>
+          </w:tcPr>
+          <w:p>
+            <w:r>
+              <w:t>Trusted caller role + source access metadata → permitted source IDs or denied</w:t>
+            </w:r>
+          </w:p>
+        </w:tc>
+      </w:tr>
+      <w:tr>
+        <w:tc>
+          <w:tcPr>
+            <w:tcW w:type="dxa" w:w="5112"/>
+          </w:tcPr>
+          <w:p>
+            <w:r>
+              <w:t>3. Source lookup</w:t>
+            </w:r>
+          </w:p>
+        </w:tc>
+        <w:tc>
+          <w:tcPr>
+            <w:tcW w:type="dxa" w:w="5112"/>
+          </w:tcPr>
+          <w:p>
+            <w:r>
+              <w:t>Permitted source ID → approved body or review if absent</w:t>
+            </w:r>
+          </w:p>
+        </w:tc>
+      </w:tr>
+      <w:tr>
+        <w:tc>
+          <w:tcPr>
+            <w:tcW w:type="dxa" w:w="5112"/>
+          </w:tcPr>
+          <w:p>
+            <w:r>
+              <w:t>4. Draft</w:t>
+            </w:r>
+          </w:p>
+        </w:tc>
+        <w:tc>
+          <w:tcPr>
+            <w:tcW w:type="dxa" w:w="5112"/>
+          </w:tcPr>
+          <w:p>
+            <w:r>
+              <w:t>Approved facts → candidate wording/fields</w:t>
+            </w:r>
+          </w:p>
+        </w:tc>
+      </w:tr>
+      <w:tr>
+        <w:tc>
+          <w:tcPr>
+            <w:tcW w:type="dxa" w:w="5112"/>
+          </w:tcPr>
+          <w:p>
+            <w:r>
+              <w:t>5. Response validator</w:t>
+            </w:r>
+          </w:p>
+        </w:tc>
+        <w:tc>
+          <w:tcPr>
+            <w:tcW w:type="dxa" w:w="5112"/>
+          </w:tcPr>
+          <w:p>
+            <w:r>
+              <w:t>Candidate + approved facts → agreement? → result or review</w:t>
+            </w:r>
+          </w:p>
+        </w:tc>
+      </w:tr>
+    </w:tbl>
+    <w:p>
+      <w:r>
+        <w:t>No final-output edit can undo earlier exposure of restricted source content. Compare these arrows with recorded execution events.</w:t>
+      </w:r>
+    </w:p>
+    <w:p>
+      <w:pPr>
+        <w:pStyle w:val="Heading2"/>
+      </w:pPr>
+      <w:r>
+        <w:t>All local simulation inputs</w:t>
+      </w:r>
+    </w:p>
+    <w:tbl>
+      <w:tblPr>
+        <w:tblStyle w:val="LightShading-Accent1"/>
+        <w:tblW w:type="auto" w:w="0"/>
+        <w:tblLook w:firstColumn="1" w:firstRow="1" w:lastColumn="0" w:lastRow="0" w:noHBand="0" w:noVBand="1" w:val="04A0"/>
+      </w:tblPr>
+      <w:tblGrid>
+        <w:gridCol w:w="5112"/>
+        <w:gridCol w:w="5112"/>
+      </w:tblGrid>
+      <w:tr>
+        <w:trPr>
+          <w:tblHeader/>
+        </w:trPr>
+        <w:tc>
+          <w:tcPr>
+            <w:tcW w:type="dxa" w:w="5112"/>
+          </w:tcPr>
+          <w:p>
+            <w:r>
+              <w:t>Local simulation fixture</w:t>
+            </w:r>
+          </w:p>
+        </w:tc>
+        <w:tc>
+          <w:tcPr>
+            <w:tcW w:type="dxa" w:w="5112"/>
+          </w:tcPr>
+          <w:p>
+            <w:r>
+              <w:t>Supplied value</w:t>
+            </w:r>
+          </w:p>
+        </w:tc>
+      </w:tr>
+      <w:tr>
+        <w:tc>
+          <w:tcPr>
+            <w:tcW w:type="dxa" w:w="5112"/>
+          </w:tcPr>
+          <w:p>
+            <w:r>
+              <w:t>Source S</w:t>
+            </w:r>
+          </w:p>
+        </w:tc>
+        <w:tc>
+          <w:tcPr>
+            <w:tcW w:type="dxa" w:w="5112"/>
+          </w:tcPr>
+          <w:p>
+            <w:r>
+              <w:t>student-visible, time 16:00</w:t>
+            </w:r>
+          </w:p>
+        </w:tc>
+      </w:tr>
+      <w:tr>
+        <w:tc>
+          <w:tcPr>
+            <w:tcW w:type="dxa" w:w="5112"/>
+          </w:tcPr>
+          <w:p>
+            <w:r>
+              <w:t>Source T</w:t>
+            </w:r>
+          </w:p>
+        </w:tc>
+        <w:tc>
+          <w:tcPr>
+            <w:tcW w:type="dxa" w:w="5112"/>
+          </w:tcPr>
+          <w:p>
+            <w:r>
+              <w:t>teacher-only, time 18:00</w:t>
+            </w:r>
+          </w:p>
+        </w:tc>
+      </w:tr>
+      <w:tr>
+        <w:tc>
+          <w:tcPr>
+            <w:tcW w:type="dxa" w:w="5112"/>
+          </w:tcPr>
+          <w:p>
+            <w:r>
+              <w:t>Trusted caller role for main probes</w:t>
+            </w:r>
+          </w:p>
+        </w:tc>
+        <w:tc>
+          <w:tcPr>
+            <w:tcW w:type="dxa" w:w="5112"/>
+          </w:tcPr>
+          <w:p>
+            <w:r>
+              <w:t>student, provided separately by the test harness</w:t>
+            </w:r>
+          </w:p>
+        </w:tc>
+      </w:tr>
+      <w:tr>
+        <w:tc>
+          <w:tcPr>
+            <w:tcW w:type="dxa" w:w="5112"/>
+          </w:tcPr>
+          <w:p>
+            <w:r>
+              <w:t>Request shape</w:t>
+            </w:r>
+          </w:p>
+        </w:tc>
+        <w:tc>
+          <w:tcPr>
+            <w:tcW w:type="dxa" w:w="5112"/>
+          </w:tcPr>
+          <w:p>
+            <w:r>
+              <w:t>Exactly one field: source_id, a nonempty string</w:t>
+            </w:r>
+          </w:p>
+        </w:tc>
+      </w:tr>
+      <w:tr>
+        <w:tc>
+          <w:tcPr>
+            <w:tcW w:type="dxa" w:w="5112"/>
+          </w:tcPr>
+          <w:p>
+            <w:r>
+              <w:t>Valid response shape</w:t>
+            </w:r>
+          </w:p>
+        </w:tc>
+        <w:tc>
+          <w:tcPr>
+            <w:tcW w:type="dxa" w:w="5112"/>
+          </w:tcPr>
+          <w:p>
+            <w:r>
+              <w:t>source_id and time must exactly match the accessible source</w:t>
+            </w:r>
+          </w:p>
+        </w:tc>
+      </w:tr>
+      <w:tr>
+        <w:tc>
+          <w:tcPr>
+            <w:tcW w:type="dxa" w:w="5112"/>
+          </w:tcPr>
+          <w:p>
+            <w:r>
+              <w:t>No permitted source</w:t>
+            </w:r>
+          </w:p>
+        </w:tc>
+        <w:tc>
+          <w:tcPr>
+            <w:tcW w:type="dxa" w:w="5112"/>
+          </w:tcPr>
+          <w:p>
+            <w:r>
+              <w:t>review, without drafting a guessed time</w:t>
+            </w:r>
+          </w:p>
+        </w:tc>
+      </w:tr>
+      <w:tr>
+        <w:tc>
+          <w:tcPr>
+            <w:tcW w:type="dxa" w:w="5112"/>
+          </w:tcPr>
+          <w:p>
+            <w:r>
+              <w:t>Scope</w:t>
+            </w:r>
+          </w:p>
+        </w:tc>
+        <w:tc>
+          <w:tcPr>
+            <w:tcW w:type="dxa" w:w="5112"/>
+          </w:tcPr>
+          <w:p>
+            <w:r>
+              <w:t>Local deterministic simulation; no authentication, model call or deployed service</w:t>
+            </w:r>
+          </w:p>
+        </w:tc>
+      </w:tr>
+    </w:tbl>
+    <w:p>
+      <w:pPr>
+        <w:pStyle w:val="Heading2"/>
+      </w:pPr>
+      <w:r>
+        <w:t>State the contract before tracing</w:t>
+      </w:r>
+    </w:p>
+    <w:p>
+      <w:pPr>
+        <w:spacing w:line="336" w:lineRule="auto" w:after="180"/>
+      </w:pPr>
+      <w:r>
+        <w:rPr>
+          <w:b w:val="0"/>
+        </w:rPr>
+        <w:t xml:space="preserve">Before applying the procedure, write its units, denominator or decision boundary where relevant. A partner should be able to repeat each step using the same </w:t>
       </w:r>
       <w:r>
         <w:rPr>
@@ -254,50 +1137,38 @@
         <w:rPr>
           <w:b w:val="0"/>
         </w:rPr>
-        <w:t xml:space="preserve"> conditions and </w:t>
+        <w:t>s.</w:t>
+      </w:r>
+    </w:p>
+    <w:p>
+      <w:pPr>
+        <w:spacing w:line="336" w:lineRule="auto" w:after="180"/>
+      </w:pPr>
+      <w:r>
+        <w:rPr>
+          <w:b w:val="0"/>
+        </w:rPr>
+        <w:t xml:space="preserve">If a required </w:t>
       </w:r>
       <w:r>
         <w:rPr>
           <w:b/>
         </w:rPr>
-        <w:t>evidence</w:t>
+        <w:t>input</w:t>
       </w:r>
       <w:r>
         <w:rPr>
           <w:b w:val="0"/>
         </w:rPr>
-        <w:t xml:space="preserve"> source before it can support a claim.</w:t>
-      </w:r>
-    </w:p>
-    <w:p>
-      <w:pPr>
-        <w:pStyle w:val="Heading3"/>
-      </w:pPr>
-      <w:r>
-        <w:t>My starting explanation</w:t>
-      </w:r>
-    </w:p>
-    <w:p>
-      <w:r>
-        <w:t>________________________________________________________________</w:t>
-      </w:r>
-    </w:p>
-    <w:p>
-      <w:r>
-        <w:t>________________________________________________________________</w:t>
-      </w:r>
-    </w:p>
-    <w:p>
-      <w:r>
-        <w:t>________________________________________________________________</w:t>
-      </w:r>
-    </w:p>
-    <w:p>
-      <w:pPr>
-        <w:pStyle w:val="Heading3"/>
-      </w:pPr>
-      <w:r>
-        <w:t>This week’s end goal</w:t>
+        <w:t xml:space="preserve"> is absent or violates the stated contract, record that condition explicitly instead of quietly replacing it with a convenient value.</w:t>
+      </w:r>
+    </w:p>
+    <w:p>
+      <w:pPr>
+        <w:pStyle w:val="Heading2"/>
+      </w:pPr>
+      <w:r>
+        <w:t>Explain the visual</w:t>
       </w:r>
     </w:p>
     <w:p>
@@ -308,124 +1179,27 @@
         <w:rPr>
           <w:b w:val="0"/>
         </w:rPr>
-        <w:t xml:space="preserve">Explain architecture and </w:t>
+        <w:t xml:space="preserve">Point to the </w:t>
       </w:r>
       <w:r>
         <w:rPr>
           <w:b/>
         </w:rPr>
-        <w:t>data flow</w:t>
+        <w:t>input</w:t>
       </w:r>
       <w:r>
         <w:rPr>
           <w:b w:val="0"/>
         </w:rPr>
-        <w:t xml:space="preserve"> using the deciding step in this fictional service.</w:t>
-      </w:r>
-    </w:p>
-    <w:p>
-      <w:pPr>
-        <w:pStyle w:val="Heading1"/>
-      </w:pPr>
-      <w:r>
-        <w:t>02. Notice the evidence</w:t>
-      </w:r>
-    </w:p>
-    <w:p>
-      <w:r>
-        <w:t>Investigate the supplied Architecture and data flow case. Separate observations, given facts and assumptions before choosing an explanation.</w:t>
-      </w:r>
-    </w:p>
-    <w:p>
-      <w:pPr>
-        <w:spacing w:line="336" w:lineRule="auto" w:after="180"/>
-      </w:pPr>
-      <w:r>
-        <w:rPr>
-          <w:b w:val="0"/>
-        </w:rPr>
-        <w:t xml:space="preserve">Architecture assigns responsibilities to </w:t>
-      </w:r>
-      <w:r>
-        <w:rPr>
-          <w:b/>
-        </w:rPr>
-        <w:t>component</w:t>
-      </w:r>
-      <w:r>
-        <w:rPr>
-          <w:b w:val="0"/>
-        </w:rPr>
-        <w:t>s and shows information crossing trust boundaries. A diagram should include failure paths.</w:t>
-      </w:r>
-    </w:p>
-    <w:p>
-      <w:pPr>
-        <w:spacing w:line="336" w:lineRule="auto" w:after="180"/>
-      </w:pPr>
-      <w:r>
-        <w:rPr>
-          <w:b w:val="0"/>
-        </w:rPr>
-        <w:t>Begin by writing the question the procedure is intended to answer. Identify the information already supplied, the information it will produce and the information still missing.</w:t>
-      </w:r>
-    </w:p>
-    <w:p>
-      <w:pPr>
-        <w:spacing w:line="336" w:lineRule="auto" w:after="180"/>
-      </w:pPr>
-      <w:r>
-        <w:rPr>
-          <w:b w:val="0"/>
-        </w:rPr>
-        <w:t>These are constructed classroom examples; they do not require live accounts, private records or an external service. Do not treat a plausible explanation as a measured outcome.</w:t>
-      </w:r>
-    </w:p>
-    <w:p>
-      <w:pPr>
-        <w:pStyle w:val="Heading3"/>
-      </w:pPr>
-      <w:r>
-        <w:t>List the given facts and one fact that is not supplied.</w:t>
-      </w:r>
-    </w:p>
-    <w:p>
-      <w:r>
-        <w:t>________________________________________________________________</w:t>
-      </w:r>
-    </w:p>
-    <w:p>
-      <w:r>
-        <w:t>________________________________________________________________</w:t>
-      </w:r>
-    </w:p>
-    <w:p>
-      <w:r>
-        <w:t>________________________________________________________________</w:t>
-      </w:r>
-    </w:p>
-    <w:p>
-      <w:pPr>
-        <w:pStyle w:val="Heading1"/>
-      </w:pPr>
-      <w:r>
-        <w:t>03. See how it works</w:t>
-      </w:r>
-    </w:p>
-    <w:p>
-      <w:r>
-        <w:t>Follow the mechanism for Architecture and data flow. Connect each labelled input, deciding step and result.</w:t>
-      </w:r>
-    </w:p>
-    <w:p>
-      <w:pPr>
-        <w:spacing w:line="336" w:lineRule="auto" w:after="180"/>
-      </w:pPr>
-      <w:r>
-        <w:rPr>
-          <w:b w:val="0"/>
-        </w:rPr>
-        <w:t>Trace request validator -&gt; role filter -&gt; source lookup -&gt; response validator -&gt; result. Sources enter as data, not control instructions. Reject invalid requests before any downstream lookup.</w:t>
+        <w:t>, the deciding step and the result in this week’s visual. Explain the same step in ordinary words. A picture helps when you can say what each part represents.</w:t>
+      </w:r>
+    </w:p>
+    <w:p>
+      <w:pPr>
+        <w:pStyle w:val="Heading2"/>
+      </w:pPr>
+      <w:r>
+        <w:t>Earlier wording, alternatives and picture transcripts · reference / check after trying</w:t>
       </w:r>
     </w:p>
     <w:p>
@@ -522,13 +1296,136 @@
     </w:p>
     <w:p>
       <w:pPr>
+        <w:pStyle w:val="Heading3"/>
+      </w:pPr>
+      <w:r>
+        <w:t>Connect the picture and the explanation</w:t>
+      </w:r>
+    </w:p>
+    <w:p>
+      <w:pPr>
+        <w:pStyle w:val="Heading1"/>
+      </w:pPr>
+      <w:r>
+        <w:t>04. Move one arrow and predict the resulting failure</w:t>
+      </w:r>
+    </w:p>
+    <w:p>
+      <w:r>
+        <w:t>Keep the same approved sources and trusted caller role.</w:t>
+      </w:r>
+    </w:p>
+    <w:p>
+      <w:pPr>
+        <w:pStyle w:val="Heading2"/>
+      </w:pPr>
+      <w:r>
+        <w:t>Current task and response</w:t>
+      </w:r>
+    </w:p>
+    <w:p>
+      <w:pPr>
+        <w:pStyle w:val="ListBullet"/>
+      </w:pPr>
+      <w:r>
+        <w:t>A student request bypasses the role filter and sends teacher records directly to a generator. Show the intermediate steps and give the conclusion with its scope.</w:t>
+      </w:r>
+    </w:p>
+    <w:p>
+      <w:pPr>
+        <w:pStyle w:val="Heading3"/>
+      </w:pPr>
+      <w:r>
+        <w:t>Keep the procedure fixed. Explain what changed in the inputs and result.</w:t>
+      </w:r>
+    </w:p>
+    <w:p>
+      <w:r>
+        <w:t>________________________________________________________________</w:t>
+      </w:r>
+    </w:p>
+    <w:p>
+      <w:r>
+        <w:t>________________________________________________________________</w:t>
+      </w:r>
+    </w:p>
+    <w:p>
+      <w:r>
+        <w:t>________________________________________________________________</w:t>
+      </w:r>
+    </w:p>
+    <w:p>
+      <w:r>
+        <w:t>________________________________________________________________</w:t>
+      </w:r>
+    </w:p>
+    <w:p>
+      <w:r>
+        <w:t>________________________________________________________________</w:t>
+      </w:r>
+    </w:p>
+    <w:p>
+      <w:pPr>
+        <w:pStyle w:val="Heading2"/>
+      </w:pPr>
+      <w:r>
+        <w:t>Predict the disconnected retrieval picture</w:t>
+      </w:r>
+    </w:p>
+    <w:p>
+      <w:pPr>
+        <w:pStyle w:val="ListBullet"/>
+      </w:pPr>
+      <w:r>
+        <w:t>Change: Disconnect retrieval from the application.</w:t>
+      </w:r>
+    </w:p>
+    <w:p>
+      <w:pPr>
+        <w:pStyle w:val="Heading2"/>
+      </w:pPr>
+      <w:r>
+        <w:t>Check after predicting · reference / check after trying</w:t>
+      </w:r>
+    </w:p>
+    <w:p>
+      <w:pPr>
         <w:spacing w:line="336" w:lineRule="auto" w:after="180"/>
       </w:pPr>
+      <w:r>
+        <w:rPr>
+          <w:b/>
+        </w:rPr>
+        <w:t>Prediction</w:t>
+      </w:r>
       <w:r>
         <w:rPr>
           <w:b w:val="0"/>
         </w:rPr>
-        <w:t xml:space="preserve">Before applying the procedure, write its units, denominator or decision boundary where relevant. A partner should be able to repeat each step using the same </w:t>
+        <w:t>: Return review status rather than inventing a time.</w:t>
+      </w:r>
+    </w:p>
+    <w:p>
+      <w:pPr>
+        <w:spacing w:line="336" w:lineRule="auto" w:after="180"/>
+      </w:pPr>
+      <w:r>
+        <w:rPr>
+          <w:b w:val="0"/>
+        </w:rPr>
+        <w:t xml:space="preserve">Reason: The supported-answer path lacks its required </w:t>
+      </w:r>
+      <w:r>
+        <w:rPr>
+          <w:b/>
+        </w:rPr>
+        <w:t>evidence</w:t>
+      </w:r>
+      <w:r>
+        <w:rPr>
+          <w:b w:val="0"/>
+        </w:rPr>
+        <w:t xml:space="preserve"> </w:t>
       </w:r>
       <w:r>
         <w:rPr>
@@ -540,7 +1437,52 @@
         <w:rPr>
           <w:b w:val="0"/>
         </w:rPr>
-        <w:t>s.</w:t>
+        <w:t>.</w:t>
+      </w:r>
+    </w:p>
+    <w:p>
+      <w:pPr>
+        <w:pStyle w:val="Heading2"/>
+      </w:pPr>
+      <w:r>
+        <w:t>Earlier wording, alternatives and picture transcripts · reference / check after trying</w:t>
+      </w:r>
+    </w:p>
+    <w:p>
+      <w:pPr>
+        <w:pStyle w:val="Heading3"/>
+      </w:pPr>
+      <w:r>
+        <w:t>Compare a familiar case with a changed case</w:t>
+      </w:r>
+    </w:p>
+    <w:p>
+      <w:pPr>
+        <w:pStyle w:val="Heading3"/>
+      </w:pPr>
+      <w:r>
+        <w:t>Change one thing in the pictured case</w:t>
+      </w:r>
+    </w:p>
+    <w:p>
+      <w:pPr>
+        <w:pStyle w:val="Heading1"/>
+      </w:pPr>
+      <w:r>
+        <w:t>06. Compare an access-boundary failure with a missing-evidence failure</w:t>
+      </w:r>
+    </w:p>
+    <w:p>
+      <w:r>
+        <w:t>Both need the earliest appropriate stop, for different reasons.</w:t>
+      </w:r>
+    </w:p>
+    <w:p>
+      <w:pPr>
+        <w:pStyle w:val="Heading2"/>
+      </w:pPr>
+      <w:r>
+        <w:t>Main bypass scenario and corrected route</w:t>
       </w:r>
     </w:p>
     <w:p>
@@ -551,7 +1493,49 @@
         <w:rPr>
           <w:b w:val="0"/>
         </w:rPr>
-        <w:t xml:space="preserve">If a required </w:t>
+        <w:t>A student request bypasses the role filter and sends teacher records directly to a generator.</w:t>
+      </w:r>
+    </w:p>
+    <w:p>
+      <w:pPr>
+        <w:spacing w:line="336" w:lineRule="auto" w:after="180"/>
+      </w:pPr>
+      <w:r>
+        <w:rPr>
+          <w:b w:val="0"/>
+        </w:rPr>
+        <w:t>The data path crosses the access boundary incorrectly. Move the role filter before source lookup/context construction; hiding a later citation is insufficient.</w:t>
+      </w:r>
+    </w:p>
+    <w:p>
+      <w:pPr>
+        <w:pStyle w:val="Heading2"/>
+      </w:pPr>
+      <w:r>
+        <w:t>Keep the trace’s scope</w:t>
+      </w:r>
+    </w:p>
+    <w:p>
+      <w:pPr>
+        <w:spacing w:line="336" w:lineRule="auto" w:after="180"/>
+      </w:pPr>
+      <w:r>
+        <w:rPr>
+          <w:b w:val="0"/>
+        </w:rPr>
+        <w:t xml:space="preserve">Compare the intermediate </w:t>
+      </w:r>
+      <w:r>
+        <w:rPr>
+          <w:b/>
+        </w:rPr>
+        <w:t>evidence</w:t>
+      </w:r>
+      <w:r>
+        <w:rPr>
+          <w:b w:val="0"/>
+        </w:rPr>
+        <w:t xml:space="preserve"> with the final statement. Explain why each number or decision follows from the stated </w:t>
       </w:r>
       <w:r>
         <w:rPr>
@@ -563,15 +1547,7 @@
         <w:rPr>
           <w:b w:val="0"/>
         </w:rPr>
-        <w:t xml:space="preserve"> is absent or violates the stated contract, record that condition explicitly instead of quietly replacing it with a convenient value.</w:t>
-      </w:r>
-    </w:p>
-    <w:p>
-      <w:pPr>
-        <w:pStyle w:val="Heading3"/>
-      </w:pPr>
-      <w:r>
-        <w:t>Connect the picture and the explanation</w:t>
+        <w:t>s.</w:t>
       </w:r>
     </w:p>
     <w:p>
@@ -582,7 +1558,7 @@
         <w:rPr>
           <w:b w:val="0"/>
         </w:rPr>
-        <w:t xml:space="preserve">Point to the </w:t>
+        <w:t xml:space="preserve">The conclusion belongs to this scenario and procedure; changing the </w:t>
       </w:r>
       <w:r>
         <w:rPr>
@@ -594,438 +1570,15 @@
         <w:rPr>
           <w:b w:val="0"/>
         </w:rPr>
-        <w:t>, the deciding step and the result in this week’s visual. Explain the same step in ordinary words. A picture helps when you can say what each part represents.</w:t>
-      </w:r>
-    </w:p>
-    <w:p>
-      <w:pPr>
-        <w:pStyle w:val="Heading1"/>
-      </w:pPr>
-      <w:r>
-        <w:t>04. Compare the cases</w:t>
-      </w:r>
-    </w:p>
-    <w:p>
-      <w:r>
-        <w:t>Compare the supplied cases for Architecture and data flow. Identify the detail that changes the conclusion.</w:t>
-      </w:r>
-    </w:p>
-    <w:p>
-      <w:pPr>
-        <w:pStyle w:val="Heading3"/>
-      </w:pPr>
-      <w:r>
-        <w:t>Compare a familiar case with a changed case</w:t>
-      </w:r>
-    </w:p>
-    <w:p>
-      <w:pPr>
-        <w:spacing w:line="336" w:lineRule="auto" w:after="180"/>
-      </w:pPr>
-      <w:r>
-        <w:rPr>
-          <w:b w:val="0"/>
-        </w:rPr>
-        <w:t>A student request bypasses the role filter and sends teacher records directly to a generator. Show the intermediate steps and give the conclusion with its scope.</w:t>
-      </w:r>
-    </w:p>
-    <w:p>
-      <w:pPr>
-        <w:pStyle w:val="Heading3"/>
-      </w:pPr>
-      <w:r>
-        <w:t>Keep the procedure fixed. Explain what changed in the inputs and result.</w:t>
-      </w:r>
-    </w:p>
-    <w:p>
-      <w:r>
-        <w:t>________________________________________________________________</w:t>
-      </w:r>
-    </w:p>
-    <w:p>
-      <w:r>
-        <w:t>________________________________________________________________</w:t>
-      </w:r>
-    </w:p>
-    <w:p>
-      <w:r>
-        <w:t>________________________________________________________________</w:t>
-      </w:r>
-    </w:p>
-    <w:p>
-      <w:r>
-        <w:t>________________________________________________________________</w:t>
-      </w:r>
-    </w:p>
-    <w:p>
-      <w:r>
-        <w:t>________________________________________________________________</w:t>
-      </w:r>
-    </w:p>
-    <w:p>
-      <w:pPr>
-        <w:pStyle w:val="Heading3"/>
-      </w:pPr>
-      <w:r>
-        <w:t>Change one thing in the pictured case</w:t>
-      </w:r>
-    </w:p>
-    <w:p>
-      <w:pPr>
-        <w:pStyle w:val="Heading3"/>
-      </w:pPr>
-      <w:r>
-        <w:t>Change one thing</w:t>
-      </w:r>
-    </w:p>
-    <w:p>
-      <w:pPr>
-        <w:spacing w:line="336" w:lineRule="auto" w:after="180"/>
-        <w:shd w:fill="F5F1FB"/>
-      </w:pPr>
-      <w:r>
-        <w:rPr>
-          <w:b w:val="0"/>
-        </w:rPr>
-        <w:t>Change: Disconnect retrieval from the application.</w:t>
-      </w:r>
-    </w:p>
-    <w:p>
-      <w:pPr>
-        <w:pStyle w:val="Heading3"/>
-      </w:pPr>
-      <w:r>
-        <w:t>Predicted result</w:t>
-      </w:r>
-    </w:p>
-    <w:p>
-      <w:pPr>
-        <w:spacing w:line="336" w:lineRule="auto" w:after="180"/>
-        <w:shd w:fill="F1F6FC"/>
-      </w:pPr>
-      <w:r>
-        <w:rPr>
-          <w:b/>
-        </w:rPr>
-        <w:t>Prediction</w:t>
-      </w:r>
-      <w:r>
-        <w:rPr>
-          <w:b w:val="0"/>
-        </w:rPr>
-        <w:t>: Return review status rather than inventing a time.</w:t>
-      </w:r>
-    </w:p>
-    <w:p>
-      <w:pPr>
-        <w:pStyle w:val="Heading3"/>
-      </w:pPr>
-      <w:r>
-        <w:t>Why the result follows</w:t>
-      </w:r>
-    </w:p>
-    <w:p>
-      <w:pPr>
-        <w:spacing w:line="336" w:lineRule="auto" w:after="180"/>
-        <w:shd w:fill="F1F6FC"/>
-      </w:pPr>
-      <w:r>
-        <w:rPr>
-          <w:b w:val="0"/>
-        </w:rPr>
-        <w:t xml:space="preserve">Reason: The supported-answer path lacks its required </w:t>
-      </w:r>
-      <w:r>
-        <w:rPr>
-          <w:b/>
-        </w:rPr>
-        <w:t>evidence</w:t>
-      </w:r>
-      <w:r>
-        <w:rPr>
-          <w:b w:val="0"/>
-        </w:rPr>
-        <w:t xml:space="preserve"> </w:t>
-      </w:r>
-      <w:r>
-        <w:rPr>
-          <w:b/>
-        </w:rPr>
-        <w:t>input</w:t>
-      </w:r>
-      <w:r>
-        <w:rPr>
-          <w:b w:val="0"/>
-        </w:rPr>
-        <w:t>.</w:t>
-      </w:r>
-    </w:p>
-    <w:p>
-      <w:pPr>
-        <w:pStyle w:val="Heading1"/>
-      </w:pPr>
-      <w:r>
-        <w:t>05. Words that unlock the idea</w:t>
-      </w:r>
-    </w:p>
-    <w:p>
-      <w:r>
-        <w:t>Use the vocabulary of Architecture and data flow to explain a concrete decision, rather than only memorising definitions.</w:t>
-      </w:r>
-    </w:p>
-    <w:tbl>
-      <w:tblPr>
-        <w:tblStyle w:val="LightShading-Accent1"/>
-        <w:tblW w:type="auto" w:w="0"/>
-        <w:tblLook w:firstColumn="1" w:firstRow="1" w:lastColumn="0" w:lastRow="0" w:noHBand="0" w:noVBand="1" w:val="04A0"/>
-      </w:tblPr>
-      <w:tblGrid>
-        <w:gridCol w:w="5112"/>
-        <w:gridCol w:w="5112"/>
-      </w:tblGrid>
-      <w:tr>
-        <w:trPr>
-          <w:tblHeader/>
-        </w:trPr>
-        <w:tc>
-          <w:tcPr>
-            <w:tcW w:type="dxa" w:w="5112"/>
-          </w:tcPr>
-          <w:p>
-            <w:r>
-              <w:t>Word</w:t>
-            </w:r>
-          </w:p>
-        </w:tc>
-        <w:tc>
-          <w:tcPr>
-            <w:tcW w:type="dxa" w:w="5112"/>
-          </w:tcPr>
-          <w:p>
-            <w:r>
-              <w:t>Meaning</w:t>
-            </w:r>
-          </w:p>
-        </w:tc>
-      </w:tr>
-      <w:tr>
-        <w:tc>
-          <w:tcPr>
-            <w:tcW w:type="dxa" w:w="5112"/>
-          </w:tcPr>
-          <w:p>
-            <w:r>
-              <w:t>Component</w:t>
-            </w:r>
-          </w:p>
-        </w:tc>
-        <w:tc>
-          <w:tcPr>
-            <w:tcW w:type="dxa" w:w="5112"/>
-          </w:tcPr>
-          <w:p>
-            <w:r>
-              <w:t>A unit with a declared responsibility</w:t>
-            </w:r>
-          </w:p>
-        </w:tc>
-      </w:tr>
-      <w:tr>
-        <w:tc>
-          <w:tcPr>
-            <w:tcW w:type="dxa" w:w="5112"/>
-          </w:tcPr>
-          <w:p>
-            <w:r>
-              <w:t>Data flow</w:t>
-            </w:r>
-          </w:p>
-        </w:tc>
-        <w:tc>
-          <w:tcPr>
-            <w:tcW w:type="dxa" w:w="5112"/>
-          </w:tcPr>
-          <w:p>
-            <w:r>
-              <w:t>The path information takes through components</w:t>
-            </w:r>
-          </w:p>
-        </w:tc>
-      </w:tr>
-      <w:tr>
-        <w:tc>
-          <w:tcPr>
-            <w:tcW w:type="dxa" w:w="5112"/>
-          </w:tcPr>
-          <w:p>
-            <w:r>
-              <w:t>Trust boundary</w:t>
-            </w:r>
-          </w:p>
-        </w:tc>
-        <w:tc>
-          <w:tcPr>
-            <w:tcW w:type="dxa" w:w="5112"/>
-          </w:tcPr>
-          <w:p>
-            <w:r>
-              <w:t>A separation between differently authorised actors or data</w:t>
-            </w:r>
-          </w:p>
-        </w:tc>
-      </w:tr>
-    </w:tbl>
-    <w:p>
-      <w:pPr>
-        <w:pStyle w:val="Heading3"/>
-      </w:pPr>
-      <w:r>
-        <w:t>Use two terms to explain a step in this week’s example.</w:t>
-      </w:r>
-    </w:p>
-    <w:p>
-      <w:r>
-        <w:t>________________________________________________________________</w:t>
-      </w:r>
-    </w:p>
-    <w:p>
-      <w:r>
-        <w:t>________________________________________________________________</w:t>
-      </w:r>
-    </w:p>
-    <w:p>
-      <w:r>
-        <w:t>________________________________________________________________</w:t>
-      </w:r>
-    </w:p>
-    <w:p>
-      <w:pPr>
-        <w:pStyle w:val="Heading1"/>
-      </w:pPr>
-      <w:r>
-        <w:t>06. Follow a worked example</w:t>
-      </w:r>
-    </w:p>
-    <w:p>
-      <w:r>
-        <w:t>Follow the worked trace for Architecture and data flow, predict a step, then compare with its explanation.</w:t>
-      </w:r>
-    </w:p>
-    <w:p>
-      <w:pPr>
-        <w:spacing w:line="336" w:lineRule="auto" w:after="180"/>
-      </w:pPr>
-      <w:r>
-        <w:rPr>
-          <w:b w:val="0"/>
-        </w:rPr>
-        <w:t>A student request bypasses the role filter and sends teacher records directly to a generator.</w:t>
-      </w:r>
-    </w:p>
-    <w:p>
-      <w:pPr>
-        <w:spacing w:line="336" w:lineRule="auto" w:after="180"/>
-      </w:pPr>
-      <w:r>
-        <w:rPr>
-          <w:b w:val="0"/>
-        </w:rPr>
-        <w:t>The data path crosses the access boundary incorrectly. Move the role filter before source lookup/context construction; hiding a later citation is insufficient.</w:t>
-      </w:r>
-    </w:p>
-    <w:p>
-      <w:pPr>
-        <w:pStyle w:val="Heading3"/>
-      </w:pPr>
-      <w:r>
-        <w:t>Worked explanation · Architecture and data flow</w:t>
-      </w:r>
-    </w:p>
-    <w:p>
-      <w:pPr>
-        <w:spacing w:line="336" w:lineRule="auto" w:after="180"/>
-        <w:shd w:fill="F1F6FC"/>
-      </w:pPr>
-      <w:r>
-        <w:rPr>
-          <w:b w:val="0"/>
-        </w:rPr>
-        <w:t xml:space="preserve">Compare the intermediate </w:t>
-      </w:r>
-      <w:r>
-        <w:rPr>
-          <w:b/>
-        </w:rPr>
-        <w:t>evidence</w:t>
-      </w:r>
-      <w:r>
-        <w:rPr>
-          <w:b w:val="0"/>
-        </w:rPr>
-        <w:t xml:space="preserve"> with the final statement. Explain why each number or decision follows from the stated </w:t>
-      </w:r>
-      <w:r>
-        <w:rPr>
-          <w:b/>
-        </w:rPr>
-        <w:t>input</w:t>
-      </w:r>
-      <w:r>
-        <w:rPr>
-          <w:b w:val="0"/>
-        </w:rPr>
-        <w:t>s.</w:t>
-      </w:r>
-    </w:p>
-    <w:p>
-      <w:pPr>
-        <w:spacing w:line="336" w:lineRule="auto" w:after="180"/>
-        <w:shd w:fill="F1F6FC"/>
-      </w:pPr>
-      <w:r>
-        <w:rPr>
-          <w:b w:val="0"/>
-        </w:rPr>
-        <w:t xml:space="preserve">The conclusion belongs to this scenario and procedure; changing the </w:t>
-      </w:r>
-      <w:r>
-        <w:rPr>
-          <w:b/>
-        </w:rPr>
-        <w:t>input</w:t>
-      </w:r>
-      <w:r>
-        <w:rPr>
-          <w:b w:val="0"/>
-        </w:rPr>
         <w:t>s, evaluation population or authority can change what it establishes. Retain the raw record so a later revision can be compared honestly.</w:t>
       </w:r>
     </w:p>
     <w:p>
       <w:pPr>
-        <w:pStyle w:val="Heading3"/>
-      </w:pPr>
-      <w:r>
-        <w:t>Learn from the worked case</w:t>
-      </w:r>
-    </w:p>
-    <w:p>
-      <w:pPr>
-        <w:spacing w:line="336" w:lineRule="auto" w:after="180"/>
-      </w:pPr>
-      <w:r>
-        <w:rPr>
-          <w:b w:val="0"/>
-        </w:rPr>
-        <w:t>Cover the result before checking it. Say what is given, choose the procedure, and follow one step at a time. Then uncover the result and explain your first mismatch. Ask why a step is allowed, not only what number it produces.</w:t>
-      </w:r>
-    </w:p>
-    <w:p>
-      <w:pPr>
-        <w:pStyle w:val="Heading3"/>
-      </w:pPr>
-      <w:r>
-        <w:t>A pictorial worked case: Architecture and data flow</w:t>
+        <w:pStyle w:val="Heading2"/>
+      </w:pPr>
+      <w:r>
+        <w:t>Separate library case and supplied schedule</w:t>
       </w:r>
     </w:p>
     <w:p>
@@ -1041,24 +1594,7 @@
     </w:p>
     <w:p>
       <w:pPr>
-        <w:pStyle w:val="Heading3"/>
-      </w:pPr>
-      <w:r>
-        <w:t>The facts we will use</w:t>
-      </w:r>
-    </w:p>
-    <w:p>
-      <w:pPr>
-        <w:pStyle w:val="Heading3"/>
-      </w:pPr>
-      <w:r>
-        <w:t>Supplied facts</w:t>
-      </w:r>
-    </w:p>
-    <w:p>
-      <w:pPr>
         <w:spacing w:line="336" w:lineRule="auto" w:after="180"/>
-        <w:shd w:fill="F1F6FC"/>
       </w:pPr>
       <w:r>
         <w:rPr>
@@ -1068,11 +1604,41 @@
       </w:r>
     </w:p>
     <w:p>
+      <w:pPr>
+        <w:spacing w:line="336" w:lineRule="auto" w:after="180"/>
+      </w:pPr>
+      <w:r>
+        <w:rPr>
+          <w:b w:val="0"/>
+        </w:rPr>
+        <w:t>The main scenario diagnoses a student path that bypassed access filtering; restricted teacher records must not reach drafting context. The picture is a separate library reply: approved schedule R says the map room closes at 17:30. Retrieval supplies that fact, drafting supplies wording, and validation checks agreement. If retrieval is disconnected, return review rather than invent a time.</w:t>
+      </w:r>
+    </w:p>
+    <w:p>
+      <w:pPr>
+        <w:spacing w:line="336" w:lineRule="auto" w:after="180"/>
+      </w:pPr>
+      <w:r>
+        <w:rPr>
+          <w:b w:val="0"/>
+        </w:rPr>
+        <w:t>The picture’s R/17:30 is separate from the simulation’s S/16:00 and T/18:00. None of these fictional records verifies a current real closing time.</w:t>
+      </w:r>
+    </w:p>
+    <w:p>
+      <w:pPr>
+        <w:pStyle w:val="Heading2"/>
+      </w:pPr>
+      <w:r>
+        <w:t>Trace question, evidence, draft and check</w:t>
+      </w:r>
+    </w:p>
+    <w:p>
       <w:r>
         <w:drawing>
           <wp:inline xmlns:a="http://schemas.openxmlformats.org/drawingml/2006/main" xmlns:pic="http://schemas.openxmlformats.org/drawingml/2006/picture">
-            <wp:extent cx="5486400" cy="5185229"/>
-            <wp:docPr id="1" name="Picture 1" descr="Architecture and data flow. Receive question: The interface forwards the map-room question.. Retrieve R: The application retrieves the approved time, 17:30.. Draft and check: A draft cites R and states 17:30; validation checks agreement before returning it."/>
+            <wp:extent cx="5486400" cy="3182112"/>
+            <wp:docPr id="1" name="Picture 1" descr="Receive question: The interface forwards the map-room question. → Retrieve R: The application retrieves the approved time, 17:30. → Draft and check: A draft cites R and states 17:30; validation checks agreement before returning it."/>
             <wp:cNvGraphicFramePr>
               <a:graphicFrameLocks noChangeAspect="1"/>
             </wp:cNvGraphicFramePr>
@@ -1080,7 +1646,7 @@
               <a:graphicData uri="http://schemas.openxmlformats.org/drawingml/2006/picture">
                 <pic:pic>
                   <pic:nvPicPr>
-                    <pic:cNvPr id="0" name="academy-visual-ai-6-2.png"/>
+                    <pic:cNvPr id="0" name="academy-story-ai-6-2-02.png"/>
                     <pic:cNvPicPr/>
                   </pic:nvPicPr>
                   <pic:blipFill>
@@ -1092,7 +1658,7 @@
                   <pic:spPr>
                     <a:xfrm>
                       <a:off x="0" y="0"/>
-                      <a:ext cx="5486400" cy="5185229"/>
+                      <a:ext cx="5486400" cy="3182112"/>
                     </a:xfrm>
                     <a:prstGeom prst="rect"/>
                   </pic:spPr>
@@ -1220,24 +1786,7 @@
     </w:p>
     <w:p>
       <w:pPr>
-        <w:pStyle w:val="Heading3"/>
-      </w:pPr>
-      <w:r>
-        <w:t>Why this result follows</w:t>
-      </w:r>
-    </w:p>
-    <w:p>
-      <w:pPr>
-        <w:pStyle w:val="Heading3"/>
-      </w:pPr>
-      <w:r>
-        <w:t>Why the result follows</w:t>
-      </w:r>
-    </w:p>
-    <w:p>
-      <w:pPr>
         <w:spacing w:line="336" w:lineRule="auto" w:after="180"/>
-        <w:shd w:fill="F1F6FC"/>
       </w:pPr>
       <w:r>
         <w:rPr>
@@ -1272,30 +1821,113 @@
     </w:p>
     <w:p>
       <w:pPr>
+        <w:pStyle w:val="Heading2"/>
+      </w:pPr>
+      <w:r>
+        <w:t>Predict disconnected retrieval</w:t>
+      </w:r>
+    </w:p>
+    <w:p>
+      <w:pPr>
+        <w:pStyle w:val="ListBullet"/>
+      </w:pPr>
+      <w:r>
+        <w:t>Change one thing: Disconnect retrieval from the application. Predict the result before checking the explanation. What remains the same?</w:t>
+      </w:r>
+    </w:p>
+    <w:p>
+      <w:pPr>
+        <w:pStyle w:val="Heading2"/>
+      </w:pPr>
+      <w:r>
+        <w:t>Check after predicting · reference / check after trying</w:t>
+      </w:r>
+    </w:p>
+    <w:p>
+      <w:r>
+        <w:drawing>
+          <wp:inline xmlns:a="http://schemas.openxmlformats.org/drawingml/2006/main" xmlns:pic="http://schemas.openxmlformats.org/drawingml/2006/picture">
+            <wp:extent cx="5486400" cy="3026664"/>
+            <wp:docPr id="2" name="Picture 2" descr="Original case: A draft cites R and states 17:30; validation checks agreement before returning it. Changed condition: Disconnect retrieval from the application. Expected result: Return review status rather than inventing a time. Reason: The supported-answer path lacks its required evidence input."/>
+            <wp:cNvGraphicFramePr>
+              <a:graphicFrameLocks noChangeAspect="1"/>
+            </wp:cNvGraphicFramePr>
+            <a:graphic>
+              <a:graphicData uri="http://schemas.openxmlformats.org/drawingml/2006/picture">
+                <pic:pic>
+                  <pic:nvPicPr>
+                    <pic:cNvPr id="0" name="academy-story-ai-6-2-04.png"/>
+                    <pic:cNvPicPr/>
+                  </pic:nvPicPr>
+                  <pic:blipFill>
+                    <a:blip r:embed="rId10"/>
+                    <a:stretch>
+                      <a:fillRect/>
+                    </a:stretch>
+                  </pic:blipFill>
+                  <pic:spPr>
+                    <a:xfrm>
+                      <a:off x="0" y="0"/>
+                      <a:ext cx="5486400" cy="3026664"/>
+                    </a:xfrm>
+                    <a:prstGeom prst="rect"/>
+                  </pic:spPr>
+                </pic:pic>
+              </a:graphicData>
+            </a:graphic>
+          </wp:inline>
+        </w:drawing>
+      </w:r>
+    </w:p>
+    <w:p>
+      <w:pPr>
+        <w:pStyle w:val="Heading2"/>
+      </w:pPr>
+      <w:r>
+        <w:t>Explain what travels along each arrow and the diagram limit</w:t>
+      </w:r>
+    </w:p>
+    <w:p>
+      <w:pPr>
+        <w:pStyle w:val="ListBullet"/>
+      </w:pPr>
+      <w:r>
+        <w:t>A drawing needs comparison with actual traces; it does not prove the implementation follows the arrows.</w:t>
+      </w:r>
+    </w:p>
+    <w:p>
+      <w:pPr>
+        <w:pStyle w:val="ListBullet"/>
+      </w:pPr>
+      <w:r>
+        <w:t>Read the labelled picture: Label what moves along the library request, retrieval and drafting arrows. Where does 17:30 come from, and why must the service stop if the retrieval arrow is disconnected?</w:t>
+      </w:r>
+    </w:p>
+    <w:p>
+      <w:pPr>
+        <w:pStyle w:val="Heading2"/>
+      </w:pPr>
+      <w:r>
+        <w:t>Earlier wording, alternatives and picture transcripts · reference / check after trying</w:t>
+      </w:r>
+    </w:p>
+    <w:p>
+      <w:pPr>
         <w:pStyle w:val="Heading3"/>
       </w:pPr>
       <w:r>
-        <w:t>What this example does not establish</w:t>
-      </w:r>
-    </w:p>
-    <w:p>
-      <w:pPr>
-        <w:pStyle w:val="Heading3"/>
-      </w:pPr>
-      <w:r>
-        <w:t>Keep the stated limit</w:t>
+        <w:t>Learn from the worked case</w:t>
       </w:r>
     </w:p>
     <w:p>
       <w:pPr>
         <w:spacing w:line="336" w:lineRule="auto" w:after="180"/>
-        <w:shd w:fill="FFF5E6"/>
       </w:pPr>
       <w:r>
         <w:rPr>
           <w:b w:val="0"/>
         </w:rPr>
-        <w:t>A drawing needs comparison with actual traces; it does not prove the implementation follows the arrows.</w:t>
+        <w:t>Cover the result before checking it. Say what is given, choose the procedure, and follow one step at a time. Then uncover the result and explain your first mismatch. Ask why a step is allowed, not only what number it produces.</w:t>
       </w:r>
     </w:p>
     <w:p>
@@ -1303,19 +1935,7 @@
         <w:pStyle w:val="Heading3"/>
       </w:pPr>
       <w:r>
-        <w:t>Keep the stated limit</w:t>
-      </w:r>
-    </w:p>
-    <w:p>
-      <w:pPr>
-        <w:spacing w:line="336" w:lineRule="auto" w:after="180"/>
-        <w:shd w:fill="FFF5E6"/>
-      </w:pPr>
-      <w:r>
-        <w:rPr>
-          <w:b w:val="0"/>
-        </w:rPr>
-        <w:t>Read the labelled picture: Label what moves along the library request, retrieval and drafting arrows. Where does 17:30 come from, and why must the service stop if the retrieval arrow is disconnected?</w:t>
+        <w:t>A pictorial worked case: Architecture and data flow</w:t>
       </w:r>
     </w:p>
     <w:p>
@@ -1323,19 +1943,59 @@
         <w:pStyle w:val="Heading3"/>
       </w:pPr>
       <w:r>
-        <w:t>Keep the stated limit</w:t>
-      </w:r>
-    </w:p>
-    <w:p>
-      <w:pPr>
-        <w:spacing w:line="336" w:lineRule="auto" w:after="180"/>
-        <w:shd w:fill="FFF5E6"/>
-      </w:pPr>
-      <w:r>
-        <w:rPr>
-          <w:b w:val="0"/>
-        </w:rPr>
-        <w:t>Change one thing: Disconnect retrieval from the application. Predict the result before checking the explanation. What remains the same?</w:t>
+        <w:t>The facts we will use</w:t>
+      </w:r>
+    </w:p>
+    <w:p>
+      <w:r>
+        <w:drawing>
+          <wp:inline xmlns:a="http://schemas.openxmlformats.org/drawingml/2006/main" xmlns:pic="http://schemas.openxmlformats.org/drawingml/2006/picture">
+            <wp:extent cx="5486400" cy="5185229"/>
+            <wp:docPr id="3" name="Picture 3" descr="Architecture and data flow. Receive question: The interface forwards the map-room question.. Retrieve R: The application retrieves the approved time, 17:30.. Draft and check: A draft cites R and states 17:30; validation checks agreement before returning it."/>
+            <wp:cNvGraphicFramePr>
+              <a:graphicFrameLocks noChangeAspect="1"/>
+            </wp:cNvGraphicFramePr>
+            <a:graphic>
+              <a:graphicData uri="http://schemas.openxmlformats.org/drawingml/2006/picture">
+                <pic:pic>
+                  <pic:nvPicPr>
+                    <pic:cNvPr id="0" name="academy-visual-ai-6-2.png"/>
+                    <pic:cNvPicPr/>
+                  </pic:nvPicPr>
+                  <pic:blipFill>
+                    <a:blip r:embed="rId11"/>
+                    <a:stretch>
+                      <a:fillRect/>
+                    </a:stretch>
+                  </pic:blipFill>
+                  <pic:spPr>
+                    <a:xfrm>
+                      <a:off x="0" y="0"/>
+                      <a:ext cx="5486400" cy="5185229"/>
+                    </a:xfrm>
+                    <a:prstGeom prst="rect"/>
+                  </pic:spPr>
+                </pic:pic>
+              </a:graphicData>
+            </a:graphic>
+          </wp:inline>
+        </w:drawing>
+      </w:r>
+    </w:p>
+    <w:p>
+      <w:pPr>
+        <w:pStyle w:val="Heading3"/>
+      </w:pPr>
+      <w:r>
+        <w:t>Why this result follows</w:t>
+      </w:r>
+    </w:p>
+    <w:p>
+      <w:pPr>
+        <w:pStyle w:val="Heading3"/>
+      </w:pPr>
+      <w:r>
+        <w:t>What this example does not establish</w:t>
       </w:r>
     </w:p>
     <w:p>
@@ -1343,12 +2003,20 @@
         <w:pStyle w:val="Heading1"/>
       </w:pPr>
       <w:r>
-        <w:t>07. Find and repair a mistake</w:t>
-      </w:r>
-    </w:p>
-    <w:p>
-      <w:r>
-        <w:t>Find the unsupported step in the Architecture and data flow claim and explain a repair using the supplied evidence.</w:t>
+        <w:t>07. Check the implementation trace against the diagram</w:t>
+      </w:r>
+    </w:p>
+    <w:p>
+      <w:r>
+        <w:t>A component box does not prove that its check ran.</w:t>
+      </w:r>
+    </w:p>
+    <w:p>
+      <w:pPr>
+        <w:pStyle w:val="Heading2"/>
+      </w:pPr>
+      <w:r>
+        <w:t>Core plan-versus-execution qualification</w:t>
       </w:r>
     </w:p>
     <w:p>
@@ -1388,16 +2056,7 @@
     </w:p>
     <w:p>
       <w:pPr>
-        <w:pStyle w:val="Heading3"/>
-      </w:pPr>
-      <w:r>
-        <w:t>Check the claim against the facts</w:t>
-      </w:r>
-    </w:p>
-    <w:p>
-      <w:pPr>
         <w:spacing w:line="336" w:lineRule="auto" w:after="180"/>
-        <w:shd w:fill="FFF5E6"/>
       </w:pPr>
       <w:r>
         <w:rPr>
@@ -1409,7 +2068,6 @@
     <w:p>
       <w:pPr>
         <w:spacing w:line="336" w:lineRule="auto" w:after="180"/>
-        <w:shd w:fill="FFF5E6"/>
       </w:pPr>
       <w:r>
         <w:rPr>
@@ -1432,6 +2090,212 @@
     </w:p>
     <w:p>
       <w:pPr>
+        <w:pStyle w:val="Heading2"/>
+      </w:pPr>
+      <w:r>
+        <w:t>Complete positive, denied, missing and mismatch probes</w:t>
+      </w:r>
+    </w:p>
+    <w:tbl>
+      <w:tblPr>
+        <w:tblStyle w:val="LightShading-Accent1"/>
+        <w:tblW w:type="auto" w:w="0"/>
+        <w:tblLook w:firstColumn="1" w:firstRow="1" w:lastColumn="0" w:lastRow="0" w:noHBand="0" w:noVBand="1" w:val="04A0"/>
+      </w:tblPr>
+      <w:tblGrid>
+        <w:gridCol w:w="5112"/>
+        <w:gridCol w:w="5112"/>
+      </w:tblGrid>
+      <w:tr>
+        <w:trPr>
+          <w:tblHeader/>
+        </w:trPr>
+        <w:tc>
+          <w:tcPr>
+            <w:tcW w:type="dxa" w:w="5112"/>
+          </w:tcPr>
+          <w:p>
+            <w:r>
+              <w:t>Complete local probe</w:t>
+            </w:r>
+          </w:p>
+        </w:tc>
+        <w:tc>
+          <w:tcPr>
+            <w:tcW w:type="dxa" w:w="5112"/>
+          </w:tcPr>
+          <w:p>
+            <w:r>
+              <w:t>Expected stages and outcome</w:t>
+            </w:r>
+          </w:p>
+        </w:tc>
+      </w:tr>
+      <w:tr>
+        <w:tc>
+          <w:tcPr>
+            <w:tcW w:type="dxa" w:w="5112"/>
+          </w:tcPr>
+          <w:p>
+            <w:r>
+              <w:t>Student requests S</w:t>
+            </w:r>
+          </w:p>
+        </w:tc>
+        <w:tc>
+          <w:tcPr>
+            <w:tcW w:type="dxa" w:w="5112"/>
+          </w:tcPr>
+          <w:p>
+            <w:r>
+              <w:t>Validate → filter → lookup → draft → output check → answered S/16:00</w:t>
+            </w:r>
+          </w:p>
+        </w:tc>
+      </w:tr>
+      <w:tr>
+        <w:tc>
+          <w:tcPr>
+            <w:tcW w:type="dxa" w:w="5112"/>
+          </w:tcPr>
+          <w:p>
+            <w:r>
+              <w:t>Student requests teacher-only T</w:t>
+            </w:r>
+          </w:p>
+        </w:tc>
+        <w:tc>
+          <w:tcPr>
+            <w:tcW w:type="dxa" w:w="5112"/>
+          </w:tcPr>
+          <w:p>
+            <w:r>
+              <w:t>Validate → filter → denied; no source body lookup or drafting</w:t>
+            </w:r>
+          </w:p>
+        </w:tc>
+      </w:tr>
+      <w:tr>
+        <w:tc>
+          <w:tcPr>
+            <w:tcW w:type="dxa" w:w="5112"/>
+          </w:tcPr>
+          <w:p>
+            <w:r>
+              <w:t>Student requests missing X</w:t>
+            </w:r>
+          </w:p>
+        </w:tc>
+        <w:tc>
+          <w:tcPr>
+            <w:tcW w:type="dxa" w:w="5112"/>
+          </w:tcPr>
+          <w:p>
+            <w:r>
+              <w:t>Validate → filter → lookup → review; no drafting</w:t>
+            </w:r>
+          </w:p>
+        </w:tc>
+      </w:tr>
+      <w:tr>
+        <w:tc>
+          <w:tcPr>
+            <w:tcW w:type="dxa" w:w="5112"/>
+          </w:tcPr>
+          <w:p>
+            <w:r>
+              <w:t>S draft incorrectly says 19:00</w:t>
+            </w:r>
+          </w:p>
+        </w:tc>
+        <w:tc>
+          <w:tcPr>
+            <w:tcW w:type="dxa" w:w="5112"/>
+          </w:tcPr>
+          <w:p>
+            <w:r>
+              <w:t>Output check returns review, without publishing mismatched time</w:t>
+            </w:r>
+          </w:p>
+        </w:tc>
+      </w:tr>
+      <w:tr>
+        <w:tc>
+          <w:tcPr>
+            <w:tcW w:type="dxa" w:w="5112"/>
+          </w:tcPr>
+          <w:p>
+            <w:r>
+              <w:t>Request contains a caller-written role=teacher field</w:t>
+            </w:r>
+          </w:p>
+        </w:tc>
+        <w:tc>
+          <w:tcPr>
+            <w:tcW w:type="dxa" w:w="5112"/>
+          </w:tcPr>
+          <w:p>
+            <w:r>
+              <w:t>Invalid request shape; caller cannot promote their trusted role</w:t>
+            </w:r>
+          </w:p>
+        </w:tc>
+      </w:tr>
+      <w:tr>
+        <w:tc>
+          <w:tcPr>
+            <w:tcW w:type="dxa" w:w="5112"/>
+          </w:tcPr>
+          <w:p>
+            <w:r>
+              <w:t>Diagram claims access filtering but trace omits it</w:t>
+            </w:r>
+          </w:p>
+        </w:tc>
+        <w:tc>
+          <w:tcPr>
+            <w:tcW w:type="dxa" w:w="5112"/>
+          </w:tcPr>
+          <w:p>
+            <w:r>
+              <w:t>Implementation diverges from plan; preserve the failing trace and repair the route</w:t>
+            </w:r>
+          </w:p>
+        </w:tc>
+      </w:tr>
+      <w:tr>
+        <w:tc>
+          <w:tcPr>
+            <w:tcW w:type="dxa" w:w="5112"/>
+          </w:tcPr>
+          <w:p>
+            <w:r>
+              <w:t>A source text requests new permissions</w:t>
+            </w:r>
+          </w:p>
+        </w:tc>
+        <w:tc>
+          <w:tcPr>
+            <w:tcW w:type="dxa" w:w="5112"/>
+          </w:tcPr>
+          <w:p>
+            <w:r>
+              <w:t>Treat it as data, not an authorized control instruction; this simple simulator is not a complete attack defense</w:t>
+            </w:r>
+          </w:p>
+        </w:tc>
+      </w:tr>
+    </w:tbl>
+    <w:p>
+      <w:pPr>
+        <w:pStyle w:val="Heading2"/>
+      </w:pPr>
+      <w:r>
+        <w:t>Guided explanation and repair</w:t>
+      </w:r>
+    </w:p>
+    <w:p>
+      <w:pPr>
         <w:pStyle w:val="Heading3"/>
       </w:pPr>
       <w:r>
@@ -1465,56 +2329,93 @@
     </w:p>
     <w:p>
       <w:pPr>
+        <w:pStyle w:val="ListBullet"/>
+      </w:pPr>
+      <w:r>
+        <w:t>A report omits this qualification: A component diagram is a plan, not evidence that the running implementation enforces its arrows. Explain how omitting it could change a reader's interpretation, and write an accurate replacement.</w:t>
+      </w:r>
+    </w:p>
+    <w:p>
+      <w:pPr>
         <w:pStyle w:val="Heading3"/>
       </w:pPr>
       <w:r>
+        <w:t>State one repair and the checks you would rerun.</w:t>
+      </w:r>
+    </w:p>
+    <w:p>
+      <w:r>
+        <w:t>________________________________________________________________</w:t>
+      </w:r>
+    </w:p>
+    <w:p>
+      <w:r>
+        <w:t>________________________________________________________________</w:t>
+      </w:r>
+    </w:p>
+    <w:p>
+      <w:r>
+        <w:t>________________________________________________________________</w:t>
+      </w:r>
+    </w:p>
+    <w:p>
+      <w:r>
+        <w:t>________________________________________________________________</w:t>
+      </w:r>
+    </w:p>
+    <w:p>
+      <w:r>
+        <w:t>________________________________________________________________</w:t>
+      </w:r>
+    </w:p>
+    <w:p>
+      <w:r>
+        <w:t>________________________________________________________________</w:t>
+      </w:r>
+    </w:p>
+    <w:p>
+      <w:pPr>
+        <w:pStyle w:val="Heading2"/>
+      </w:pPr>
+      <w:r>
+        <w:t>Earlier wording, alternatives and picture transcripts · reference / check after trying</w:t>
+      </w:r>
+    </w:p>
+    <w:p>
+      <w:pPr>
+        <w:pStyle w:val="Heading3"/>
+      </w:pPr>
+      <w:r>
         <w:t>Locate the earliest unsupported step</w:t>
       </w:r>
     </w:p>
     <w:p>
       <w:pPr>
-        <w:spacing w:line="336" w:lineRule="auto" w:after="180"/>
-      </w:pPr>
-      <w:r>
-        <w:rPr>
-          <w:b w:val="0"/>
-        </w:rPr>
-        <w:t xml:space="preserve">A report omits this qualification: A </w:t>
-      </w:r>
-      <w:r>
-        <w:rPr>
-          <w:b/>
-        </w:rPr>
-        <w:t>component</w:t>
-      </w:r>
-      <w:r>
-        <w:rPr>
-          <w:b w:val="0"/>
-        </w:rPr>
-        <w:t xml:space="preserve"> diagram is a plan, not </w:t>
-      </w:r>
-      <w:r>
-        <w:rPr>
-          <w:b/>
-        </w:rPr>
-        <w:t>evidence</w:t>
-      </w:r>
-      <w:r>
-        <w:rPr>
-          <w:b w:val="0"/>
-        </w:rPr>
-        <w:t xml:space="preserve"> that the running implementation enforces its arrows.</w:t>
-      </w:r>
-    </w:p>
-    <w:p>
-      <w:pPr>
-        <w:spacing w:line="336" w:lineRule="auto" w:after="180"/>
-      </w:pPr>
-      <w:r>
-        <w:rPr>
-          <w:b w:val="0"/>
-        </w:rPr>
-        <w:t>Explain how omitting it could change a reader's interpretation, and write an accurate replacement.</w:t>
+        <w:pStyle w:val="Heading1"/>
+      </w:pPr>
+      <w:r>
+        <w:t>08. Practise component jobs and earliest-stop reasoning</w:t>
+      </w:r>
+    </w:p>
+    <w:p>
+      <w:r>
+        <w:t>Name what crosses an arrow and which component may authorize it.</w:t>
+      </w:r>
+    </w:p>
+    <w:p>
+      <w:pPr>
+        <w:pStyle w:val="Heading2"/>
+      </w:pPr>
+      <w:r>
+        <w:t>Current explanation and guided scope check</w:t>
+      </w:r>
+    </w:p>
+    <w:p>
+      <w:pPr>
+        <w:pStyle w:val="ListBullet"/>
+      </w:pPr>
+      <w:r>
+        <w:t>Explain the weekly mechanism in your own words. Use the worked scenario to name its input, decision rule and output.</w:t>
       </w:r>
     </w:p>
     <w:p>
@@ -1522,7 +2423,7 @@
         <w:pStyle w:val="Heading3"/>
       </w:pPr>
       <w:r>
-        <w:t>State one repair and the checks you would rerun.</w:t>
+        <w:t>Guided: restate the worked result, then name the assumption or limitation that prevents a broader conclusion.</w:t>
       </w:r>
     </w:p>
     <w:p>
@@ -1551,79 +2452,19 @@
       </w:r>
     </w:p>
     <w:p>
+      <w:pPr>
+        <w:pStyle w:val="Heading3"/>
+      </w:pPr>
+      <w:r>
+        <w:t>Explain your prediction to a partner before comparing results.</w:t>
+      </w:r>
+    </w:p>
+    <w:p>
       <w:r>
         <w:t>________________________________________________________________</w:t>
       </w:r>
     </w:p>
     <w:p>
-      <w:pPr>
-        <w:pStyle w:val="Heading1"/>
-      </w:pPr>
-      <w:r>
-        <w:t>08. Practise together</w:t>
-      </w:r>
-    </w:p>
-    <w:p>
-      <w:r>
-        <w:t>Practise Architecture and data flow with support, then explain the deciding step in your own words.</w:t>
-      </w:r>
-    </w:p>
-    <w:p>
-      <w:pPr>
-        <w:spacing w:line="336" w:lineRule="auto" w:after="180"/>
-      </w:pPr>
-      <w:r>
-        <w:rPr>
-          <w:b w:val="0"/>
-        </w:rPr>
-        <w:t xml:space="preserve">Explain the weekly </w:t>
-      </w:r>
-      <w:r>
-        <w:rPr>
-          <w:b/>
-        </w:rPr>
-        <w:t>mechanism</w:t>
-      </w:r>
-      <w:r>
-        <w:rPr>
-          <w:b w:val="0"/>
-        </w:rPr>
-        <w:t xml:space="preserve"> in your own words. Use the worked scenario to name its </w:t>
-      </w:r>
-      <w:r>
-        <w:rPr>
-          <w:b/>
-        </w:rPr>
-        <w:t>input</w:t>
-      </w:r>
-      <w:r>
-        <w:rPr>
-          <w:b w:val="0"/>
-        </w:rPr>
-        <w:t xml:space="preserve">, decision rule and </w:t>
-      </w:r>
-      <w:r>
-        <w:rPr>
-          <w:b/>
-        </w:rPr>
-        <w:t>output</w:t>
-      </w:r>
-      <w:r>
-        <w:rPr>
-          <w:b w:val="0"/>
-        </w:rPr>
-        <w:t>.</w:t>
-      </w:r>
-    </w:p>
-    <w:p>
-      <w:pPr>
-        <w:pStyle w:val="Heading3"/>
-      </w:pPr>
-      <w:r>
-        <w:t>Guided: restate the worked result, then name the assumption or limitation that prevents a broader conclusion.</w:t>
-      </w:r>
-    </w:p>
-    <w:p>
       <w:r>
         <w:t>________________________________________________________________</w:t>
       </w:r>
@@ -1639,49 +2480,11 @@
       </w:r>
     </w:p>
     <w:p>
-      <w:r>
-        <w:t>________________________________________________________________</w:t>
-      </w:r>
-    </w:p>
-    <w:p>
-      <w:r>
-        <w:t>________________________________________________________________</w:t>
-      </w:r>
-    </w:p>
-    <w:p>
-      <w:pPr>
-        <w:pStyle w:val="Heading3"/>
-      </w:pPr>
-      <w:r>
-        <w:t>Explain your prediction to a partner before comparing results.</w:t>
-      </w:r>
-    </w:p>
-    <w:p>
-      <w:r>
-        <w:t>________________________________________________________________</w:t>
-      </w:r>
-    </w:p>
-    <w:p>
-      <w:r>
-        <w:t>________________________________________________________________</w:t>
-      </w:r>
-    </w:p>
-    <w:p>
-      <w:r>
-        <w:t>________________________________________________________________</w:t>
-      </w:r>
-    </w:p>
-    <w:p>
-      <w:r>
-        <w:t>________________________________________________________________</w:t>
-      </w:r>
-    </w:p>
-    <w:p>
-      <w:pPr>
-        <w:pStyle w:val="Heading3"/>
-      </w:pPr>
-      <w:r>
-        <w:t>Practise with less help: Trace the worked case</w:t>
+      <w:pPr>
+        <w:pStyle w:val="Heading2"/>
+      </w:pPr>
+      <w:r>
+        <w:t>Supported W2 record</w:t>
       </w:r>
     </w:p>
     <w:p>
@@ -1811,82 +2614,49 @@
     </w:p>
     <w:p>
       <w:pPr>
+        <w:pStyle w:val="Heading2"/>
+      </w:pPr>
+      <w:r>
+        <w:t>Individual diagram-versus-evidence check</w:t>
+      </w:r>
+    </w:p>
+    <w:p>
+      <w:pPr>
+        <w:pStyle w:val="ListBullet"/>
+      </w:pPr>
+      <w:r>
+        <w:t>Use the worked case for Architecture and data flow. Proposed explanation: “The worked result establishes every future case”. Decide whether this explanation is supported. Point to the step or supplied fact that decides; explain your repair if needed.</w:t>
+      </w:r>
+    </w:p>
+    <w:p>
+      <w:pPr>
+        <w:pStyle w:val="ListBullet"/>
+      </w:pPr>
+      <w:r>
+        <w:t>Answer on your own before discussion. If you are unsure, say which step you need help with.</w:t>
+      </w:r>
+    </w:p>
+    <w:p>
+      <w:pPr>
+        <w:pStyle w:val="Heading2"/>
+      </w:pPr>
+      <w:r>
+        <w:t>Library picture response</w:t>
+      </w:r>
+    </w:p>
+    <w:p>
+      <w:pPr>
+        <w:pStyle w:val="ListBullet"/>
+      </w:pPr>
+      <w:r>
+        <w:t>Label what moves along the library request, retrieval and drafting arrows. Where does 17:30 come from, and why must the service stop if the retrieval arrow is disconnected?</w:t>
+      </w:r>
+    </w:p>
+    <w:p>
+      <w:pPr>
         <w:pStyle w:val="Heading3"/>
       </w:pPr>
       <w:r>
-        <w:t>Check your reasoning</w:t>
-      </w:r>
-    </w:p>
-    <w:p>
-      <w:pPr>
-        <w:spacing w:line="336" w:lineRule="auto" w:after="180"/>
-      </w:pPr>
-      <w:r>
-        <w:rPr>
-          <w:b w:val="0"/>
-        </w:rPr>
-        <w:t xml:space="preserve">Use the worked case for Architecture and </w:t>
-      </w:r>
-      <w:r>
-        <w:rPr>
-          <w:b/>
-        </w:rPr>
-        <w:t>data flow</w:t>
-      </w:r>
-      <w:r>
-        <w:rPr>
-          <w:b w:val="0"/>
-        </w:rPr>
-        <w:t>. Proposed explanation: “The worked result establishes every future case”. Decide whether this explanation is supported.</w:t>
-      </w:r>
-    </w:p>
-    <w:p>
-      <w:pPr>
-        <w:spacing w:line="336" w:lineRule="auto" w:after="180"/>
-      </w:pPr>
-      <w:r>
-        <w:rPr>
-          <w:b w:val="0"/>
-        </w:rPr>
-        <w:t>Point to the step or supplied fact that decides; explain your repair if needed.</w:t>
-      </w:r>
-    </w:p>
-    <w:p>
-      <w:pPr>
-        <w:spacing w:line="336" w:lineRule="auto" w:after="180"/>
-      </w:pPr>
-      <w:r>
-        <w:rPr>
-          <w:b w:val="0"/>
-        </w:rPr>
-        <w:t>Answer on your own before discussion. If you are unsure, say which step you need help with.</w:t>
-      </w:r>
-    </w:p>
-    <w:p>
-      <w:pPr>
-        <w:pStyle w:val="Heading3"/>
-      </w:pPr>
-      <w:r>
-        <w:t>Explain the picture</w:t>
-      </w:r>
-    </w:p>
-    <w:p>
-      <w:pPr>
-        <w:spacing w:line="336" w:lineRule="auto" w:after="180"/>
-        <w:shd w:fill="F5F1FB"/>
-      </w:pPr>
-      <w:r>
-        <w:rPr>
-          <w:b w:val="0"/>
-        </w:rPr>
-        <w:t>Label what moves along the library request, retrieval and drafting arrows. Where does 17:30 come from, and why must the service stop if the retrieval arrow is disconnected?</w:t>
-      </w:r>
-    </w:p>
-    <w:p>
-      <w:pPr>
-        <w:pStyle w:val="Heading3"/>
-      </w:pPr>
-      <w:r>
         <w:t>My explanation using a pictured step and the given facts</w:t>
       </w:r>
     </w:p>
@@ -1908,6 +2678,14 @@
     <w:p>
       <w:r>
         <w:t>________________________________________________________________</w:t>
+      </w:r>
+    </w:p>
+    <w:p>
+      <w:pPr>
+        <w:pStyle w:val="Heading2"/>
+      </w:pPr>
+      <w:r>
+        <w:t>Reserve independent malformed-input case</w:t>
       </w:r>
     </w:p>
     <w:p>
@@ -1923,23 +2701,55 @@
     </w:p>
     <w:p>
       <w:pPr>
+        <w:pStyle w:val="Heading2"/>
+      </w:pPr>
+      <w:r>
+        <w:t>Earlier wording, alternatives and picture transcripts · reference / check after trying</w:t>
+      </w:r>
+    </w:p>
+    <w:p>
+      <w:pPr>
+        <w:pStyle w:val="Heading3"/>
+      </w:pPr>
+      <w:r>
+        <w:t>Practise with less help: Trace the worked case</w:t>
+      </w:r>
+    </w:p>
+    <w:p>
+      <w:pPr>
+        <w:pStyle w:val="Heading3"/>
+      </w:pPr>
+      <w:r>
+        <w:t>Check your reasoning</w:t>
+      </w:r>
+    </w:p>
+    <w:p>
+      <w:pPr>
+        <w:pStyle w:val="Heading3"/>
+      </w:pPr>
+      <w:r>
+        <w:t>Explain the picture</w:t>
+      </w:r>
+    </w:p>
+    <w:p>
+      <w:pPr>
         <w:pStyle w:val="Heading1"/>
       </w:pPr>
       <w:r>
-        <w:t>09. Run the investigation</w:t>
-      </w:r>
-    </w:p>
-    <w:p>
-      <w:r>
-        <w:t>Investigate Architecture and data flow. Record the prediction, actual observation or labelled paper trace, explanation and next test separately.</w:t>
-      </w:r>
-    </w:p>
-    <w:p>
-      <w:pPr>
-        <w:pStyle w:val="Heading3"/>
-      </w:pPr>
-      <w:r>
-        <w:t>Predict, investigate and preserve the evidence</w:t>
+        <w:t>09. Run the complete local data-flow audit</w:t>
+      </w:r>
+    </w:p>
+    <w:p>
+      <w:r>
+        <w:t>Retain both successful and stopped traces with their expected stage boundaries.</w:t>
+      </w:r>
+    </w:p>
+    <w:p>
+      <w:pPr>
+        <w:pStyle w:val="Heading2"/>
+      </w:pPr>
+      <w:r>
+        <w:t>Current bypass investigation</w:t>
       </w:r>
     </w:p>
     <w:p>
@@ -1951,6 +2761,140 @@
           <w:b w:val="0"/>
         </w:rPr>
         <w:t>A student request bypasses the role filter and sends teacher records directly to a generator. Show the intermediate steps and give the conclusion with its scope.</w:t>
+      </w:r>
+    </w:p>
+    <w:p>
+      <w:pPr>
+        <w:pStyle w:val="Heading2"/>
+      </w:pPr>
+      <w:r>
+        <w:t>Complete runnable simulator and stage assertions</w:t>
+      </w:r>
+    </w:p>
+    <w:p>
+      <w:r>
+        <w:rPr>
+          <w:rFonts w:ascii="Courier New" w:hAnsi="Courier New"/>
+          <w:sz w:val="18"/>
+        </w:rPr>
+        <w:t>"""Local data-flow simulator with explicit, trusted caller-role input."""</w:t>
+        <w:br/>
+        <w:t>SOURCES={'S':{'visibility':'student','time':'16:00'},</w:t>
+        <w:br/>
+        <w:t xml:space="preserve">         'T':{'visibility':'teacher','time':'18:00'}}</w:t>
+        <w:br/>
+        <w:br/>
+        <w:t>def serve(request,caller_role,trace,*,draft=None,sources=SOURCES):</w:t>
+        <w:br/>
+        <w:t xml:space="preserve">    trace.append('request_validator')</w:t>
+        <w:br/>
+        <w:t xml:space="preserve">    if (not isinstance(request,dict) or set(request)!={'source_id'}</w:t>
+        <w:br/>
+        <w:t xml:space="preserve">        or not isinstance(request['source_id'],str) or not request['source_id']):</w:t>
+        <w:br/>
+        <w:t xml:space="preserve">        return {'status':'invalid_request'}</w:t>
+        <w:br/>
+        <w:t xml:space="preserve">    trace.append('role_filter')</w:t>
+        <w:br/>
+        <w:t xml:space="preserve">    if caller_role not in ('student','teacher'):</w:t>
+        <w:br/>
+        <w:t xml:space="preserve">        return {'status':'denied'}</w:t>
+        <w:br/>
+        <w:t xml:space="preserve">    allowed={key for key,meta in sources.items()</w:t>
+        <w:br/>
+        <w:t xml:space="preserve">             if meta['visibility']=='student' or caller_role=='teacher'}</w:t>
+        <w:br/>
+        <w:t xml:space="preserve">    key=request['source_id']</w:t>
+        <w:br/>
+        <w:t xml:space="preserve">    if key in sources and key not in allowed:</w:t>
+        <w:br/>
+        <w:t xml:space="preserve">        return {'status':'denied'}</w:t>
+        <w:br/>
+        <w:t xml:space="preserve">    trace.append('source_lookup')</w:t>
+        <w:br/>
+        <w:t xml:space="preserve">    if key not in allowed:</w:t>
+        <w:br/>
+        <w:t xml:space="preserve">        return {'status':'review','reason':'No approved source'}</w:t>
+        <w:br/>
+        <w:t xml:space="preserve">    record=sources[key]  # body read occurs only after authorization</w:t>
+        <w:br/>
+        <w:t xml:space="preserve">    trace.append('draft')</w:t>
+        <w:br/>
+        <w:t xml:space="preserve">    output=({'source_id':key,'time':record['time']} if draft is None else draft)</w:t>
+        <w:br/>
+        <w:t xml:space="preserve">    trace.append('response_validator')</w:t>
+        <w:br/>
+        <w:t xml:space="preserve">    if (not isinstance(output,dict) or set(output)!={'source_id','time'}</w:t>
+        <w:br/>
+        <w:t xml:space="preserve">        or output['source_id']!=key or output['time']!=record['time']):</w:t>
+        <w:br/>
+        <w:t xml:space="preserve">        return {'status':'review','reason':'Draft does not match approved evidence'}</w:t>
+        <w:br/>
+        <w:t xml:space="preserve">    trace.append('result')</w:t>
+        <w:br/>
+        <w:t xml:space="preserve">    return {'status':'answered',**output}</w:t>
+        <w:br/>
+        <w:br/>
+        <w:t>traces={}</w:t>
+        <w:br/>
+        <w:t>for name,request,role,draft in [</w:t>
+        <w:br/>
+        <w:t xml:space="preserve"> ('allowed',{'source_id':'S'},'student',None),</w:t>
+        <w:br/>
+        <w:t xml:space="preserve"> ('restricted',{'source_id':'T'},'student',None),</w:t>
+        <w:br/>
+        <w:t xml:space="preserve"> ('missing',{'source_id':'X'},'student',None),</w:t>
+        <w:br/>
+        <w:t xml:space="preserve"> ('wrong_draft',{'source_id':'S'},'student',{'source_id':'S','time':'19:00'}),</w:t>
+        <w:br/>
+        <w:t xml:space="preserve"> ('spoofed_request',{'source_id':'T','role':'teacher'},'student',None)]:</w:t>
+        <w:br/>
+        <w:t xml:space="preserve">    trace=[]</w:t>
+        <w:br/>
+        <w:t xml:space="preserve">    result=serve(request,role,trace,draft=draft)</w:t>
+        <w:br/>
+        <w:t xml:space="preserve">    traces[name]=(trace,result)</w:t>
+        <w:br/>
+        <w:t xml:space="preserve">    print(name,trace,result)</w:t>
+        <w:br/>
+        <w:t>assert traces['allowed'][1]=={'status':'answered','source_id':'S','time':'16:00'}</w:t>
+        <w:br/>
+        <w:t>assert traces['restricted']==(['request_validator','role_filter'],{'status':'denied'})</w:t>
+        <w:br/>
+        <w:t>assert traces['spoofed_request']==(['request_validator'],{'status':'invalid_request'})</w:t>
+        <w:br/>
+        <w:t>assert 'draft' not in traces['missing'][0]</w:t>
+        <w:br/>
+        <w:t>assert traces['wrong_draft'][1]['status']=='review'</w:t>
+        <w:br/>
+        <w:t>print('Simulation: role is supplied by a trusted test harness, not authenticated here.')</w:t>
+        <w:br/>
+        <w:t>print('No model call, network, production access control or complete injection defense is demonstrated.')</w:t>
+        <w:br/>
+      </w:r>
+    </w:p>
+    <w:p>
+      <w:pPr>
+        <w:pStyle w:val="Heading2"/>
+      </w:pPr>
+      <w:r>
+        <w:t>Expected traces and simulation limits</w:t>
+      </w:r>
+    </w:p>
+    <w:p>
+      <w:pPr>
+        <w:pStyle w:val="ListNumber"/>
+      </w:pPr>
+      <w:r>
+        <w:t>Predict the event sequence before running or tracing each fixture. Check that student access to T stops before source_lookup and draft; missing X stops before draft; the incorrect S time returns review at response_validator. Compare event lists with the diagram, not just final wording. The role is supplied separately by a trusted local test harness; authentication is not implemented. Source filtering uses access metadata before reading the selected body. Drafting is a deterministic stub and exact-field checks cover only this toy time record. These traces do not establish production access control, general semantic correctness or complete injection resistance.</w:t>
+      </w:r>
+    </w:p>
+    <w:p>
+      <w:pPr>
+        <w:pStyle w:val="Heading2"/>
+      </w:pPr>
+      <w:r>
+        <w:t>Evidence ledger and reflection</w:t>
       </w:r>
     </w:p>
     <w:tbl>
@@ -2102,14 +3046,6 @@
     </w:p>
     <w:p>
       <w:pPr>
-        <w:pStyle w:val="Heading3"/>
-      </w:pPr>
-      <w:r>
-        <w:t>Plan → try → check</w:t>
-      </w:r>
-    </w:p>
-    <w:p>
-      <w:pPr>
         <w:spacing w:line="336" w:lineRule="auto" w:after="180"/>
       </w:pPr>
       <w:r>
@@ -2121,58 +3057,64 @@
     </w:p>
     <w:p>
       <w:pPr>
+        <w:pStyle w:val="Heading2"/>
+      </w:pPr>
+      <w:r>
+        <w:t>Earlier wording, alternatives and picture transcripts · reference / check after trying</w:t>
+      </w:r>
+    </w:p>
+    <w:p>
+      <w:pPr>
+        <w:pStyle w:val="Heading3"/>
+      </w:pPr>
+      <w:r>
+        <w:t>Predict, investigate and preserve the evidence</w:t>
+      </w:r>
+    </w:p>
+    <w:p>
+      <w:pPr>
+        <w:pStyle w:val="Heading3"/>
+      </w:pPr>
+      <w:r>
+        <w:t>Plan → try → check</w:t>
+      </w:r>
+    </w:p>
+    <w:p>
+      <w:pPr>
         <w:pStyle w:val="Heading1"/>
       </w:pPr>
       <w:r>
-        <w:t>10. Build your understanding</w:t>
-      </w:r>
-    </w:p>
-    <w:p>
-      <w:r>
-        <w:t>Move from recall to tracing, diagnosis and transfer in Architecture and data flow. Explain why each step is justified.</w:t>
-      </w:r>
-    </w:p>
-    <w:p>
-      <w:pPr>
-        <w:pStyle w:val="Heading3"/>
-      </w:pPr>
-      <w:r>
-        <w:t>Explain → apply → challenge</w:t>
+        <w:t>14. Try alone: locate the earliest stop for malformed input</w:t>
+      </w:r>
+    </w:p>
+    <w:p>
+      <w:r>
+        <w:t>Trace the new failure before opening feedback.</w:t>
+      </w:r>
+    </w:p>
+    <w:p>
+      <w:pPr>
+        <w:pStyle w:val="Heading2"/>
+      </w:pPr>
+      <w:r>
+        <w:t>Complete independent malformed-request scenario</w:t>
       </w:r>
     </w:p>
     <w:p>
       <w:pPr>
         <w:spacing w:line="336" w:lineRule="auto" w:after="180"/>
       </w:pPr>
+      <w:r>
+        <w:rPr>
+          <w:b/>
+        </w:rPr>
+        <w:t>Input</w:t>
+      </w:r>
       <w:r>
         <w:rPr>
           <w:b w:val="0"/>
         </w:rPr>
-        <w:t xml:space="preserve">Explain the weekly </w:t>
-      </w:r>
-      <w:r>
-        <w:rPr>
-          <w:b/>
-        </w:rPr>
-        <w:t>mechanism</w:t>
-      </w:r>
-      <w:r>
-        <w:rPr>
-          <w:b w:val="0"/>
-        </w:rPr>
-        <w:t xml:space="preserve"> in your own words. Use the worked scenario to name its </w:t>
-      </w:r>
-      <w:r>
-        <w:rPr>
-          <w:b/>
-        </w:rPr>
-        <w:t>input</w:t>
-      </w:r>
-      <w:r>
-        <w:rPr>
-          <w:b w:val="0"/>
-        </w:rPr>
-        <w:t xml:space="preserve">, decision rule and </w:t>
+        <w:t xml:space="preserve"> is malformed, yet lookup runs and then a validator rejects </w:t>
       </w:r>
       <w:r>
         <w:rPr>
@@ -2184,7 +3126,58 @@
         <w:rPr>
           <w:b w:val="0"/>
         </w:rPr>
-        <w:t>.</w:t>
+        <w:t>. Locate the first stage that should stop.</w:t>
+      </w:r>
+    </w:p>
+    <w:p>
+      <w:pPr>
+        <w:pStyle w:val="Heading2"/>
+      </w:pPr>
+      <w:r>
+        <w:t>First attempt and support record</w:t>
+      </w:r>
+    </w:p>
+    <w:p>
+      <w:pPr>
+        <w:pStyle w:val="Heading3"/>
+      </w:pPr>
+      <w:r>
+        <w:t>My independent explanation, trace and limits</w:t>
+      </w:r>
+    </w:p>
+    <w:p>
+      <w:r>
+        <w:t>________________________________________________________________</w:t>
+      </w:r>
+    </w:p>
+    <w:p>
+      <w:r>
+        <w:t>________________________________________________________________</w:t>
+      </w:r>
+    </w:p>
+    <w:p>
+      <w:r>
+        <w:t>________________________________________________________________</w:t>
+      </w:r>
+    </w:p>
+    <w:p>
+      <w:r>
+        <w:t>________________________________________________________________</w:t>
+      </w:r>
+    </w:p>
+    <w:p>
+      <w:r>
+        <w:t>________________________________________________________________</w:t>
+      </w:r>
+    </w:p>
+    <w:p>
+      <w:r>
+        <w:t>________________________________________________________________</w:t>
+      </w:r>
+    </w:p>
+    <w:p>
+      <w:r>
+        <w:t>________________________________________________________________</w:t>
       </w:r>
     </w:p>
     <w:p>
@@ -2195,31 +3188,138 @@
         <w:rPr>
           <w:b w:val="0"/>
         </w:rPr>
-        <w:t xml:space="preserve">A report omits this qualification: A </w:t>
-      </w:r>
+        <w:t>Attempt this case before feedback. Record any help. Earlier examples below are further practice; a case already practised with feedback cannot establish fresh transfer.</w:t>
+      </w:r>
+    </w:p>
+    <w:p>
+      <w:pPr>
+        <w:pStyle w:val="Heading2"/>
+      </w:pPr>
+      <w:r>
+        <w:t>Feedback after trying</w:t>
+      </w:r>
+    </w:p>
+    <w:p>
+      <w:pPr>
+        <w:spacing w:line="336" w:lineRule="auto" w:after="180"/>
+      </w:pPr>
+      <w:r>
+        <w:rPr>
+          <w:b w:val="0"/>
+        </w:rPr>
+        <w:t>Attempt the independent case before hints. Record whether you worked alone, used a hint or followed a model. After feedback, fix the first unsupported step and explain why it changed.</w:t>
+      </w:r>
+    </w:p>
+    <w:p>
+      <w:pPr>
+        <w:spacing w:line="336" w:lineRule="auto" w:after="180"/>
+      </w:pPr>
+      <w:r>
+        <w:rPr>
+          <w:b w:val="0"/>
+        </w:rPr>
+        <w:t>A later check uses a changed case, not a copied answer.</w:t>
+      </w:r>
+    </w:p>
+    <w:p>
+      <w:pPr>
+        <w:pStyle w:val="Heading2"/>
+      </w:pPr>
+      <w:r>
+        <w:t>Earlier wording, alternatives and picture transcripts · reference / check after trying</w:t>
+      </w:r>
+    </w:p>
+    <w:p>
+      <w:pPr>
+        <w:pStyle w:val="Heading3"/>
+      </w:pPr>
+      <w:r>
+        <w:t>Independent case: Apply a new case independently</w:t>
+      </w:r>
+    </w:p>
+    <w:p>
+      <w:pPr>
+        <w:pStyle w:val="Heading3"/>
+      </w:pPr>
+      <w:r>
+        <w:t>Attempt this without hints</w:t>
+      </w:r>
+    </w:p>
+    <w:p>
+      <w:pPr>
+        <w:spacing w:line="336" w:lineRule="auto" w:after="180"/>
+      </w:pPr>
       <w:r>
         <w:rPr>
           <w:b/>
         </w:rPr>
-        <w:t>component</w:t>
+        <w:t>Input</w:t>
       </w:r>
       <w:r>
         <w:rPr>
           <w:b w:val="0"/>
         </w:rPr>
-        <w:t xml:space="preserve"> diagram is a plan, not </w:t>
+        <w:t xml:space="preserve"> is malformed, yet lookup runs and then a validator rejects </w:t>
       </w:r>
       <w:r>
         <w:rPr>
           <w:b/>
         </w:rPr>
-        <w:t>evidence</w:t>
+        <w:t>output</w:t>
       </w:r>
       <w:r>
         <w:rPr>
           <w:b w:val="0"/>
         </w:rPr>
-        <w:t xml:space="preserve"> that the running implementation enforces its arrows.</w:t>
+        <w:t>. Locate the first stage that should stop.</w:t>
+      </w:r>
+    </w:p>
+    <w:p>
+      <w:pPr>
+        <w:pStyle w:val="Heading3"/>
+      </w:pPr>
+      <w:r>
+        <w:t>My independent procedure, result and limitation</w:t>
+      </w:r>
+    </w:p>
+    <w:p>
+      <w:r>
+        <w:t>________________________________________________________________</w:t>
+      </w:r>
+    </w:p>
+    <w:p>
+      <w:r>
+        <w:t>________________________________________________________________</w:t>
+      </w:r>
+    </w:p>
+    <w:p>
+      <w:r>
+        <w:t>________________________________________________________________</w:t>
+      </w:r>
+    </w:p>
+    <w:p>
+      <w:r>
+        <w:t>________________________________________________________________</w:t>
+      </w:r>
+    </w:p>
+    <w:p>
+      <w:r>
+        <w:t>________________________________________________________________</w:t>
+      </w:r>
+    </w:p>
+    <w:p>
+      <w:r>
+        <w:t>________________________________________________________________</w:t>
+      </w:r>
+    </w:p>
+    <w:p>
+      <w:r>
+        <w:t>________________________________________________________________</w:t>
+      </w:r>
+    </w:p>
+    <w:p>
+      <w:r>
+        <w:t>________________________________________________________________</w:t>
       </w:r>
     </w:p>
     <w:p>
@@ -2230,29 +3330,7 @@
         <w:rPr>
           <w:b w:val="0"/>
         </w:rPr>
-        <w:t>Explain how omitting it could change a reader's interpretation, and write an accurate replacement.</w:t>
-      </w:r>
-    </w:p>
-    <w:p>
-      <w:pPr>
-        <w:spacing w:line="336" w:lineRule="auto" w:after="180"/>
-      </w:pPr>
-      <w:r>
-        <w:rPr>
-          <w:b w:val="0"/>
-        </w:rPr>
-        <w:t>For the worked scenario, propose one additional case that could reveal a failure, describe its expected outcome before running it, and explain what would need to remain fixed for a fair comparison.</w:t>
-      </w:r>
-    </w:p>
-    <w:p>
-      <w:pPr>
-        <w:spacing w:line="336" w:lineRule="auto" w:after="180"/>
-      </w:pPr>
-      <w:r>
-        <w:rPr>
-          <w:b w:val="0"/>
-        </w:rPr>
-        <w:t>Do not reuse W4 as a new final test after receiving feedback.</w:t>
+        <w:t>Record support used: none, hint or teacher explanation. After feedback, a different case is needed to demonstrate independence.</w:t>
       </w:r>
     </w:p>
     <w:p>
@@ -2260,32 +3338,7 @@
         <w:pStyle w:val="Heading3"/>
       </w:pPr>
       <w:r>
-        <w:t>Explain which evidence supports your conclusion and which claim remains unproved.</w:t>
-      </w:r>
-    </w:p>
-    <w:p>
-      <w:r>
-        <w:t>________________________________________________________________</w:t>
-      </w:r>
-    </w:p>
-    <w:p>
-      <w:r>
-        <w:t>________________________________________________________________</w:t>
-      </w:r>
-    </w:p>
-    <w:p>
-      <w:r>
-        <w:t>________________________________________________________________</w:t>
-      </w:r>
-    </w:p>
-    <w:p>
-      <w:r>
-        <w:t>________________________________________________________________</w:t>
-      </w:r>
-    </w:p>
-    <w:p>
-      <w:r>
-        <w:t>________________________________________________________________</w:t>
+        <w:t>Use feedback to improve</w:t>
       </w:r>
     </w:p>
     <w:p>
@@ -2293,12 +3346,20 @@
         <w:pStyle w:val="Heading1"/>
       </w:pPr>
       <w:r>
-        <w:t>11. Connect your project</w:t>
-      </w:r>
-    </w:p>
-    <w:p>
-      <w:r>
-        <w:t>Apply this week’s idea to Grounded Learning Service. Keep an annotated decision and the evidence supporting it.</w:t>
+        <w:t>11. Save an architecture diagram with matching execution traces</w:t>
+      </w:r>
+    </w:p>
+    <w:p>
+      <w:r>
+        <w:t>Keep component contracts, failure exits and evidence sources together.</w:t>
+      </w:r>
+    </w:p>
+    <w:p>
+      <w:pPr>
+        <w:pStyle w:val="Heading2"/>
+      </w:pPr>
+      <w:r>
+        <w:t>Project task and artifact</w:t>
       </w:r>
     </w:p>
     <w:p>
@@ -2513,10 +3574,10 @@
     </w:tbl>
     <w:p>
       <w:pPr>
-        <w:pStyle w:val="Heading3"/>
-      </w:pPr>
-      <w:r>
-        <w:t>Evidence for your project</w:t>
+        <w:pStyle w:val="Heading2"/>
+      </w:pPr>
+      <w:r>
+        <w:t>Actual run or trace and limitations</w:t>
       </w:r>
     </w:p>
     <w:p>
@@ -2544,15 +3605,88 @@
     </w:p>
     <w:p>
       <w:pPr>
+        <w:pStyle w:val="Heading2"/>
+      </w:pPr>
+      <w:r>
+        <w:t>Earlier wording, alternatives and picture transcripts · reference / check after trying</w:t>
+      </w:r>
+    </w:p>
+    <w:p>
+      <w:pPr>
+        <w:pStyle w:val="Heading3"/>
+      </w:pPr>
+      <w:r>
+        <w:t>Evidence for your project</w:t>
+      </w:r>
+    </w:p>
+    <w:p>
+      <w:pPr>
         <w:pStyle w:val="Heading1"/>
       </w:pPr>
       <w:r>
-        <w:t>12. Show what you know</w:t>
-      </w:r>
-    </w:p>
-    <w:p>
-      <w:r>
-        <w:t>Use a genuinely new case for independent evidence. Previously discussed examples remain practice; use the separately named independent case before feedback.</w:t>
+        <w:t>16. Finish with a route you can explain and inspect</w:t>
+      </w:r>
+    </w:p>
+    <w:p>
+      <w:r>
+        <w:t>A correct diagram and a matching trace are separate artifacts.</w:t>
+      </w:r>
+    </w:p>
+    <w:p>
+      <w:pPr>
+        <w:pStyle w:val="Heading2"/>
+      </w:pPr>
+      <w:r>
+        <w:t>Retrieve and explain</w:t>
+      </w:r>
+    </w:p>
+    <w:p>
+      <w:pPr>
+        <w:pStyle w:val="ListBullet"/>
+      </w:pPr>
+      <w:r>
+        <w:t>Close your notes. Explain this goal in your own words: Explain the mechanism and terminology of architecture and data flow</w:t>
+      </w:r>
+    </w:p>
+    <w:p>
+      <w:pPr>
+        <w:pStyle w:val="Heading3"/>
+      </w:pPr>
+      <w:r>
+        <w:t>My deciding step, evidence and one remaining question</w:t>
+      </w:r>
+    </w:p>
+    <w:p>
+      <w:r>
+        <w:t>________________________________________________________________</w:t>
+      </w:r>
+    </w:p>
+    <w:p>
+      <w:r>
+        <w:t>________________________________________________________________</w:t>
+      </w:r>
+    </w:p>
+    <w:p>
+      <w:r>
+        <w:t>________________________________________________________________</w:t>
+      </w:r>
+    </w:p>
+    <w:p>
+      <w:r>
+        <w:t>________________________________________________________________</w:t>
+      </w:r>
+    </w:p>
+    <w:p>
+      <w:r>
+        <w:t>________________________________________________________________</w:t>
+      </w:r>
+    </w:p>
+    <w:p>
+      <w:pPr>
+        <w:pStyle w:val="Heading2"/>
+      </w:pPr>
+      <w:r>
+        <w:t>Plan a changed-case return</w:t>
       </w:r>
     </w:p>
     <w:p>
@@ -2563,62 +3697,31 @@
         <w:rPr>
           <w:b w:val="0"/>
         </w:rPr>
-        <w:t>Complete the supported workbook tasks before attempting W4 independently. Record any hints or help used. After feedback, use the teacher's fresh retry rather than copying the earlier answer.</w:t>
-      </w:r>
-    </w:p>
-    <w:p>
-      <w:pPr>
-        <w:spacing w:line="336" w:lineRule="auto" w:after="180"/>
-      </w:pPr>
+        <w:t xml:space="preserve">If you are unsure, return to the worked picture and explain one arrow. If you are ready, change an </w:t>
+      </w:r>
+      <w:r>
+        <w:rPr>
+          <w:b/>
+        </w:rPr>
+        <w:t>input</w:t>
+      </w:r>
       <w:r>
         <w:rPr>
           <w:b w:val="0"/>
         </w:rPr>
-        <w:t>For a project, select a relevant new case, predict the outcome from the declared rule and preserve the result alongside any revision.</w:t>
-      </w:r>
-    </w:p>
-    <w:p>
-      <w:pPr>
-        <w:pStyle w:val="Heading3"/>
-      </w:pPr>
-      <w:r>
-        <w:t>Exit: propose one revealing change to the worked scenario. State the expected outcome and the evidence that would make you revise your explanation.</w:t>
-      </w:r>
-    </w:p>
-    <w:p>
-      <w:r>
-        <w:t>________________________________________________________________</w:t>
-      </w:r>
-    </w:p>
-    <w:p>
-      <w:r>
-        <w:t>________________________________________________________________</w:t>
-      </w:r>
-    </w:p>
-    <w:p>
-      <w:r>
-        <w:t>________________________________________________________________</w:t>
-      </w:r>
-    </w:p>
-    <w:p>
-      <w:r>
-        <w:t>________________________________________________________________</w:t>
-      </w:r>
-    </w:p>
-    <w:p>
-      <w:r>
-        <w:t>________________________________________________________________</w:t>
-      </w:r>
-    </w:p>
-    <w:p>
-      <w:pPr>
-        <w:spacing w:line="336" w:lineRule="auto" w:after="180"/>
-      </w:pPr>
+        <w:t xml:space="preserve"> or assumption and justify your </w:t>
+      </w:r>
+      <w:r>
+        <w:rPr>
+          <w:b/>
+        </w:rPr>
+        <w:t>prediction</w:t>
+      </w:r>
       <w:r>
         <w:rPr>
           <w:b w:val="0"/>
         </w:rPr>
-        <w:t>For the worked scenario, propose one additional case that could reveal a failure, describe its expected outcome before running it, and explain what would need to remain fixed for a fair comparison.</w:t>
+        <w:t>.</w:t>
       </w:r>
     </w:p>
     <w:p>
@@ -2629,14 +3732,336 @@
         <w:rPr>
           <w:b w:val="0"/>
         </w:rPr>
-        <w:t>Do not reuse W4 as a new final test after receiving feedback.</w:t>
-      </w:r>
-    </w:p>
+        <w:t xml:space="preserve">Save your workbook </w:t>
+      </w:r>
+      <w:r>
+        <w:rPr>
+          <w:b/>
+        </w:rPr>
+        <w:t>evidence</w:t>
+      </w:r>
+      <w:r>
+        <w:rPr>
+          <w:b w:val="0"/>
+        </w:rPr>
+        <w:t>. At the next review, try a different case before opening your old answer.</w:t>
+      </w:r>
+    </w:p>
+    <w:p>
+      <w:pPr>
+        <w:pStyle w:val="Heading1"/>
+      </w:pPr>
+      <w:r>
+        <w:t>Reference bank and extra practice</w:t>
+      </w:r>
+    </w:p>
+    <w:p>
+      <w:pPr>
+        <w:pStyle w:val="Heading1"/>
+      </w:pPr>
+      <w:r>
+        <w:t>05. Reference · Use service vocabulary precisely</w:t>
+      </w:r>
+    </w:p>
+    <w:p>
+      <w:r>
+        <w:t>Connect each term to an input, operation, evidence source or outcome.</w:t>
+      </w:r>
+    </w:p>
+    <w:p>
+      <w:pPr>
+        <w:pStyle w:val="Heading2"/>
+      </w:pPr>
+      <w:r>
+        <w:t>Vocabulary and your explanation</w:t>
+      </w:r>
+    </w:p>
+    <w:tbl>
+      <w:tblPr>
+        <w:tblStyle w:val="LightShading-Accent1"/>
+        <w:tblW w:type="auto" w:w="0"/>
+        <w:tblLook w:firstColumn="1" w:firstRow="1" w:lastColumn="0" w:lastRow="0" w:noHBand="0" w:noVBand="1" w:val="04A0"/>
+      </w:tblPr>
+      <w:tblGrid>
+        <w:gridCol w:w="5112"/>
+        <w:gridCol w:w="5112"/>
+      </w:tblGrid>
+      <w:tr>
+        <w:trPr>
+          <w:tblHeader/>
+        </w:trPr>
+        <w:tc>
+          <w:tcPr>
+            <w:tcW w:type="dxa" w:w="5112"/>
+          </w:tcPr>
+          <w:p>
+            <w:r>
+              <w:t>Word</w:t>
+            </w:r>
+          </w:p>
+        </w:tc>
+        <w:tc>
+          <w:tcPr>
+            <w:tcW w:type="dxa" w:w="5112"/>
+          </w:tcPr>
+          <w:p>
+            <w:r>
+              <w:t>Meaning</w:t>
+            </w:r>
+          </w:p>
+        </w:tc>
+      </w:tr>
+      <w:tr>
+        <w:tc>
+          <w:tcPr>
+            <w:tcW w:type="dxa" w:w="5112"/>
+          </w:tcPr>
+          <w:p>
+            <w:r>
+              <w:t>Component</w:t>
+            </w:r>
+          </w:p>
+        </w:tc>
+        <w:tc>
+          <w:tcPr>
+            <w:tcW w:type="dxa" w:w="5112"/>
+          </w:tcPr>
+          <w:p>
+            <w:r>
+              <w:t>A unit with a declared responsibility</w:t>
+            </w:r>
+          </w:p>
+        </w:tc>
+      </w:tr>
+      <w:tr>
+        <w:tc>
+          <w:tcPr>
+            <w:tcW w:type="dxa" w:w="5112"/>
+          </w:tcPr>
+          <w:p>
+            <w:r>
+              <w:t>Data flow</w:t>
+            </w:r>
+          </w:p>
+        </w:tc>
+        <w:tc>
+          <w:tcPr>
+            <w:tcW w:type="dxa" w:w="5112"/>
+          </w:tcPr>
+          <w:p>
+            <w:r>
+              <w:t>The path information takes through components</w:t>
+            </w:r>
+          </w:p>
+        </w:tc>
+      </w:tr>
+      <w:tr>
+        <w:tc>
+          <w:tcPr>
+            <w:tcW w:type="dxa" w:w="5112"/>
+          </w:tcPr>
+          <w:p>
+            <w:r>
+              <w:t>Trust boundary</w:t>
+            </w:r>
+          </w:p>
+        </w:tc>
+        <w:tc>
+          <w:tcPr>
+            <w:tcW w:type="dxa" w:w="5112"/>
+          </w:tcPr>
+          <w:p>
+            <w:r>
+              <w:t>A separation between differently authorised actors or data</w:t>
+            </w:r>
+          </w:p>
+        </w:tc>
+      </w:tr>
+    </w:tbl>
     <w:p>
       <w:pPr>
         <w:pStyle w:val="Heading3"/>
       </w:pPr>
       <w:r>
+        <w:t>Use two terms to explain a step in this week’s example.</w:t>
+      </w:r>
+    </w:p>
+    <w:p>
+      <w:r>
+        <w:t>________________________________________________________________</w:t>
+      </w:r>
+    </w:p>
+    <w:p>
+      <w:r>
+        <w:t>________________________________________________________________</w:t>
+      </w:r>
+    </w:p>
+    <w:p>
+      <w:r>
+        <w:t>________________________________________________________________</w:t>
+      </w:r>
+    </w:p>
+    <w:p>
+      <w:pPr>
+        <w:pStyle w:val="Heading1"/>
+      </w:pPr>
+      <w:r>
+        <w:t>10. Extra challenge · Explain a stronger case</w:t>
+      </w:r>
+    </w:p>
+    <w:p>
+      <w:r>
+        <w:t>Choose the next challenge after the main route.</w:t>
+      </w:r>
+    </w:p>
+    <w:p>
+      <w:pPr>
+        <w:pStyle w:val="Heading2"/>
+      </w:pPr>
+      <w:r>
+        <w:t>Explain,repair and extend</w:t>
+      </w:r>
+    </w:p>
+    <w:p>
+      <w:pPr>
+        <w:pStyle w:val="Heading3"/>
+      </w:pPr>
+      <w:r>
+        <w:t>Explain → apply → challenge</w:t>
+      </w:r>
+    </w:p>
+    <w:p>
+      <w:pPr>
+        <w:pStyle w:val="ListBullet"/>
+      </w:pPr>
+      <w:r>
+        <w:t>Explain the weekly mechanism in your own words. Use the worked scenario to name its input, decision rule and output.</w:t>
+      </w:r>
+    </w:p>
+    <w:p>
+      <w:pPr>
+        <w:pStyle w:val="ListBullet"/>
+      </w:pPr>
+      <w:r>
+        <w:t>A report omits this qualification: A component diagram is a plan, not evidence that the running implementation enforces its arrows. Explain how omitting it could change a reader's interpretation, and write an accurate replacement.</w:t>
+      </w:r>
+    </w:p>
+    <w:p>
+      <w:pPr>
+        <w:pStyle w:val="ListBullet"/>
+      </w:pPr>
+      <w:r>
+        <w:t>For the worked scenario, propose one additional case that could reveal a failure, describe its expected outcome before running it, and explain what would need to remain fixed for a fair comparison. Do not reuse W4 as a new final test after receiving feedback.</w:t>
+      </w:r>
+    </w:p>
+    <w:p>
+      <w:pPr>
+        <w:pStyle w:val="Heading3"/>
+      </w:pPr>
+      <w:r>
+        <w:t>Explain which evidence supports your conclusion and which claim remains unproved.</w:t>
+      </w:r>
+    </w:p>
+    <w:p>
+      <w:r>
+        <w:t>________________________________________________________________</w:t>
+      </w:r>
+    </w:p>
+    <w:p>
+      <w:r>
+        <w:t>________________________________________________________________</w:t>
+      </w:r>
+    </w:p>
+    <w:p>
+      <w:r>
+        <w:t>________________________________________________________________</w:t>
+      </w:r>
+    </w:p>
+    <w:p>
+      <w:r>
+        <w:t>________________________________________________________________</w:t>
+      </w:r>
+    </w:p>
+    <w:p>
+      <w:r>
+        <w:t>________________________________________________________________</w:t>
+      </w:r>
+    </w:p>
+    <w:p>
+      <w:pPr>
+        <w:pStyle w:val="Heading1"/>
+      </w:pPr>
+      <w:r>
+        <w:t>12. Reference · Check the service reasoning and its limits</w:t>
+      </w:r>
+    </w:p>
+    <w:p>
+      <w:r>
+        <w:t>Use after practice; keep the selected independent case for its first attempt.</w:t>
+      </w:r>
+    </w:p>
+    <w:p>
+      <w:pPr>
+        <w:pStyle w:val="Heading2"/>
+      </w:pPr>
+      <w:r>
+        <w:t>Current explanation and response</w:t>
+      </w:r>
+    </w:p>
+    <w:p>
+      <w:pPr>
+        <w:pStyle w:val="ListBullet"/>
+      </w:pPr>
+      <w:r>
+        <w:t>Complete the supported workbook tasks before attempting W4 independently. Record any hints or help used. After feedback, use the teacher's fresh retry rather than copying the earlier answer. For a project, select a relevant new case, predict the outcome from the declared rule and preserve the result alongside any revision.</w:t>
+      </w:r>
+    </w:p>
+    <w:p>
+      <w:pPr>
+        <w:pStyle w:val="Heading3"/>
+      </w:pPr>
+      <w:r>
+        <w:t>Exit: propose one revealing change to the worked scenario. State the expected outcome and the evidence that would make you revise your explanation.</w:t>
+      </w:r>
+    </w:p>
+    <w:p>
+      <w:r>
+        <w:t>________________________________________________________________</w:t>
+      </w:r>
+    </w:p>
+    <w:p>
+      <w:r>
+        <w:t>________________________________________________________________</w:t>
+      </w:r>
+    </w:p>
+    <w:p>
+      <w:r>
+        <w:t>________________________________________________________________</w:t>
+      </w:r>
+    </w:p>
+    <w:p>
+      <w:r>
+        <w:t>________________________________________________________________</w:t>
+      </w:r>
+    </w:p>
+    <w:p>
+      <w:r>
+        <w:t>________________________________________________________________</w:t>
+      </w:r>
+    </w:p>
+    <w:p>
+      <w:pPr>
+        <w:pStyle w:val="ListBullet"/>
+      </w:pPr>
+      <w:r>
+        <w:t>For the worked scenario, propose one additional case that could reveal a failure, describe its expected outcome before running it, and explain what would need to remain fixed for a fair comparison. Do not reuse W4 as a new final test after receiving feedback.</w:t>
+      </w:r>
+    </w:p>
+    <w:p>
+      <w:pPr>
+        <w:pStyle w:val="Heading3"/>
+      </w:pPr>
+      <w:r>
         <w:t>My limited claim and a useful next check</w:t>
       </w:r>
     </w:p>
@@ -2665,12 +4090,20 @@
         <w:pStyle w:val="Heading1"/>
       </w:pPr>
       <w:r>
-        <w:t>13. Study a complete case</w:t>
-      </w:r>
-    </w:p>
-    <w:p>
-      <w:r>
-        <w:t>Revisit the complete Architecture and data flow case for supported practice. Repeated examples do not become fresh assessments.</w:t>
+        <w:t>13. Extra practice · Revisit the complete trace</w:t>
+      </w:r>
+    </w:p>
+    <w:p>
+      <w:r>
+        <w:t>Predict before reading the supplied steps.</w:t>
+      </w:r>
+    </w:p>
+    <w:p>
+      <w:pPr>
+        <w:pStyle w:val="Heading2"/>
+      </w:pPr>
+      <w:r>
+        <w:t>Complete trace and evidence</w:t>
       </w:r>
     </w:p>
     <w:p>
@@ -2839,242 +4272,20 @@
         <w:pStyle w:val="Heading1"/>
       </w:pPr>
       <w:r>
-        <w:t>14. Try a new case independently</w:t>
-      </w:r>
-    </w:p>
-    <w:p>
-      <w:r>
-        <w:t>Attempt the reserved new case before feedback. Record support; the earlier examples below remain additional practice.</w:t>
-      </w:r>
-    </w:p>
-    <w:p>
-      <w:pPr>
-        <w:pStyle w:val="Heading3"/>
-      </w:pPr>
-      <w:r>
-        <w:t>Independent case: Apply a new case independently</w:t>
-      </w:r>
-    </w:p>
-    <w:p>
-      <w:pPr>
-        <w:spacing w:line="336" w:lineRule="auto" w:after="180"/>
-      </w:pPr>
-      <w:r>
-        <w:rPr>
-          <w:b/>
-        </w:rPr>
-        <w:t>Input</w:t>
-      </w:r>
-      <w:r>
-        <w:rPr>
-          <w:b w:val="0"/>
-        </w:rPr>
-        <w:t xml:space="preserve"> is malformed, yet lookup runs and then a validator rejects </w:t>
-      </w:r>
-      <w:r>
-        <w:rPr>
-          <w:b/>
-        </w:rPr>
-        <w:t>output</w:t>
-      </w:r>
-      <w:r>
-        <w:rPr>
-          <w:b w:val="0"/>
-        </w:rPr>
-        <w:t>. Locate the first stage that should stop.</w:t>
-      </w:r>
-    </w:p>
-    <w:p>
-      <w:pPr>
-        <w:pStyle w:val="Heading3"/>
-      </w:pPr>
-      <w:r>
-        <w:t>My independent explanation, trace and limits</w:t>
-      </w:r>
-    </w:p>
-    <w:p>
-      <w:r>
-        <w:t>________________________________________________________________</w:t>
-      </w:r>
-    </w:p>
-    <w:p>
-      <w:r>
-        <w:t>________________________________________________________________</w:t>
-      </w:r>
-    </w:p>
-    <w:p>
-      <w:r>
-        <w:t>________________________________________________________________</w:t>
-      </w:r>
-    </w:p>
-    <w:p>
-      <w:r>
-        <w:t>________________________________________________________________</w:t>
-      </w:r>
-    </w:p>
-    <w:p>
-      <w:r>
-        <w:t>________________________________________________________________</w:t>
-      </w:r>
-    </w:p>
-    <w:p>
-      <w:r>
-        <w:t>________________________________________________________________</w:t>
-      </w:r>
-    </w:p>
-    <w:p>
-      <w:r>
-        <w:t>________________________________________________________________</w:t>
-      </w:r>
-    </w:p>
-    <w:p>
-      <w:pPr>
-        <w:spacing w:line="336" w:lineRule="auto" w:after="180"/>
-      </w:pPr>
-      <w:r>
-        <w:rPr>
-          <w:b w:val="0"/>
-        </w:rPr>
-        <w:t>Attempt this case before feedback. Record any help. Earlier examples below are further practice; a case already practised with feedback cannot establish fresh transfer.</w:t>
-      </w:r>
-    </w:p>
-    <w:p>
-      <w:pPr>
-        <w:pStyle w:val="Heading3"/>
-      </w:pPr>
-      <w:r>
-        <w:t>Attempt this without hints</w:t>
-      </w:r>
-    </w:p>
-    <w:p>
-      <w:pPr>
-        <w:spacing w:line="336" w:lineRule="auto" w:after="180"/>
-      </w:pPr>
-      <w:r>
-        <w:rPr>
-          <w:b/>
-        </w:rPr>
-        <w:t>Input</w:t>
-      </w:r>
-      <w:r>
-        <w:rPr>
-          <w:b w:val="0"/>
-        </w:rPr>
-        <w:t xml:space="preserve"> is malformed, yet lookup runs and then a validator rejects </w:t>
-      </w:r>
-      <w:r>
-        <w:rPr>
-          <w:b/>
-        </w:rPr>
-        <w:t>output</w:t>
-      </w:r>
-      <w:r>
-        <w:rPr>
-          <w:b w:val="0"/>
-        </w:rPr>
-        <w:t>. Locate the first stage that should stop.</w:t>
-      </w:r>
-    </w:p>
-    <w:p>
-      <w:pPr>
-        <w:pStyle w:val="Heading3"/>
-      </w:pPr>
-      <w:r>
-        <w:t>My independent procedure, result and limitation</w:t>
-      </w:r>
-    </w:p>
-    <w:p>
-      <w:r>
-        <w:t>________________________________________________________________</w:t>
-      </w:r>
-    </w:p>
-    <w:p>
-      <w:r>
-        <w:t>________________________________________________________________</w:t>
-      </w:r>
-    </w:p>
-    <w:p>
-      <w:r>
-        <w:t>________________________________________________________________</w:t>
-      </w:r>
-    </w:p>
-    <w:p>
-      <w:r>
-        <w:t>________________________________________________________________</w:t>
-      </w:r>
-    </w:p>
-    <w:p>
-      <w:r>
-        <w:t>________________________________________________________________</w:t>
-      </w:r>
-    </w:p>
-    <w:p>
-      <w:r>
-        <w:t>________________________________________________________________</w:t>
-      </w:r>
-    </w:p>
-    <w:p>
-      <w:r>
-        <w:t>________________________________________________________________</w:t>
-      </w:r>
-    </w:p>
-    <w:p>
-      <w:r>
-        <w:t>________________________________________________________________</w:t>
-      </w:r>
-    </w:p>
-    <w:p>
-      <w:pPr>
-        <w:spacing w:line="336" w:lineRule="auto" w:after="180"/>
-      </w:pPr>
-      <w:r>
-        <w:rPr>
-          <w:b w:val="0"/>
-        </w:rPr>
-        <w:t>Record support used: none, hint or teacher explanation. After feedback, a different case is needed to demonstrate independence.</w:t>
-      </w:r>
-    </w:p>
-    <w:p>
-      <w:pPr>
-        <w:pStyle w:val="Heading3"/>
-      </w:pPr>
-      <w:r>
-        <w:t>Use feedback to improve</w:t>
-      </w:r>
-    </w:p>
-    <w:p>
-      <w:pPr>
-        <w:spacing w:line="336" w:lineRule="auto" w:after="180"/>
-      </w:pPr>
-      <w:r>
-        <w:rPr>
-          <w:b w:val="0"/>
-        </w:rPr>
-        <w:t>Attempt the independent case before hints. Record whether you worked alone, used a hint or followed a model. After feedback, fix the first unsupported step and explain why it changed.</w:t>
-      </w:r>
-    </w:p>
-    <w:p>
-      <w:pPr>
-        <w:spacing w:line="336" w:lineRule="auto" w:after="180"/>
-      </w:pPr>
-      <w:r>
-        <w:rPr>
-          <w:b w:val="0"/>
-        </w:rPr>
-        <w:t>A later check uses a changed case, not a copied answer.</w:t>
-      </w:r>
-    </w:p>
-    <w:p>
-      <w:pPr>
-        <w:pStyle w:val="Heading1"/>
-      </w:pPr>
-      <w:r>
-        <w:t>15. Your lesson route</w:t>
-      </w:r>
-    </w:p>
-    <w:p>
-      <w:r>
-        <w:t>Use this map to navigate Architecture and data flow, connect the goals to tasks and keep one evidence record for each attempt.</w:t>
+        <w:t>15. Reference · The earlier route checklist</w:t>
+      </w:r>
+    </w:p>
+    <w:p>
+      <w:r>
+        <w:t>Use one main route rather than repeating the lesson.</w:t>
+      </w:r>
+    </w:p>
+    <w:p>
+      <w:pPr>
+        <w:pStyle w:val="Heading2"/>
+      </w:pPr>
+      <w:r>
+        <w:t>Targets,route and first prediction</w:t>
       </w:r>
     </w:p>
     <w:p>
@@ -3253,12 +4464,117 @@
         <w:pStyle w:val="Heading1"/>
       </w:pPr>
       <w:r>
-        <w:t>16. Finish and return</w:t>
-      </w:r>
-    </w:p>
-    <w:p>
-      <w:r>
-        <w:t>Explain Architecture and data flow without notes, identify a remaining question and plan a later check with a changed case.</w:t>
+        <w:t>17. Extra practice · Predict,check and repair</w:t>
+      </w:r>
+    </w:p>
+    <w:p>
+      <w:r>
+        <w:t>Keep supported feedback separate from the independent case.</w:t>
+      </w:r>
+    </w:p>
+    <w:p>
+      <w:pPr>
+        <w:pStyle w:val="Heading2"/>
+      </w:pPr>
+      <w:r>
+        <w:t>First supported question and optional hint</w:t>
+      </w:r>
+    </w:p>
+    <w:p>
+      <w:pPr>
+        <w:pStyle w:val="ListBullet"/>
+      </w:pPr>
+      <w:r>
+        <w:t>Four boxes for a library reply. A learner asks when the map room closes. Follow the request through the service.</w:t>
+      </w:r>
+    </w:p>
+    <w:p>
+      <w:pPr>
+        <w:pStyle w:val="Heading3"/>
+      </w:pPr>
+      <w:r>
+        <w:t>Practice 1: explain the deciding evidence</w:t>
+      </w:r>
+    </w:p>
+    <w:p>
+      <w:pPr>
+        <w:pStyle w:val="ListBullet"/>
+      </w:pPr>
+      <w:r>
+        <w:t>Which labelled step matches this detail? A draft cites R and states 17:30; validation checks agreement before returning it.</w:t>
+      </w:r>
+    </w:p>
+    <w:p>
+      <w:pPr>
+        <w:pStyle w:val="ListBullet"/>
+      </w:pPr>
+      <w:r>
+        <w:t>1. Retrieve R</w:t>
+      </w:r>
+    </w:p>
+    <w:p>
+      <w:pPr>
+        <w:pStyle w:val="ListBullet"/>
+      </w:pPr>
+      <w:r>
+        <w:t>2. Draft and check</w:t>
+      </w:r>
+    </w:p>
+    <w:p>
+      <w:pPr>
+        <w:pStyle w:val="ListBullet"/>
+      </w:pPr>
+      <w:r>
+        <w:t>3. Receive question</w:t>
+      </w:r>
+    </w:p>
+    <w:p>
+      <w:pPr>
+        <w:pStyle w:val="Heading3"/>
+      </w:pPr>
+      <w:r>
+        <w:t>My selected conclusion, deciding fact and explanation</w:t>
+      </w:r>
+    </w:p>
+    <w:p>
+      <w:r>
+        <w:t>________________________________________________________________</w:t>
+      </w:r>
+    </w:p>
+    <w:p>
+      <w:r>
+        <w:t>________________________________________________________________</w:t>
+      </w:r>
+    </w:p>
+    <w:p>
+      <w:r>
+        <w:t>________________________________________________________________</w:t>
+      </w:r>
+    </w:p>
+    <w:p>
+      <w:r>
+        <w:t>________________________________________________________________</w:t>
+      </w:r>
+    </w:p>
+    <w:p>
+      <w:r>
+        <w:t>________________________________________________________________</w:t>
+      </w:r>
+    </w:p>
+    <w:p>
+      <w:pPr>
+        <w:pStyle w:val="ListBullet"/>
+      </w:pPr>
+      <w:r>
+        <w:t>Hint if needed: Read the steps in the pictorial case. Match the supplied detail to the stage that performs or records it.</w:t>
+      </w:r>
+    </w:p>
+    <w:p>
+      <w:pPr>
+        <w:pStyle w:val="Heading2"/>
+      </w:pPr>
+      <w:r>
+        <w:t>Check after the first attempt · reference / check after trying</w:t>
       </w:r>
     </w:p>
     <w:p>
@@ -3269,7 +4585,193 @@
         <w:rPr>
           <w:b w:val="0"/>
         </w:rPr>
-        <w:t xml:space="preserve">Close your notes. Explain this goal in your own words: Explain the </w:t>
+        <w:t>After your attempt, compare with the supported explanation: Draft and check A draft cites R and states 17:30; validation checks agreement before returning it.</w:t>
+      </w:r>
+    </w:p>
+    <w:p>
+      <w:pPr>
+        <w:spacing w:line="336" w:lineRule="auto" w:after="180"/>
+      </w:pPr>
+      <w:r>
+        <w:rPr>
+          <w:b w:val="0"/>
+        </w:rPr>
+        <w:t xml:space="preserve">An architecture assigns responsibilities and carries data between </w:t>
+      </w:r>
+      <w:r>
+        <w:rPr>
+          <w:b/>
+        </w:rPr>
+        <w:t>component</w:t>
+      </w:r>
+      <w:r>
+        <w:rPr>
+          <w:b w:val="0"/>
+        </w:rPr>
+        <w:t xml:space="preserve">s. Retrieval provides </w:t>
+      </w:r>
+      <w:r>
+        <w:rPr>
+          <w:b/>
+        </w:rPr>
+        <w:t>evidence</w:t>
+      </w:r>
+      <w:r>
+        <w:rPr>
+          <w:b w:val="0"/>
+        </w:rPr>
+        <w:t>; drafting supplies wording.</w:t>
+      </w:r>
+    </w:p>
+    <w:p>
+      <w:pPr>
+        <w:pStyle w:val="Heading2"/>
+      </w:pPr>
+      <w:r>
+        <w:t>Changed-case question and optional hint</w:t>
+      </w:r>
+    </w:p>
+    <w:p>
+      <w:pPr>
+        <w:pStyle w:val="Heading3"/>
+      </w:pPr>
+      <w:r>
+        <w:t>Practice 2: explain the deciding evidence</w:t>
+      </w:r>
+    </w:p>
+    <w:p>
+      <w:pPr>
+        <w:pStyle w:val="ListBullet"/>
+      </w:pPr>
+      <w:r>
+        <w:t>Changed-case practice: Disconnect retrieval from the application. Which conclusion is supported by the supplied facts?</w:t>
+      </w:r>
+    </w:p>
+    <w:p>
+      <w:pPr>
+        <w:pStyle w:val="ListBullet"/>
+      </w:pPr>
+      <w:r>
+        <w:t>1. Return review status rather than inventing a time.</w:t>
+      </w:r>
+    </w:p>
+    <w:p>
+      <w:pPr>
+        <w:pStyle w:val="ListBullet"/>
+      </w:pPr>
+      <w:r>
+        <w:t>2. This one example guarantees correct results for every future input.</w:t>
+      </w:r>
+    </w:p>
+    <w:p>
+      <w:pPr>
+        <w:pStyle w:val="ListBullet"/>
+      </w:pPr>
+      <w:r>
+        <w:t>3. We can decide the result without examining the changed input or the procedure.</w:t>
+      </w:r>
+    </w:p>
+    <w:p>
+      <w:pPr>
+        <w:pStyle w:val="Heading3"/>
+      </w:pPr>
+      <w:r>
+        <w:t>My selected conclusion, deciding fact and explanation</w:t>
+      </w:r>
+    </w:p>
+    <w:p>
+      <w:r>
+        <w:t>________________________________________________________________</w:t>
+      </w:r>
+    </w:p>
+    <w:p>
+      <w:r>
+        <w:t>________________________________________________________________</w:t>
+      </w:r>
+    </w:p>
+    <w:p>
+      <w:r>
+        <w:t>________________________________________________________________</w:t>
+      </w:r>
+    </w:p>
+    <w:p>
+      <w:r>
+        <w:t>________________________________________________________________</w:t>
+      </w:r>
+    </w:p>
+    <w:p>
+      <w:r>
+        <w:t>________________________________________________________________</w:t>
+      </w:r>
+    </w:p>
+    <w:p>
+      <w:pPr>
+        <w:pStyle w:val="ListBullet"/>
+      </w:pPr>
+      <w:r>
+        <w:t>Hint if needed: Use the changed condition and the deciding step in the pictorial trace. The answer must say what follows from those facts.</w:t>
+      </w:r>
+    </w:p>
+    <w:p>
+      <w:pPr>
+        <w:pStyle w:val="Heading2"/>
+      </w:pPr>
+      <w:r>
+        <w:t>Check after the changed attempt · reference / check after trying</w:t>
+      </w:r>
+    </w:p>
+    <w:p>
+      <w:pPr>
+        <w:spacing w:line="336" w:lineRule="auto" w:after="180"/>
+      </w:pPr>
+      <w:r>
+        <w:rPr>
+          <w:b w:val="0"/>
+        </w:rPr>
+        <w:t xml:space="preserve">After your attempt, compare with the supported explanation: Return review status rather than inventing a time. The supported-answer path lacks its required </w:t>
+      </w:r>
+      <w:r>
+        <w:rPr>
+          <w:b/>
+        </w:rPr>
+        <w:t>evidence</w:t>
+      </w:r>
+      <w:r>
+        <w:rPr>
+          <w:b w:val="0"/>
+        </w:rPr>
+        <w:t xml:space="preserve"> </w:t>
+      </w:r>
+      <w:r>
+        <w:rPr>
+          <w:b/>
+        </w:rPr>
+        <w:t>input</w:t>
+      </w:r>
+      <w:r>
+        <w:rPr>
+          <w:b w:val="0"/>
+        </w:rPr>
+        <w:t>.</w:t>
+      </w:r>
+    </w:p>
+    <w:p>
+      <w:pPr>
+        <w:pStyle w:val="Heading2"/>
+      </w:pPr>
+      <w:r>
+        <w:t>Repair and retain the record</w:t>
+      </w:r>
+    </w:p>
+    <w:p>
+      <w:pPr>
+        <w:spacing w:line="336" w:lineRule="auto" w:after="180"/>
+      </w:pPr>
+      <w:r>
+        <w:rPr>
+          <w:b w:val="0"/>
+        </w:rPr>
+        <w:t xml:space="preserve">Review Requirements and service boundaries (ai-6/1). Goal: Explain the </w:t>
       </w:r>
       <w:r>
         <w:rPr>
@@ -3281,46 +4783,7 @@
         <w:rPr>
           <w:b w:val="0"/>
         </w:rPr>
-        <w:t xml:space="preserve"> and terminology of architecture and </w:t>
-      </w:r>
-      <w:r>
-        <w:rPr>
-          <w:b/>
-        </w:rPr>
-        <w:t>data flow</w:t>
-      </w:r>
-    </w:p>
-    <w:p>
-      <w:pPr>
-        <w:pStyle w:val="Heading3"/>
-      </w:pPr>
-      <w:r>
-        <w:t>My deciding step, evidence and one remaining question</w:t>
-      </w:r>
-    </w:p>
-    <w:p>
-      <w:r>
-        <w:t>________________________________________________________________</w:t>
-      </w:r>
-    </w:p>
-    <w:p>
-      <w:r>
-        <w:t>________________________________________________________________</w:t>
-      </w:r>
-    </w:p>
-    <w:p>
-      <w:r>
-        <w:t>________________________________________________________________</w:t>
-      </w:r>
-    </w:p>
-    <w:p>
-      <w:r>
-        <w:t>________________________________________________________________</w:t>
-      </w:r>
-    </w:p>
-    <w:p>
-      <w:r>
-        <w:t>________________________________________________________________</w:t>
+        <w:t xml:space="preserve"> and terminology of requirements and service boundaries. Short practice: Split the museum visitor’s request into two operations.</w:t>
       </w:r>
     </w:p>
     <w:p>
@@ -3331,42 +4794,18 @@
         <w:rPr>
           <w:b w:val="0"/>
         </w:rPr>
-        <w:t xml:space="preserve">If you are unsure, return to the worked picture and explain one arrow. If you are ready, change an </w:t>
-      </w:r>
-      <w:r>
-        <w:rPr>
-          <w:b/>
-        </w:rPr>
-        <w:t>input</w:t>
-      </w:r>
+        <w:t>Which can the service perform for P, and what happens to each operation when Q has no approved card?. Return to this week and explain what you changed.</w:t>
+      </w:r>
+    </w:p>
+    <w:p>
+      <w:pPr>
+        <w:spacing w:line="336" w:lineRule="auto" w:after="180"/>
+      </w:pPr>
       <w:r>
         <w:rPr>
           <w:b w:val="0"/>
         </w:rPr>
-        <w:t xml:space="preserve"> or assumption and justify your </w:t>
-      </w:r>
-      <w:r>
-        <w:rPr>
-          <w:b/>
-        </w:rPr>
-        <w:t>prediction</w:t>
-      </w:r>
-      <w:r>
-        <w:rPr>
-          <w:b w:val="0"/>
-        </w:rPr>
-        <w:t>.</w:t>
-      </w:r>
-    </w:p>
-    <w:p>
-      <w:pPr>
-        <w:spacing w:line="336" w:lineRule="auto" w:after="180"/>
-      </w:pPr>
-      <w:r>
-        <w:rPr>
-          <w:b w:val="0"/>
-        </w:rPr>
-        <w:t xml:space="preserve">Save your workbook </w:t>
+        <w:t xml:space="preserve">Use Download completed work in the hosted lesson to export your answers, reflections, practice feedback and code-run </w:t>
       </w:r>
       <w:r>
         <w:rPr>
@@ -3378,20 +4817,26 @@
         <w:rPr>
           <w:b w:val="0"/>
         </w:rPr>
-        <w:t>. At the next review, try a different case before opening your old answer.</w:t>
-      </w:r>
-    </w:p>
-    <w:p>
-      <w:pPr>
-        <w:pStyle w:val="Heading1"/>
-      </w:pPr>
-      <w:r>
-        <w:t>17. Supported practice, repair and portfolio</w:t>
-      </w:r>
-    </w:p>
-    <w:p>
-      <w:r>
-        <w:t>Attempt supported questions before using hints or feedback. Review a missing building block, then keep the completed work.</w:t>
+        <w:t>. Open the HTML copy to read or print it.</w:t>
+      </w:r>
+    </w:p>
+    <w:p>
+      <w:pPr>
+        <w:spacing w:line="336" w:lineRule="auto" w:after="180"/>
+      </w:pPr>
+      <w:r>
+        <w:rPr>
+          <w:b w:val="0"/>
+        </w:rPr>
+        <w:t>Drafts stay in this browser when storage is available; clear drafts on a shared device.</w:t>
+      </w:r>
+    </w:p>
+    <w:p>
+      <w:pPr>
+        <w:pStyle w:val="Heading2"/>
+      </w:pPr>
+      <w:r>
+        <w:t>Earlier wording, alternatives and picture transcripts · reference / check after trying</w:t>
       </w:r>
     </w:p>
     <w:p>
@@ -3407,68 +4852,10 @@
     </w:p>
     <w:p>
       <w:pPr>
-        <w:spacing w:line="336" w:lineRule="auto" w:after="180"/>
-      </w:pPr>
-      <w:r>
-        <w:rPr>
-          <w:b w:val="0"/>
-        </w:rPr>
-        <w:t>Four boxes for a library reply. A learner asks when the map room closes. Follow the request through the service.</w:t>
-      </w:r>
-    </w:p>
-    <w:p>
-      <w:pPr>
         <w:pStyle w:val="Heading3"/>
       </w:pPr>
       <w:r>
-        <w:t>Practice 1: explain the deciding evidence</w:t>
-      </w:r>
-    </w:p>
-    <w:p>
-      <w:pPr>
-        <w:spacing w:line="336" w:lineRule="auto" w:after="180"/>
-      </w:pPr>
-      <w:r>
-        <w:rPr>
-          <w:b w:val="0"/>
-        </w:rPr>
-        <w:t>Which labelled step matches this detail? A draft cites R and states 17:30; validation checks agreement before returning it.</w:t>
-      </w:r>
-    </w:p>
-    <w:p>
-      <w:pPr>
-        <w:spacing w:line="336" w:lineRule="auto" w:after="180"/>
-        <w:shd w:fill="F4F9FC"/>
-      </w:pPr>
-      <w:r>
-        <w:rPr>
-          <w:b w:val="0"/>
-        </w:rPr>
-        <w:t>1. Retrieve R</w:t>
-      </w:r>
-    </w:p>
-    <w:p>
-      <w:pPr>
-        <w:spacing w:line="336" w:lineRule="auto" w:after="180"/>
-        <w:shd w:fill="F4F9FC"/>
-      </w:pPr>
-      <w:r>
-        <w:rPr>
-          <w:b w:val="0"/>
-        </w:rPr>
-        <w:t>2. Draft and check</w:t>
-      </w:r>
-    </w:p>
-    <w:p>
-      <w:pPr>
-        <w:spacing w:line="336" w:lineRule="auto" w:after="180"/>
-        <w:shd w:fill="F4F9FC"/>
-      </w:pPr>
-      <w:r>
-        <w:rPr>
-          <w:b w:val="0"/>
-        </w:rPr>
-        <w:t>3. Receive question</w:t>
+        <w:t>Repair a missing building block</w:t>
       </w:r>
     </w:p>
     <w:p>
@@ -3476,395 +4863,25 @@
         <w:pStyle w:val="Heading3"/>
       </w:pPr>
       <w:r>
-        <w:t>My selected conclusion, deciding fact and explanation</w:t>
-      </w:r>
-    </w:p>
-    <w:p>
-      <w:r>
-        <w:t>________________________________________________________________</w:t>
-      </w:r>
-    </w:p>
-    <w:p>
-      <w:r>
-        <w:t>________________________________________________________________</w:t>
-      </w:r>
-    </w:p>
-    <w:p>
-      <w:r>
-        <w:t>________________________________________________________________</w:t>
-      </w:r>
-    </w:p>
-    <w:p>
-      <w:r>
-        <w:t>________________________________________________________________</w:t>
-      </w:r>
-    </w:p>
-    <w:p>
-      <w:r>
-        <w:t>________________________________________________________________</w:t>
-      </w:r>
-    </w:p>
-    <w:p>
-      <w:pPr>
-        <w:pStyle w:val="Heading3"/>
-      </w:pPr>
-      <w:r>
-        <w:t>Hint · try first</w:t>
-      </w:r>
-    </w:p>
-    <w:p>
-      <w:pPr>
-        <w:spacing w:line="336" w:lineRule="auto" w:after="180"/>
-        <w:shd w:fill="F1F6F8"/>
-      </w:pPr>
-      <w:r>
-        <w:rPr>
-          <w:b w:val="0"/>
-        </w:rPr>
-        <w:t>Hint if needed: Read the steps in the pictorial case. Match the supplied detail to the stage that performs or records it.</w:t>
-      </w:r>
-    </w:p>
-    <w:p>
-      <w:pPr>
-        <w:pStyle w:val="Heading3"/>
-      </w:pPr>
-      <w:r>
-        <w:t>Feedback · compare after trying</w:t>
-      </w:r>
-    </w:p>
-    <w:p>
-      <w:pPr>
-        <w:spacing w:line="336" w:lineRule="auto" w:after="180"/>
-        <w:shd w:fill="F1F6FC"/>
-      </w:pPr>
-      <w:r>
-        <w:rPr>
-          <w:b w:val="0"/>
-        </w:rPr>
-        <w:t>After your attempt, compare with the supported explanation: Draft and check A draft cites R and states 17:30; validation checks agreement before returning it.</w:t>
-      </w:r>
-    </w:p>
-    <w:p>
-      <w:pPr>
-        <w:spacing w:line="336" w:lineRule="auto" w:after="180"/>
-        <w:shd w:fill="F1F6FC"/>
-      </w:pPr>
-      <w:r>
-        <w:rPr>
-          <w:b w:val="0"/>
-        </w:rPr>
-        <w:t xml:space="preserve">An architecture assigns responsibilities and carries data between </w:t>
-      </w:r>
-      <w:r>
-        <w:rPr>
-          <w:b/>
-        </w:rPr>
-        <w:t>component</w:t>
-      </w:r>
-      <w:r>
-        <w:rPr>
-          <w:b w:val="0"/>
-        </w:rPr>
-        <w:t xml:space="preserve">s. Retrieval provides </w:t>
-      </w:r>
-      <w:r>
-        <w:rPr>
-          <w:b/>
-        </w:rPr>
-        <w:t>evidence</w:t>
-      </w:r>
-      <w:r>
-        <w:rPr>
-          <w:b w:val="0"/>
-        </w:rPr>
-        <w:t>; drafting supplies wording.</w:t>
-      </w:r>
-    </w:p>
-    <w:p>
-      <w:pPr>
-        <w:pStyle w:val="Heading3"/>
-      </w:pPr>
-      <w:r>
-        <w:t>Practice 2: explain the deciding evidence</w:t>
-      </w:r>
-    </w:p>
-    <w:p>
-      <w:pPr>
-        <w:pStyle w:val="Heading3"/>
-      </w:pPr>
-      <w:r>
-        <w:t>Changed case · predict first</w:t>
-      </w:r>
-    </w:p>
-    <w:p>
-      <w:pPr>
-        <w:spacing w:line="336" w:lineRule="auto" w:after="180"/>
-        <w:shd w:fill="F5F1FB"/>
-      </w:pPr>
-      <w:r>
-        <w:rPr>
-          <w:b w:val="0"/>
-        </w:rPr>
-        <w:t>Changed-case practice: Disconnect retrieval from the application. Which conclusion is supported by the supplied facts?</w:t>
-      </w:r>
-    </w:p>
-    <w:p>
-      <w:pPr>
-        <w:spacing w:line="336" w:lineRule="auto" w:after="180"/>
-        <w:shd w:fill="F4F9FC"/>
-      </w:pPr>
-      <w:r>
-        <w:rPr>
-          <w:b w:val="0"/>
-        </w:rPr>
-        <w:t>1. Return review status rather than inventing a time.</w:t>
-      </w:r>
-    </w:p>
-    <w:p>
-      <w:pPr>
-        <w:spacing w:line="336" w:lineRule="auto" w:after="180"/>
-        <w:shd w:fill="F4F9FC"/>
-      </w:pPr>
-      <w:r>
-        <w:rPr>
-          <w:b w:val="0"/>
-        </w:rPr>
-        <w:t xml:space="preserve">2. This one example guarantees correct results for every future </w:t>
-      </w:r>
-      <w:r>
-        <w:rPr>
-          <w:b/>
-        </w:rPr>
-        <w:t>input</w:t>
-      </w:r>
-      <w:r>
-        <w:rPr>
-          <w:b w:val="0"/>
-        </w:rPr>
-        <w:t>.</w:t>
-      </w:r>
-    </w:p>
-    <w:p>
-      <w:pPr>
-        <w:spacing w:line="336" w:lineRule="auto" w:after="180"/>
-        <w:shd w:fill="F4F9FC"/>
-      </w:pPr>
-      <w:r>
-        <w:rPr>
-          <w:b w:val="0"/>
-        </w:rPr>
-        <w:t xml:space="preserve">3. We can decide the result without examining the changed </w:t>
-      </w:r>
-      <w:r>
-        <w:rPr>
-          <w:b/>
-        </w:rPr>
-        <w:t>input</w:t>
-      </w:r>
-      <w:r>
-        <w:rPr>
-          <w:b w:val="0"/>
-        </w:rPr>
-        <w:t xml:space="preserve"> or the procedure.</w:t>
-      </w:r>
-    </w:p>
-    <w:p>
-      <w:pPr>
-        <w:pStyle w:val="Heading3"/>
-      </w:pPr>
-      <w:r>
-        <w:t>My selected conclusion, deciding fact and explanation</w:t>
-      </w:r>
-    </w:p>
-    <w:p>
-      <w:r>
-        <w:t>________________________________________________________________</w:t>
-      </w:r>
-    </w:p>
-    <w:p>
-      <w:r>
-        <w:t>________________________________________________________________</w:t>
-      </w:r>
-    </w:p>
-    <w:p>
-      <w:r>
-        <w:t>________________________________________________________________</w:t>
-      </w:r>
-    </w:p>
-    <w:p>
-      <w:r>
-        <w:t>________________________________________________________________</w:t>
-      </w:r>
-    </w:p>
-    <w:p>
-      <w:r>
-        <w:t>________________________________________________________________</w:t>
-      </w:r>
-    </w:p>
-    <w:p>
-      <w:pPr>
-        <w:pStyle w:val="Heading3"/>
-      </w:pPr>
-      <w:r>
-        <w:t>Hint · try first</w:t>
-      </w:r>
-    </w:p>
-    <w:p>
-      <w:pPr>
-        <w:spacing w:line="336" w:lineRule="auto" w:after="180"/>
-        <w:shd w:fill="F1F6F8"/>
-      </w:pPr>
-      <w:r>
-        <w:rPr>
-          <w:b w:val="0"/>
-        </w:rPr>
-        <w:t>Hint if needed: Use the changed condition and the deciding step in the pictorial trace. The answer must say what follows from those facts.</w:t>
-      </w:r>
-    </w:p>
-    <w:p>
-      <w:pPr>
-        <w:pStyle w:val="Heading3"/>
-      </w:pPr>
-      <w:r>
-        <w:t>Feedback · compare after trying</w:t>
-      </w:r>
-    </w:p>
-    <w:p>
-      <w:pPr>
-        <w:spacing w:line="336" w:lineRule="auto" w:after="180"/>
-        <w:shd w:fill="F1F6FC"/>
-      </w:pPr>
-      <w:r>
-        <w:rPr>
-          <w:b w:val="0"/>
-        </w:rPr>
-        <w:t xml:space="preserve">After your attempt, compare with the supported explanation: Return review status rather than inventing a time. The supported-answer path lacks its required </w:t>
-      </w:r>
-      <w:r>
-        <w:rPr>
-          <w:b/>
-        </w:rPr>
-        <w:t>evidence</w:t>
-      </w:r>
-      <w:r>
-        <w:rPr>
-          <w:b w:val="0"/>
-        </w:rPr>
-        <w:t xml:space="preserve"> </w:t>
-      </w:r>
-      <w:r>
-        <w:rPr>
-          <w:b/>
-        </w:rPr>
-        <w:t>input</w:t>
-      </w:r>
-      <w:r>
-        <w:rPr>
-          <w:b w:val="0"/>
-        </w:rPr>
-        <w:t>.</w:t>
-      </w:r>
-    </w:p>
-    <w:p>
-      <w:pPr>
-        <w:pStyle w:val="Heading3"/>
-      </w:pPr>
-      <w:r>
-        <w:t>Repair a missing building block</w:t>
-      </w:r>
-    </w:p>
-    <w:p>
-      <w:pPr>
-        <w:spacing w:line="336" w:lineRule="auto" w:after="180"/>
-      </w:pPr>
-      <w:r>
-        <w:rPr>
-          <w:b w:val="0"/>
-        </w:rPr>
-        <w:t xml:space="preserve">Review Requirements and service boundaries (ai-6/1). Goal: Explain the </w:t>
-      </w:r>
-      <w:r>
-        <w:rPr>
-          <w:b/>
-        </w:rPr>
-        <w:t>mechanism</w:t>
-      </w:r>
-      <w:r>
-        <w:rPr>
-          <w:b w:val="0"/>
-        </w:rPr>
-        <w:t xml:space="preserve"> and terminology of requirements and service boundaries. Short practice: Split the museum visitor’s request into two operations.</w:t>
-      </w:r>
-    </w:p>
-    <w:p>
-      <w:pPr>
-        <w:spacing w:line="336" w:lineRule="auto" w:after="180"/>
-      </w:pPr>
-      <w:r>
-        <w:rPr>
-          <w:b w:val="0"/>
-        </w:rPr>
-        <w:t>Which can the service perform for P, and what happens to each operation when Q has no approved card?. Return to this week and explain what you changed.</w:t>
-      </w:r>
-    </w:p>
-    <w:p>
-      <w:pPr>
-        <w:pStyle w:val="Heading3"/>
-      </w:pPr>
-      <w:r>
         <w:t>Keep your completed work</w:t>
       </w:r>
     </w:p>
     <w:p>
       <w:pPr>
-        <w:spacing w:line="336" w:lineRule="auto" w:after="180"/>
-      </w:pPr>
-      <w:r>
-        <w:rPr>
-          <w:b w:val="0"/>
-        </w:rPr>
-        <w:t xml:space="preserve">Use Download completed work in the hosted lesson to export your answers, reflections, practice feedback and code-run </w:t>
-      </w:r>
-      <w:r>
-        <w:rPr>
-          <w:b/>
-        </w:rPr>
-        <w:t>evidence</w:t>
-      </w:r>
-      <w:r>
-        <w:rPr>
-          <w:b w:val="0"/>
-        </w:rPr>
-        <w:t>. Open the HTML copy to read or print it.</w:t>
-      </w:r>
-    </w:p>
-    <w:p>
-      <w:pPr>
-        <w:spacing w:line="336" w:lineRule="auto" w:after="180"/>
-      </w:pPr>
-      <w:r>
-        <w:rPr>
-          <w:b w:val="0"/>
-        </w:rPr>
-        <w:t>Drafts stay in this browser when storage is available; clear drafts on a shared device.</w:t>
-      </w:r>
-    </w:p>
-    <w:p>
-      <w:pPr>
         <w:pStyle w:val="Heading1"/>
       </w:pPr>
       <w:r>
-        <w:t>18. Visual concept journey</w:t>
-      </w:r>
-    </w:p>
-    <w:p>
-      <w:r>
-        <w:t>Explain each Architecture and data flow graphic using its labels, deciding evidence and relevant limitation.</w:t>
-      </w:r>
-    </w:p>
-    <w:p>
-      <w:pPr>
-        <w:pStyle w:val="Heading3"/>
+        <w:t>18. Reference · Six-picture concept journey</w:t>
+      </w:r>
+    </w:p>
+    <w:p>
+      <w:r>
+        <w:t>Choose the picture that supports the current explanation.</w:t>
+      </w:r>
+    </w:p>
+    <w:p>
+      <w:pPr>
+        <w:pStyle w:val="Heading2"/>
       </w:pPr>
       <w:r>
         <w:t>01. Architecture and data flow: the case</w:t>
@@ -3875,7 +4892,7 @@
         <w:drawing>
           <wp:inline xmlns:a="http://schemas.openxmlformats.org/drawingml/2006/main" xmlns:pic="http://schemas.openxmlformats.org/drawingml/2006/picture">
             <wp:extent cx="5486400" cy="2834640"/>
-            <wp:docPr id="2" name="Picture 2" descr="Four boxes for a library reply. A learner asks when the map room closes. Follow the request through the service. Supplied facts: Approved schedule R says 17:30. The model may phrase facts but cannot replace them."/>
+            <wp:docPr id="4" name="Picture 4" descr="Four boxes for a library reply. A learner asks when the map room closes. Follow the request through the service. Supplied facts: Approved schedule R says 17:30. The model may phrase facts but cannot replace them."/>
             <wp:cNvGraphicFramePr>
               <a:graphicFrameLocks noChangeAspect="1"/>
             </wp:cNvGraphicFramePr>
@@ -3887,7 +4904,7 @@
                     <pic:cNvPicPr/>
                   </pic:nvPicPr>
                   <pic:blipFill>
-                    <a:blip r:embed="rId10"/>
+                    <a:blip r:embed="rId12"/>
                     <a:stretch>
                       <a:fillRect/>
                     </a:stretch>
@@ -3920,7 +4937,6 @@
     <w:p>
       <w:pPr>
         <w:spacing w:line="336" w:lineRule="auto" w:after="180"/>
-        <w:shd w:fill="F5F1FB"/>
       </w:pPr>
       <w:r>
         <w:rPr>
@@ -3931,7 +4947,7 @@
     </w:p>
     <w:p>
       <w:pPr>
-        <w:pStyle w:val="Heading3"/>
+        <w:pStyle w:val="Heading2"/>
       </w:pPr>
       <w:r>
         <w:t>02. Follow the deciding steps</w:t>
@@ -3942,7 +4958,7 @@
         <w:drawing>
           <wp:inline xmlns:a="http://schemas.openxmlformats.org/drawingml/2006/main" xmlns:pic="http://schemas.openxmlformats.org/drawingml/2006/picture">
             <wp:extent cx="5486400" cy="3182112"/>
-            <wp:docPr id="3" name="Picture 3" descr="Receive question: The interface forwards the map-room question. → Retrieve R: The application retrieves the approved time, 17:30. → Draft and check: A draft cites R and states 17:30; validation checks agreement before returning it."/>
+            <wp:docPr id="5" name="Picture 5" descr="Receive question: The interface forwards the map-room question. → Retrieve R: The application retrieves the approved time, 17:30. → Draft and check: A draft cites R and states 17:30; validation checks agreement before returning it."/>
             <wp:cNvGraphicFramePr>
               <a:graphicFrameLocks noChangeAspect="1"/>
             </wp:cNvGraphicFramePr>
@@ -3954,7 +4970,7 @@
                     <pic:cNvPicPr/>
                   </pic:nvPicPr>
                   <pic:blipFill>
-                    <a:blip r:embed="rId11"/>
+                    <a:blip r:embed="rId9"/>
                     <a:stretch>
                       <a:fillRect/>
                     </a:stretch>
@@ -3987,7 +5003,6 @@
     <w:p>
       <w:pPr>
         <w:spacing w:line="336" w:lineRule="auto" w:after="180"/>
-        <w:shd w:fill="F5F1FB"/>
       </w:pPr>
       <w:r>
         <w:rPr>
@@ -4010,7 +5025,7 @@
     </w:p>
     <w:p>
       <w:pPr>
-        <w:pStyle w:val="Heading3"/>
+        <w:pStyle w:val="Heading2"/>
       </w:pPr>
       <w:r>
         <w:t>03. Architecture and data flow — evidence trace</w:t>
@@ -4021,7 +5036,7 @@
         <w:drawing>
           <wp:inline xmlns:a="http://schemas.openxmlformats.org/drawingml/2006/main" xmlns:pic="http://schemas.openxmlformats.org/drawingml/2006/picture">
             <wp:extent cx="5486400" cy="2996184"/>
-            <wp:docPr id="4" name="Picture 4" descr="Architecture and data flow — evidence trace. A student request bypasses the role filter and sends teacher records directly to a generator. | Trace request validator -&gt; role filter -&gt; source lookup -&gt; response validator -&gt; result. Sources enter as data, not control instructions. Reject invalid requests before any downstream lookup. | The data path crosses the access boundary incorrectly. Move the role filter before source lookup/context construction; hiding a later citation is insufficient."/>
+            <wp:docPr id="6" name="Picture 6" descr="Architecture and data flow — evidence trace. A student request bypasses the role filter and sends teacher records directly to a generator. | Trace request validator -&gt; role filter -&gt; source lookup -&gt; response validator -&gt; result. Sources enter as data, not control instructions. Reject invalid requests before any downstream lookup. | The data path crosses the access boundary incorrectly. Move the role filter before source lookup/context construction; hiding a later citation is insufficient."/>
             <wp:cNvGraphicFramePr>
               <a:graphicFrameLocks noChangeAspect="1"/>
             </wp:cNvGraphicFramePr>
@@ -4033,7 +5048,7 @@
                     <pic:cNvPicPr/>
                   </pic:nvPicPr>
                   <pic:blipFill>
-                    <a:blip r:embed="rId12"/>
+                    <a:blip r:embed="rId13"/>
                     <a:stretch>
                       <a:fillRect/>
                     </a:stretch>
@@ -4123,7 +5138,6 @@
     <w:p>
       <w:pPr>
         <w:spacing w:line="336" w:lineRule="auto" w:after="180"/>
-        <w:shd w:fill="F5F1FB"/>
       </w:pPr>
       <w:r>
         <w:rPr>
@@ -4134,7 +5148,7 @@
     </w:p>
     <w:p>
       <w:pPr>
-        <w:pStyle w:val="Heading3"/>
+        <w:pStyle w:val="Heading2"/>
       </w:pPr>
       <w:r>
         <w:t>04. Change one thing. Trace what follows.</w:t>
@@ -4145,7 +5159,7 @@
         <w:drawing>
           <wp:inline xmlns:a="http://schemas.openxmlformats.org/drawingml/2006/main" xmlns:pic="http://schemas.openxmlformats.org/drawingml/2006/picture">
             <wp:extent cx="5486400" cy="3026664"/>
-            <wp:docPr id="5" name="Picture 5" descr="Original case: A draft cites R and states 17:30; validation checks agreement before returning it. Changed condition: Disconnect retrieval from the application. Expected result: Return review status rather than inventing a time. Reason: The supported-answer path lacks its required evidence input."/>
+            <wp:docPr id="7" name="Picture 7" descr="Original case: A draft cites R and states 17:30; validation checks agreement before returning it. Changed condition: Disconnect retrieval from the application. Expected result: Return review status rather than inventing a time. Reason: The supported-answer path lacks its required evidence input."/>
             <wp:cNvGraphicFramePr>
               <a:graphicFrameLocks noChangeAspect="1"/>
             </wp:cNvGraphicFramePr>
@@ -4157,7 +5171,7 @@
                     <pic:cNvPicPr/>
                   </pic:nvPicPr>
                   <pic:blipFill>
-                    <a:blip r:embed="rId13"/>
+                    <a:blip r:embed="rId10"/>
                     <a:stretch>
                       <a:fillRect/>
                     </a:stretch>
@@ -4225,7 +5239,6 @@
     <w:p>
       <w:pPr>
         <w:spacing w:line="336" w:lineRule="auto" w:after="180"/>
-        <w:shd w:fill="F5F1FB"/>
       </w:pPr>
       <w:r>
         <w:rPr>
@@ -4236,7 +5249,7 @@
     </w:p>
     <w:p>
       <w:pPr>
-        <w:pStyle w:val="Heading3"/>
+        <w:pStyle w:val="Heading2"/>
       </w:pPr>
       <w:r>
         <w:t>05. Connect the explanation to its limit</w:t>
@@ -4247,7 +5260,7 @@
         <w:drawing>
           <wp:inline xmlns:a="http://schemas.openxmlformats.org/drawingml/2006/main" xmlns:pic="http://schemas.openxmlformats.org/drawingml/2006/picture">
             <wp:extent cx="5486400" cy="2834640"/>
-            <wp:docPr id="6" name="Picture 6" descr="An architecture assigns responsibilities and carries data between components. Retrieval provides evidence; drafting supplies wording. Limit: A drawing needs comparison with actual traces; it does not prove the implementation follows the arrows."/>
+            <wp:docPr id="8" name="Picture 8" descr="An architecture assigns responsibilities and carries data between components. Retrieval provides evidence; drafting supplies wording. Limit: A drawing needs comparison with actual traces; it does not prove the implementation follows the arrows."/>
             <wp:cNvGraphicFramePr>
               <a:graphicFrameLocks noChangeAspect="1"/>
             </wp:cNvGraphicFramePr>
@@ -4327,7 +5340,6 @@
     <w:p>
       <w:pPr>
         <w:spacing w:line="336" w:lineRule="auto" w:after="180"/>
-        <w:shd w:fill="F5F1FB"/>
       </w:pPr>
       <w:r>
         <w:rPr>
@@ -4338,7 +5350,7 @@
     </w:p>
     <w:p>
       <w:pPr>
-        <w:pStyle w:val="Heading3"/>
+        <w:pStyle w:val="Heading2"/>
       </w:pPr>
       <w:r>
         <w:t>06. Make the idea visible in your project</w:t>
@@ -4349,7 +5361,7 @@
         <w:drawing>
           <wp:inline xmlns:a="http://schemas.openxmlformats.org/drawingml/2006/main" xmlns:pic="http://schemas.openxmlformats.org/drawingml/2006/picture">
             <wp:extent cx="5486400" cy="3529584"/>
-            <wp:docPr id="7" name="Picture 7" descr="For the Grounded Learning Service, retain an annotated trace and the changed-case result. Name the contract or evidence that makes the deciding step valid, so another team can review it. Draw your input, deciding step, result and limit. Supported question: Label what moves along the library request, retrieval and drafting arrows. Where does 17:30 come from, and why must the service stop if the retrieval arrow is disconnected?"/>
+            <wp:docPr id="9" name="Picture 9" descr="For the Grounded Learning Service, retain an annotated trace and the changed-case result. Name the contract or evidence that makes the deciding step valid, so another team can review it. Draw your input, deciding step, result and limit. Supported question: Label what moves along the library request, retrieval and drafting arrows. Where does 17:30 come from, and why must the service stop if the retrieval arrow is disconnected?"/>
             <wp:cNvGraphicFramePr>
               <a:graphicFrameLocks noChangeAspect="1"/>
             </wp:cNvGraphicFramePr>
@@ -4440,7 +5452,6 @@
     <w:p>
       <w:pPr>
         <w:spacing w:line="336" w:lineRule="auto" w:after="180"/>
-        <w:shd w:fill="F5F1FB"/>
       </w:pPr>
       <w:r>
         <w:rPr>
@@ -4459,6 +5470,62 @@
           <w:b w:val="0"/>
         </w:rPr>
         <w:t>.</w:t>
+      </w:r>
+    </w:p>
+    <w:p>
+      <w:pPr>
+        <w:pStyle w:val="Heading2"/>
+      </w:pPr>
+      <w:r>
+        <w:t>Earlier wording, alternatives and picture transcripts · reference / check after trying</w:t>
+      </w:r>
+    </w:p>
+    <w:p>
+      <w:pPr>
+        <w:pStyle w:val="Heading3"/>
+      </w:pPr>
+      <w:r>
+        <w:t>01. Architecture and data flow: the case</w:t>
+      </w:r>
+    </w:p>
+    <w:p>
+      <w:pPr>
+        <w:pStyle w:val="Heading3"/>
+      </w:pPr>
+      <w:r>
+        <w:t>02. Follow the deciding steps</w:t>
+      </w:r>
+    </w:p>
+    <w:p>
+      <w:pPr>
+        <w:pStyle w:val="Heading3"/>
+      </w:pPr>
+      <w:r>
+        <w:t>03. Architecture and data flow — evidence trace</w:t>
+      </w:r>
+    </w:p>
+    <w:p>
+      <w:pPr>
+        <w:pStyle w:val="Heading3"/>
+      </w:pPr>
+      <w:r>
+        <w:t>04. Change one thing. Trace what follows.</w:t>
+      </w:r>
+    </w:p>
+    <w:p>
+      <w:pPr>
+        <w:pStyle w:val="Heading3"/>
+      </w:pPr>
+      <w:r>
+        <w:t>05. Connect the explanation to its limit</w:t>
+      </w:r>
+    </w:p>
+    <w:p>
+      <w:pPr>
+        <w:pStyle w:val="Heading3"/>
+      </w:pPr>
+      <w:r>
+        <w:t>06. Make the idea visible in your project</w:t>
       </w:r>
     </w:p>
     <w:sectPr>
